--- a/backend/src/test/resources/golden-docs/contract_application_sample.docx
+++ b/backend/src/test/resources/golden-docs/contract_application_sample.docx
@@ -40,9 +40,7 @@
                 <w:tab w:val="left" w:pos="0" w:leader="none"/>
               </w:tabs>
               <w:spacing w:before="0" w:after="0"/>
-              <w:rPr>
-                <w:rFonts w:ascii="Liberation Sans" w:hAnsi="Liberation Sans"/>
-              </w:rPr>
+              <w:rPr/>
             </w:pPr>
             <w:r>
               <w:t>ДОГОВОР-ЗАЯВКА № 2026-05-15</w:t>
@@ -57,9 +55,7 @@
                 <w:tab w:val="left" w:pos="0" w:leader="none"/>
               </w:tabs>
               <w:spacing w:before="0" w:after="0"/>
-              <w:rPr>
-                <w:rFonts w:ascii="Liberation Sans" w:hAnsi="Liberation Sans"/>
-              </w:rPr>
+              <w:rPr/>
             </w:pPr>
             <w:r>
               <w:rPr>
@@ -80,9 +76,7 @@
                 <w:tab w:val="left" w:pos="0" w:leader="none"/>
               </w:tabs>
               <w:spacing w:before="0" w:after="0"/>
-              <w:rPr>
-                <w:rFonts w:ascii="Liberation Sans" w:hAnsi="Liberation Sans"/>
-              </w:rPr>
+              <w:rPr/>
             </w:pPr>
             <w:r>
               <w:t>от 15 мая 2026г.</w:t>
@@ -169,9 +163,7 @@
               <w:pStyle w:val="Normal"/>
               <w:widowControl w:val="false"/>
               <w:spacing w:before="0" w:after="0"/>
-              <w:rPr>
-                <w:rFonts w:ascii="Liberation Sans" w:hAnsi="Liberation Sans"/>
-              </w:rPr>
+              <w:rPr/>
             </w:pPr>
             <w:r>
               <w:rPr>
@@ -200,9 +192,7 @@
               <w:widowControl w:val="false"/>
               <w:spacing w:before="0" w:after="200"/>
               <w:jc w:val="center"/>
-              <w:rPr>
-                <w:rFonts w:ascii="Liberation Sans" w:hAnsi="Liberation Sans"/>
-              </w:rPr>
+              <w:rPr/>
             </w:pPr>
             <w:r>
               <w:t>ООО Ромашка</w:t>
@@ -246,9 +236,7 @@
               <w:pStyle w:val="Normal"/>
               <w:widowControl w:val="false"/>
               <w:spacing w:before="0" w:after="0"/>
-              <w:rPr>
-                <w:rFonts w:ascii="Liberation Sans" w:hAnsi="Liberation Sans"/>
-              </w:rPr>
+              <w:rPr/>
             </w:pPr>
             <w:r>
               <w:rPr>
@@ -278,9 +266,7 @@
               <w:snapToGrid w:val="false"/>
               <w:spacing w:lineRule="auto" w:line="240" w:before="0" w:after="200"/>
               <w:jc w:val="both"/>
-              <w:rPr>
-                <w:rFonts w:ascii="Liberation Sans" w:hAnsi="Liberation Sans"/>
-              </w:rPr>
+              <w:rPr/>
             </w:pPr>
             <w:r>
               <w:t>+7 812 000 00 00</w:t>
@@ -328,9 +314,7 @@
               <w:pStyle w:val="Normal"/>
               <w:widowControl w:val="false"/>
               <w:spacing w:before="0" w:after="0"/>
-              <w:rPr>
-                <w:rFonts w:ascii="Liberation Sans" w:hAnsi="Liberation Sans"/>
-              </w:rPr>
+              <w:rPr/>
             </w:pPr>
             <w:r>
               <w:rPr>
@@ -359,9 +343,7 @@
               <w:pStyle w:val="Normal"/>
               <w:widowControl w:val="false"/>
               <w:spacing w:before="0" w:after="0"/>
-              <w:rPr>
-                <w:rFonts w:ascii="Liberation Sans" w:hAnsi="Liberation Sans"/>
-              </w:rPr>
+              <w:rPr/>
             </w:pPr>
             <w:r>
               <w:t>Москва</w:t>
@@ -372,9 +354,7 @@
               <w:pStyle w:val="Normal"/>
               <w:widowControl w:val="false"/>
               <w:spacing w:before="0" w:after="0"/>
-              <w:rPr>
-                <w:rFonts w:ascii="Liberation Sans" w:hAnsi="Liberation Sans"/>
-              </w:rPr>
+              <w:rPr/>
             </w:pPr>
             <w:r>
               <w:t>Контакт Погрузки +7 900 123 45 67</w:t>
@@ -421,9 +401,7 @@
               <w:pStyle w:val="Normal"/>
               <w:widowControl w:val="false"/>
               <w:spacing w:before="0" w:after="0"/>
-              <w:rPr>
-                <w:rFonts w:ascii="Liberation Sans" w:hAnsi="Liberation Sans"/>
-              </w:rPr>
+              <w:rPr/>
             </w:pPr>
             <w:r>
               <w:rPr>
@@ -452,9 +430,7 @@
               <w:pStyle w:val="Normal"/>
               <w:widowControl w:val="false"/>
               <w:spacing w:before="0" w:after="0"/>
-              <w:rPr>
-                <w:rFonts w:ascii="Liberation Sans" w:hAnsi="Liberation Sans"/>
-              </w:rPr>
+              <w:rPr/>
             </w:pPr>
             <w:r>
               <w:t>Санкт-Петербург</w:t>
@@ -465,9 +441,7 @@
               <w:pStyle w:val="Normal"/>
               <w:widowControl w:val="false"/>
               <w:spacing w:before="0" w:after="0"/>
-              <w:rPr>
-                <w:rFonts w:ascii="Liberation Sans" w:hAnsi="Liberation Sans"/>
-              </w:rPr>
+              <w:rPr/>
             </w:pPr>
             <w:r>
               <w:t>Контакт Разгрузки +7 900 765 43 21</w:t>
@@ -516,9 +490,7 @@
               <w:pStyle w:val="Normal"/>
               <w:widowControl w:val="false"/>
               <w:spacing w:before="0" w:after="0"/>
-              <w:rPr>
-                <w:rFonts w:ascii="Liberation Sans" w:hAnsi="Liberation Sans"/>
-              </w:rPr>
+              <w:rPr/>
             </w:pPr>
             <w:r>
               <w:rPr>
@@ -556,9 +528,7 @@
               <w:pStyle w:val="Normal"/>
               <w:widowControl w:val="false"/>
               <w:spacing w:before="0" w:after="0"/>
-              <w:rPr>
-                <w:rFonts w:ascii="Liberation Sans" w:hAnsi="Liberation Sans"/>
-              </w:rPr>
+              <w:rPr/>
             </w:pPr>
             <w:r>
               <w:t xml:space="preserve"> 1 рейс</w:t>
@@ -583,9 +553,7 @@
               <w:pStyle w:val="Normal"/>
               <w:widowControl w:val="false"/>
               <w:spacing w:before="0" w:after="0"/>
-              <w:rPr>
-                <w:rFonts w:ascii="Liberation Sans" w:hAnsi="Liberation Sans"/>
-              </w:rPr>
+              <w:rPr/>
             </w:pPr>
             <w:r>
               <w:rPr>
@@ -601,9 +569,7 @@
               <w:pStyle w:val="Normal"/>
               <w:widowControl w:val="false"/>
               <w:spacing w:before="0" w:after="0"/>
-              <w:rPr>
-                <w:rFonts w:ascii="Liberation Sans" w:hAnsi="Liberation Sans"/>
-              </w:rPr>
+              <w:rPr/>
             </w:pPr>
             <w:r>
               <w:rPr>
@@ -632,9 +598,7 @@
               <w:pStyle w:val="Normal"/>
               <w:widowControl w:val="false"/>
               <w:spacing w:before="0" w:after="0"/>
-              <w:rPr>
-                <w:rFonts w:ascii="Liberation Sans" w:hAnsi="Liberation Sans"/>
-              </w:rPr>
+              <w:rPr/>
             </w:pPr>
             <w:r>
               <w:rPr>
@@ -665,9 +629,7 @@
               <w:pStyle w:val="Normal"/>
               <w:widowControl w:val="false"/>
               <w:spacing w:before="0" w:after="0"/>
-              <w:rPr>
-                <w:rFonts w:ascii="Liberation Sans" w:hAnsi="Liberation Sans"/>
-              </w:rPr>
+              <w:rPr/>
             </w:pPr>
             <w:r>
               <w:rPr>
@@ -683,9 +645,7 @@
               <w:pStyle w:val="Normal"/>
               <w:widowControl w:val="false"/>
               <w:spacing w:before="0" w:after="0"/>
-              <w:rPr>
-                <w:rFonts w:ascii="Liberation Sans" w:hAnsi="Liberation Sans"/>
-              </w:rPr>
+              <w:rPr/>
             </w:pPr>
             <w:r>
               <w:rPr>
@@ -714,9 +674,7 @@
               <w:pStyle w:val="Normal"/>
               <w:widowControl w:val="false"/>
               <w:spacing w:before="0" w:after="0"/>
-              <w:rPr>
-                <w:rFonts w:ascii="Liberation Sans" w:hAnsi="Liberation Sans"/>
-              </w:rPr>
+              <w:rPr/>
             </w:pPr>
             <w:r>
               <w:t>98500.00 руб. БЕЗ НДС</w:t>
@@ -801,9 +759,7 @@
               <w:pStyle w:val="Normal"/>
               <w:widowControl w:val="false"/>
               <w:spacing w:before="0" w:after="0"/>
-              <w:rPr>
-                <w:rFonts w:ascii="Liberation Sans" w:hAnsi="Liberation Sans"/>
-              </w:rPr>
+              <w:rPr/>
             </w:pPr>
             <w:r>
               <w:rPr>
@@ -831,9 +787,7 @@
               <w:pStyle w:val="Normal"/>
               <w:widowControl w:val="false"/>
               <w:spacing w:before="0" w:after="0"/>
-              <w:rPr>
-                <w:rFonts w:ascii="Liberation Sans" w:hAnsi="Liberation Sans"/>
-              </w:rPr>
+              <w:rPr/>
             </w:pPr>
             <w:r>
               <w:t>Volvo FH</w:t>
@@ -879,9 +833,7 @@
               <w:pStyle w:val="Normal"/>
               <w:widowControl w:val="false"/>
               <w:spacing w:before="0" w:after="0"/>
-              <w:rPr>
-                <w:rFonts w:ascii="Liberation Sans" w:hAnsi="Liberation Sans"/>
-              </w:rPr>
+              <w:rPr/>
             </w:pPr>
             <w:r>
               <w:rPr>
@@ -910,9 +862,7 @@
               <w:pStyle w:val="Normal"/>
               <w:widowControl w:val="false"/>
               <w:spacing w:before="0" w:after="0"/>
-              <w:rPr>
-                <w:rFonts w:ascii="Liberation Sans" w:hAnsi="Liberation Sans"/>
-              </w:rPr>
+              <w:rPr/>
             </w:pPr>
             <w:r>
               <w:t>А123ВС178</w:t>
@@ -959,9 +909,7 @@
               <w:pStyle w:val="Normal"/>
               <w:widowControl w:val="false"/>
               <w:spacing w:before="0" w:after="0"/>
-              <w:rPr>
-                <w:rFonts w:ascii="Liberation Sans" w:hAnsi="Liberation Sans"/>
-              </w:rPr>
+              <w:rPr/>
             </w:pPr>
             <w:r>
               <w:rPr>
@@ -989,9 +937,7 @@
               <w:pStyle w:val="Normal"/>
               <w:widowControl w:val="false"/>
               <w:spacing w:before="0" w:after="0"/>
-              <w:rPr>
-                <w:rFonts w:ascii="Liberation Sans" w:hAnsi="Liberation Sans"/>
-              </w:rPr>
+              <w:rPr/>
             </w:pPr>
             <w:r>
               <w:t>Иванов Иван Иванович</w:t>
@@ -1035,9 +981,7 @@
               <w:pStyle w:val="Normal"/>
               <w:widowControl w:val="false"/>
               <w:spacing w:lineRule="auto" w:line="240" w:before="0" w:after="0"/>
-              <w:rPr>
-                <w:rFonts w:ascii="Liberation Sans" w:hAnsi="Liberation Sans"/>
-              </w:rPr>
+              <w:rPr/>
             </w:pPr>
             <w:r>
               <w:rPr>
@@ -1065,9 +1009,7 @@
               <w:pStyle w:val="Normal"/>
               <w:widowControl w:val="false"/>
               <w:spacing w:before="0" w:after="0"/>
-              <w:rPr>
-                <w:rFonts w:ascii="Liberation Sans" w:hAnsi="Liberation Sans"/>
-              </w:rPr>
+              <w:rPr/>
             </w:pPr>
             <w:r>
               <w:t>+7 900 222 33 44</w:t>
@@ -1100,9 +1042,7 @@
       <w:pPr>
         <w:pStyle w:val="Normal"/>
         <w:spacing w:before="0" w:after="0"/>
-        <w:rPr>
-          <w:rFonts w:ascii="Liberation Sans" w:hAnsi="Liberation Sans"/>
-        </w:rPr>
+        <w:rPr/>
       </w:pPr>
       <w:r>
         <w:rPr>
@@ -1117,9 +1057,7 @@
       <w:pPr>
         <w:pStyle w:val="Normal"/>
         <w:spacing w:before="0" w:after="0"/>
-        <w:rPr>
-          <w:rFonts w:ascii="Liberation Sans" w:hAnsi="Liberation Sans"/>
-        </w:rPr>
+        <w:rPr/>
       </w:pPr>
       <w:r>
         <w:rPr>
@@ -1134,9 +1072,7 @@
       <w:pPr>
         <w:pStyle w:val="Normal"/>
         <w:spacing w:before="0" w:after="0"/>
-        <w:rPr>
-          <w:rFonts w:ascii="Liberation Sans" w:hAnsi="Liberation Sans"/>
-        </w:rPr>
+        <w:rPr/>
       </w:pPr>
       <w:r>
         <w:rPr>
@@ -1151,9 +1087,7 @@
       <w:pPr>
         <w:pStyle w:val="Normal"/>
         <w:spacing w:before="0" w:after="0"/>
-        <w:rPr>
-          <w:rFonts w:ascii="Liberation Sans" w:hAnsi="Liberation Sans"/>
-        </w:rPr>
+        <w:rPr/>
       </w:pPr>
       <w:r>
         <w:rPr>
@@ -1168,9 +1102,7 @@
       <w:pPr>
         <w:pStyle w:val="Normal"/>
         <w:spacing w:before="0" w:after="0"/>
-        <w:rPr>
-          <w:rFonts w:ascii="Liberation Sans" w:hAnsi="Liberation Sans"/>
-        </w:rPr>
+        <w:rPr/>
       </w:pPr>
       <w:r>
         <w:rPr>
@@ -1221,9 +1153,7 @@
         <w:pStyle w:val="Style18"/>
         <w:bidi w:val="0"/>
         <w:jc w:val="left"/>
-        <w:rPr>
-          <w:rFonts w:ascii="Liberation Sans" w:hAnsi="Liberation Sans"/>
-        </w:rPr>
+        <w:rPr/>
       </w:pPr>
       <w:r>
         <w:rPr>
@@ -1308,9 +1238,7 @@
               <w:pStyle w:val="Normal"/>
               <w:widowControl w:val="false"/>
               <w:spacing w:lineRule="auto" w:line="240"/>
-              <w:rPr>
-                <w:rFonts w:ascii="Liberation Sans" w:hAnsi="Liberation Sans"/>
-              </w:rPr>
+              <w:rPr/>
             </w:pPr>
             <w:r>
               <w:t>ИП Петров Петр Петрович, ИНН 000000000000, БИК 044525225, р/с 40702810000000000001, к/с 30101810400000000225, г. Москва, ул. Ленина, 1</w:t>
@@ -1398,80 +1326,10 @@
               <w:pStyle w:val="Style22"/>
               <w:widowControl w:val="false"/>
               <w:jc w:val="left"/>
-              <w:rPr>
-                <w:rFonts w:ascii="Liberation Sans" w:hAnsi="Liberation Sans"/>
-              </w:rPr>
+              <w:rPr/>
             </w:pPr>
             <w:r>
               <w:t>ООО Ромашка, ИНН 7701234567, +7 812 000 00 00, Банк клиента, г. Москва, ул. Ленина, 1</w:t>
-            </w:r>
-          </w:p>
-        </w:tc>
-      </w:tr>
-      <w:tr>
-        <w:trPr/>
-        <w:tc>
-          <w:tcPr>
-            <w:tcW w:w="5494" w:type="dxa"/>
-            <w:tcBorders/>
-            <w:tcMar>
-              <w:left w:w="0" w:type="dxa"/>
-              <w:right w:w="0" w:type="dxa"/>
-            </w:tcMar>
-          </w:tcPr>
-          <w:p>
-            <w:pPr>
-              <w:pStyle w:val="Style18"/>
-              <w:widowControl w:val="false"/>
-              <w:bidi w:val="0"/>
-              <w:snapToGrid w:val="false"/>
-              <w:jc w:val="left"/>
-              <w:rPr>
-                <w:rFonts w:ascii="Liberation Sans" w:hAnsi="Liberation Sans" w:cs="Arial"/>
-                <w:b/>
-                <w:sz w:val="16"/>
-                <w:szCs w:val="16"/>
-              </w:rPr>
-            </w:pPr>
-            <w:r>
-              <w:rPr>
-                <w:rFonts w:cs="Arial" w:ascii="Liberation Sans" w:hAnsi="Liberation Sans"/>
-                <w:b/>
-                <w:sz w:val="16"/>
-                <w:szCs w:val="16"/>
-              </w:rPr>
-            </w:r>
-          </w:p>
-        </w:tc>
-        <w:tc>
-          <w:tcPr>
-            <w:tcW w:w="5493" w:type="dxa"/>
-            <w:tcBorders/>
-            <w:tcMar>
-              <w:left w:w="0" w:type="dxa"/>
-              <w:right w:w="0" w:type="dxa"/>
-            </w:tcMar>
-          </w:tcPr>
-          <w:p>
-            <w:pPr>
-              <w:pStyle w:val="Normal"/>
-              <w:widowControl w:val="false"/>
-              <w:snapToGrid w:val="false"/>
-              <w:spacing w:before="0" w:after="200"/>
-              <w:rPr>
-                <w:rFonts w:ascii="Liberation Sans" w:hAnsi="Liberation Sans" w:cs="Arial"/>
-                <w:b/>
-                <w:sz w:val="20"/>
-                <w:szCs w:val="20"/>
-              </w:rPr>
-            </w:pPr>
-            <w:r>
-              <w:rPr>
-                <w:rFonts w:cs="Arial" w:ascii="Liberation Sans" w:hAnsi="Liberation Sans"/>
-                <w:b/>
-                <w:sz w:val="20"/>
-                <w:szCs w:val="20"/>
-              </w:rPr>
             </w:r>
           </w:p>
         </w:tc>
@@ -1482,72 +1340,8 @@
         <w:pStyle w:val="Style18"/>
         <w:bidi w:val="0"/>
         <w:jc w:val="left"/>
-        <w:rPr>
-          <w:rFonts w:ascii="Liberation Sans" w:hAnsi="Liberation Sans"/>
-        </w:rPr>
+        <w:rPr/>
       </w:pPr>
-      <w:r>
-        <mc:AlternateContent>
-          <mc:Choice Requires="wps">
-            <w:drawing>
-              <wp:anchor behindDoc="1" distT="5080" distB="5080" distL="5715" distR="4445" simplePos="0" locked="0" layoutInCell="1" allowOverlap="1" relativeHeight="2">
-                <wp:simplePos x="0" y="0"/>
-                <wp:positionH relativeFrom="column">
-                  <wp:posOffset>316230</wp:posOffset>
-                </wp:positionH>
-                <wp:positionV relativeFrom="paragraph">
-                  <wp:posOffset>115570</wp:posOffset>
-                </wp:positionV>
-                <wp:extent cx="6263005" cy="233680"/>
-                <wp:effectExtent l="5715" t="5080" r="4445" b="5080"/>
-                <wp:wrapNone/>
-                <wp:docPr id="1" name="Изображение1"/>
-                <a:graphic xmlns:a="http://schemas.openxmlformats.org/drawingml/2006/main">
-                  <a:graphicData uri="http://schemas.microsoft.com/office/word/2010/wordprocessingShape">
-                    <wps:wsp>
-                      <wps:cNvSpPr/>
-                      <wps:spPr>
-                        <a:xfrm>
-                          <a:off x="0" y="0"/>
-                          <a:ext cx="6262920" cy="233640"/>
-                        </a:xfrm>
-                        <a:prstGeom prst="rect">
-                          <a:avLst/>
-                        </a:prstGeom>
-                        <a:solidFill>
-                          <a:srgbClr val="ffffff"/>
-                        </a:solidFill>
-                        <a:ln cap="sq" w="9360">
-                          <a:solidFill>
-                            <a:srgbClr val="ffffff"/>
-                          </a:solidFill>
-                          <a:miter/>
-                        </a:ln>
-                      </wps:spPr>
-                      <wps:style>
-                        <a:lnRef idx="0"/>
-                        <a:fillRef idx="0"/>
-                        <a:effectRef idx="0"/>
-                        <a:fontRef idx="minor"/>
-                      </wps:style>
-                      <wps:bodyPr/>
-                    </wps:wsp>
-                  </a:graphicData>
-                </a:graphic>
-              </wp:anchor>
-            </w:drawing>
-          </mc:Choice>
-          <mc:Fallback>
-            <w:pict>
-              <v:rect id="shape_0" ID="Изображение1" path="m0,0l-2147483645,0l-2147483645,-2147483646l0,-2147483646xe" fillcolor="white" stroked="t" o:allowincell="f" style="position:absolute;margin-left:24.9pt;margin-top:9.1pt;width:493.1pt;height:18.35pt;mso-wrap-style:none;v-text-anchor:middle">
-                <v:fill o:detectmouseclick="t" type="solid" color2="black"/>
-                <v:stroke color="white" weight="9360" joinstyle="miter" endcap="square"/>
-                <w10:wrap type="none"/>
-              </v:rect>
-            </w:pict>
-          </mc:Fallback>
-        </mc:AlternateContent>
-      </w:r>
       <w:r>
         <w:rPr>
           <w:rFonts w:cs="Arial" w:ascii="Liberation Sans" w:hAnsi="Liberation Sans"/>
@@ -1562,273 +1356,430 @@
         <w:tab/>
       </w:r>
     </w:p>
+    <w:tbl>
+      <w:tblPr>
+        <w:tblW w:w="5000" w:type="pct"/>
+        <w:jc w:val="left"/>
+        <w:tblInd w:w="55" w:type="dxa"/>
+        <w:tblLayout w:type="fixed"/>
+        <w:tblCellMar>
+          <w:top w:w="55" w:type="dxa"/>
+          <w:left w:w="55" w:type="dxa"/>
+          <w:bottom w:w="55" w:type="dxa"/>
+          <w:right w:w="55" w:type="dxa"/>
+        </w:tblCellMar>
+      </w:tblPr>
+      <w:tblGrid>
+        <w:gridCol w:w="2306"/>
+        <w:gridCol w:w="544"/>
+        <w:gridCol w:w="1706"/>
+        <w:gridCol w:w="843"/>
+        <w:gridCol w:w="2344"/>
+        <w:gridCol w:w="591"/>
+        <w:gridCol w:w="1622"/>
+        <w:gridCol w:w="815"/>
+      </w:tblGrid>
+      <w:tr>
+        <w:trPr/>
+        <w:tc>
+          <w:tcPr>
+            <w:tcW w:w="4556" w:type="dxa"/>
+            <w:gridSpan w:val="3"/>
+            <w:tcBorders/>
+          </w:tcPr>
+          <w:p>
+            <w:pPr>
+              <w:pStyle w:val="Normal"/>
+              <w:spacing w:before="0" w:after="0"/>
+              <w:ind w:hanging="0" w:left="0" w:right="0"/>
+              <w:jc w:val="center"/>
+              <w:rPr/>
+            </w:pPr>
+            <w:r>
+              <w:rPr>
+                <w:rFonts w:cs="Arial" w:ascii="Liberation Sans" w:hAnsi="Liberation Sans"/>
+                <w:sz w:val="20"/>
+                <w:szCs w:val="20"/>
+              </w:rPr>
+              <w:t>ИСПОЛНИТЕЛЬ:</w:t>
+            </w:r>
+          </w:p>
+        </w:tc>
+        <w:tc>
+          <w:tcPr>
+            <w:tcW w:w="843" w:type="dxa"/>
+            <w:tcBorders/>
+          </w:tcPr>
+          <w:p>
+            <w:pPr>
+              <w:pStyle w:val="Normal"/>
+              <w:spacing w:before="0" w:after="0"/>
+              <w:ind w:hanging="0" w:left="0" w:right="0"/>
+              <w:rPr/>
+            </w:pPr>
+            <w:r>
+              <w:rPr/>
+            </w:r>
+          </w:p>
+        </w:tc>
+        <w:tc>
+          <w:tcPr>
+            <w:tcW w:w="4557" w:type="dxa"/>
+            <w:gridSpan w:val="3"/>
+            <w:tcBorders/>
+          </w:tcPr>
+          <w:p>
+            <w:pPr>
+              <w:pStyle w:val="Normal"/>
+              <w:spacing w:before="0" w:after="0"/>
+              <w:ind w:hanging="0" w:left="0" w:right="0"/>
+              <w:jc w:val="center"/>
+              <w:rPr/>
+            </w:pPr>
+            <w:r>
+              <w:rPr>
+                <w:rFonts w:cs="Arial" w:ascii="Liberation Sans" w:hAnsi="Liberation Sans"/>
+                <w:sz w:val="20"/>
+                <w:szCs w:val="20"/>
+              </w:rPr>
+              <w:t>ЗАКАЗЧИК:</w:t>
+            </w:r>
+          </w:p>
+        </w:tc>
+        <w:tc>
+          <w:tcPr>
+            <w:tcW w:w="815" w:type="dxa"/>
+            <w:tcBorders/>
+          </w:tcPr>
+          <w:p>
+            <w:pPr>
+              <w:pStyle w:val="Normal"/>
+              <w:spacing w:before="0" w:after="0"/>
+              <w:ind w:hanging="0" w:left="0" w:right="0"/>
+              <w:rPr/>
+            </w:pPr>
+            <w:r>
+              <w:rPr/>
+            </w:r>
+          </w:p>
+        </w:tc>
+      </w:tr>
+      <w:tr>
+        <w:trPr/>
+        <w:tc>
+          <w:tcPr>
+            <w:tcW w:w="2306" w:type="dxa"/>
+            <w:tcBorders/>
+          </w:tcPr>
+          <w:p>
+            <w:pPr>
+              <w:pStyle w:val="Normal"/>
+              <w:spacing w:before="0" w:after="0"/>
+              <w:jc w:val="right"/>
+              <w:rPr/>
+            </w:pPr>
+            <w:r>
+              <w:rPr>
+                <w:rFonts w:cs="Arial" w:ascii="Liberation Sans" w:hAnsi="Liberation Sans"/>
+                <w:b w:val="false"/>
+                <w:bCs w:val="false"/>
+                <w:sz w:val="20"/>
+                <w:szCs w:val="20"/>
+                <w:u w:val="none"/>
+                <w:lang w:val="en-US"/>
+              </w:rPr>
+              <w:t>__________________</w:t>
+            </w:r>
+            <w:r>
+              <w:rPr>
+                <w:rFonts w:cs="Arial" w:ascii="Liberation Sans" w:hAnsi="Liberation Sans"/>
+                <w:b w:val="false"/>
+                <w:bCs w:val="false"/>
+                <w:sz w:val="20"/>
+                <w:szCs w:val="20"/>
+                <w:u w:val="none"/>
+              </w:rPr>
+              <w:t xml:space="preserve"> </w:t>
+            </w:r>
+            <w:r>
+              <w:rPr>
+                <w:rFonts w:cs="Arial" w:ascii="Liberation Sans" w:hAnsi="Liberation Sans"/>
+                <w:b/>
+                <w:sz w:val="20"/>
+                <w:szCs w:val="20"/>
+                <w:u w:val="none"/>
+              </w:rPr>
+              <w:t>/</w:t>
+            </w:r>
+          </w:p>
+        </w:tc>
+        <w:tc>
+          <w:tcPr>
+            <w:tcW w:w="3093" w:type="dxa"/>
+            <w:gridSpan w:val="3"/>
+            <w:tcBorders/>
+          </w:tcPr>
+          <w:p>
+            <w:pPr>
+              <w:pStyle w:val="Normal"/>
+              <w:spacing w:before="0" w:after="0"/>
+              <w:rPr/>
+            </w:pPr>
+            <w:r>
+              <w:rPr>
+                <w:rFonts w:cs="Arial" w:ascii="Liberation Sans" w:hAnsi="Liberation Sans"/>
+                <w:b w:val="false"/>
+                <w:bCs w:val="false"/>
+                <w:sz w:val="20"/>
+                <w:szCs w:val="20"/>
+                <w:u w:val="none"/>
+                <w:lang w:val="en-US"/>
+              </w:rPr>
+              <w:t xml:space="preserve">__________________ </w:t>
+            </w:r>
+            <w:r>
+              <w:rPr>
+                <w:rFonts w:cs="Arial" w:ascii="Liberation Sans" w:hAnsi="Liberation Sans"/>
+                <w:b/>
+                <w:sz w:val="20"/>
+                <w:szCs w:val="20"/>
+                <w:u w:val="none"/>
+              </w:rPr>
+              <w:t>/</w:t>
+            </w:r>
+          </w:p>
+        </w:tc>
+        <w:tc>
+          <w:tcPr>
+            <w:tcW w:w="2344" w:type="dxa"/>
+            <w:tcBorders/>
+          </w:tcPr>
+          <w:p>
+            <w:pPr>
+              <w:pStyle w:val="Normal"/>
+              <w:spacing w:before="0" w:after="0"/>
+              <w:jc w:val="right"/>
+              <w:rPr/>
+            </w:pPr>
+            <w:r>
+              <w:rPr>
+                <w:rFonts w:cs="Arial" w:ascii="Liberation Sans" w:hAnsi="Liberation Sans"/>
+                <w:b w:val="false"/>
+                <w:bCs w:val="false"/>
+                <w:sz w:val="20"/>
+                <w:szCs w:val="20"/>
+                <w:u w:val="none"/>
+                <w:lang w:val="en-US"/>
+              </w:rPr>
+              <w:t>__________________</w:t>
+            </w:r>
+            <w:r>
+              <w:rPr>
+                <w:rFonts w:cs="Arial" w:ascii="Liberation Sans" w:hAnsi="Liberation Sans"/>
+                <w:b w:val="false"/>
+                <w:bCs w:val="false"/>
+                <w:sz w:val="20"/>
+                <w:szCs w:val="20"/>
+                <w:u w:val="none"/>
+              </w:rPr>
+              <w:t xml:space="preserve"> </w:t>
+            </w:r>
+            <w:r>
+              <w:rPr>
+                <w:rFonts w:cs="Arial" w:ascii="Liberation Sans" w:hAnsi="Liberation Sans"/>
+                <w:b/>
+                <w:sz w:val="20"/>
+                <w:szCs w:val="20"/>
+                <w:u w:val="none"/>
+              </w:rPr>
+              <w:t>/</w:t>
+            </w:r>
+          </w:p>
+        </w:tc>
+        <w:tc>
+          <w:tcPr>
+            <w:tcW w:w="3028" w:type="dxa"/>
+            <w:gridSpan w:val="3"/>
+            <w:tcBorders/>
+          </w:tcPr>
+          <w:p>
+            <w:pPr>
+              <w:pStyle w:val="Normal"/>
+              <w:spacing w:before="0" w:after="0"/>
+              <w:rPr/>
+            </w:pPr>
+            <w:r>
+              <w:rPr>
+                <w:rFonts w:cs="Arial" w:ascii="Liberation Sans" w:hAnsi="Liberation Sans"/>
+                <w:b w:val="false"/>
+                <w:bCs w:val="false"/>
+                <w:sz w:val="20"/>
+                <w:szCs w:val="20"/>
+                <w:u w:val="none"/>
+                <w:lang w:val="en-US"/>
+              </w:rPr>
+              <w:t xml:space="preserve">__________________ </w:t>
+            </w:r>
+            <w:r>
+              <w:rPr>
+                <w:rFonts w:cs="Arial" w:ascii="Liberation Sans" w:hAnsi="Liberation Sans"/>
+                <w:b/>
+                <w:sz w:val="20"/>
+                <w:szCs w:val="20"/>
+                <w:u w:val="none"/>
+              </w:rPr>
+              <w:t>/</w:t>
+            </w:r>
+          </w:p>
+        </w:tc>
+      </w:tr>
+      <w:tr>
+        <w:trPr/>
+        <w:tc>
+          <w:tcPr>
+            <w:tcW w:w="2306" w:type="dxa"/>
+            <w:tcBorders/>
+          </w:tcPr>
+          <w:p>
+            <w:pPr>
+              <w:pStyle w:val="Normal"/>
+              <w:spacing w:before="0" w:after="200"/>
+              <w:rPr>
+                <w:rFonts w:ascii="Liberation Sans" w:hAnsi="Liberation Sans" w:cs="Arial"/>
+                <w:b/>
+                <w:sz w:val="20"/>
+                <w:szCs w:val="20"/>
+                <w:u w:val="none"/>
+              </w:rPr>
+            </w:pPr>
+            <w:r>
+              <w:rPr/>
+            </w:r>
+          </w:p>
+        </w:tc>
+        <w:tc>
+          <w:tcPr>
+            <w:tcW w:w="544" w:type="dxa"/>
+            <w:tcBorders/>
+          </w:tcPr>
+          <w:p>
+            <w:pPr>
+              <w:pStyle w:val="Normal"/>
+              <w:spacing w:before="0" w:after="200"/>
+              <w:rPr>
+                <w:rFonts w:ascii="Liberation Sans" w:hAnsi="Liberation Sans" w:cs="Arial"/>
+                <w:sz w:val="20"/>
+                <w:szCs w:val="20"/>
+              </w:rPr>
+            </w:pPr>
+            <w:r>
+              <w:rPr>
+                <w:rFonts w:cs="Arial" w:ascii="Liberation Sans" w:hAnsi="Liberation Sans"/>
+                <w:sz w:val="20"/>
+                <w:szCs w:val="20"/>
+              </w:rPr>
+            </w:r>
+          </w:p>
+        </w:tc>
+        <w:tc>
+          <w:tcPr>
+            <w:tcW w:w="2549" w:type="dxa"/>
+            <w:gridSpan w:val="2"/>
+            <w:tcBorders/>
+          </w:tcPr>
+          <w:p>
+            <w:pPr>
+              <w:pStyle w:val="Normal"/>
+              <w:spacing w:before="0" w:after="200"/>
+              <w:rPr>
+                <w:rFonts w:ascii="Liberation Sans" w:hAnsi="Liberation Sans" w:cs="Arial"/>
+                <w:sz w:val="20"/>
+                <w:szCs w:val="20"/>
+              </w:rPr>
+            </w:pPr>
+            <w:r>
+              <w:rPr>
+                <w:rFonts w:cs="Arial" w:ascii="Liberation Sans" w:hAnsi="Liberation Sans"/>
+                <w:sz w:val="20"/>
+                <w:szCs w:val="20"/>
+              </w:rPr>
+              <w:t>М.П.</w:t>
+            </w:r>
+          </w:p>
+        </w:tc>
+        <w:tc>
+          <w:tcPr>
+            <w:tcW w:w="2344" w:type="dxa"/>
+            <w:tcBorders/>
+          </w:tcPr>
+          <w:p>
+            <w:pPr>
+              <w:pStyle w:val="Normal"/>
+              <w:spacing w:before="0" w:after="200"/>
+              <w:rPr>
+                <w:rFonts w:ascii="Liberation Sans" w:hAnsi="Liberation Sans" w:cs="Arial"/>
+                <w:b/>
+                <w:sz w:val="20"/>
+                <w:szCs w:val="20"/>
+              </w:rPr>
+            </w:pPr>
+            <w:r>
+              <w:rPr>
+                <w:rFonts w:cs="Arial" w:ascii="Liberation Sans" w:hAnsi="Liberation Sans"/>
+                <w:b/>
+                <w:sz w:val="20"/>
+                <w:szCs w:val="20"/>
+              </w:rPr>
+            </w:r>
+          </w:p>
+        </w:tc>
+        <w:tc>
+          <w:tcPr>
+            <w:tcW w:w="591" w:type="dxa"/>
+            <w:tcBorders/>
+          </w:tcPr>
+          <w:p>
+            <w:pPr>
+              <w:pStyle w:val="Normal"/>
+              <w:spacing w:before="0" w:after="200"/>
+              <w:rPr>
+                <w:u w:val="none"/>
+              </w:rPr>
+            </w:pPr>
+            <w:r>
+              <w:rPr>
+                <w:u w:val="none"/>
+              </w:rPr>
+            </w:r>
+          </w:p>
+        </w:tc>
+        <w:tc>
+          <w:tcPr>
+            <w:tcW w:w="2437" w:type="dxa"/>
+            <w:gridSpan w:val="2"/>
+            <w:tcBorders/>
+          </w:tcPr>
+          <w:p>
+            <w:pPr>
+              <w:pStyle w:val="Normal"/>
+              <w:spacing w:before="0" w:after="200"/>
+              <w:rPr/>
+            </w:pPr>
+            <w:r>
+              <w:rPr/>
+              <w:t>М.П.</w:t>
+            </w:r>
+          </w:p>
+        </w:tc>
+      </w:tr>
+    </w:tbl>
     <w:p>
       <w:pPr>
         <w:pStyle w:val="Normal"/>
-        <w:spacing w:before="0" w:after="0"/>
-        <w:ind w:firstLine="708" w:left="0" w:right="0"/>
-        <w:rPr>
-          <w:rFonts w:ascii="Liberation Sans" w:hAnsi="Liberation Sans"/>
-        </w:rPr>
-      </w:pPr>
-      <w:r>
-        <w:rPr>
-          <w:rFonts w:cs="Arial" w:ascii="Liberation Sans" w:hAnsi="Liberation Sans"/>
-          <w:sz w:val="20"/>
-          <w:szCs w:val="20"/>
-        </w:rPr>
-        <w:t>ИСПОЛНИТЕЛЬ:</w:t>
-        <w:tab/>
-        <w:tab/>
-        <w:tab/>
-        <w:tab/>
-        <w:tab/>
-        <w:tab/>
-        <w:tab/>
-        <w:t>ЗАКАЗЧИК:</w:t>
-      </w:r>
-    </w:p>
-    <w:p>
-      <w:pPr>
-        <w:pStyle w:val="Normal"/>
-        <w:spacing w:before="0" w:after="0"/>
-        <w:rPr>
-          <w:rFonts w:ascii="Liberation Sans" w:hAnsi="Liberation Sans"/>
-        </w:rPr>
-      </w:pPr>
-      <w:r>
-        <mc:AlternateContent>
-          <mc:Choice Requires="wps">
-            <w:drawing>
-              <wp:anchor behindDoc="0" distT="5715" distB="4445" distL="5715" distR="4445" simplePos="0" locked="0" layoutInCell="1" allowOverlap="1" relativeHeight="3">
-                <wp:simplePos x="0" y="0"/>
-                <wp:positionH relativeFrom="column">
-                  <wp:posOffset>40005</wp:posOffset>
-                </wp:positionH>
-                <wp:positionV relativeFrom="paragraph">
-                  <wp:posOffset>1400810</wp:posOffset>
-                </wp:positionV>
-                <wp:extent cx="6739255" cy="281305"/>
-                <wp:effectExtent l="5715" t="5715" r="4445" b="4445"/>
-                <wp:wrapNone/>
-                <wp:docPr id="2" name="Изображение2"/>
-                <a:graphic xmlns:a="http://schemas.openxmlformats.org/drawingml/2006/main">
-                  <a:graphicData uri="http://schemas.microsoft.com/office/word/2010/wordprocessingShape">
-                    <wps:wsp>
-                      <wps:cNvSpPr/>
-                      <wps:spPr>
-                        <a:xfrm>
-                          <a:off x="0" y="0"/>
-                          <a:ext cx="6739200" cy="281160"/>
-                        </a:xfrm>
-                        <a:prstGeom prst="rect">
-                          <a:avLst/>
-                        </a:prstGeom>
-                        <a:solidFill>
-                          <a:srgbClr val="ffffff"/>
-                        </a:solidFill>
-                        <a:ln cap="sq" w="9360">
-                          <a:solidFill>
-                            <a:srgbClr val="ffffff"/>
-                          </a:solidFill>
-                          <a:miter/>
-                        </a:ln>
-                      </wps:spPr>
-                      <wps:style>
-                        <a:lnRef idx="0"/>
-                        <a:fillRef idx="0"/>
-                        <a:effectRef idx="0"/>
-                        <a:fontRef idx="minor"/>
-                      </wps:style>
-                      <wps:bodyPr/>
-                    </wps:wsp>
-                  </a:graphicData>
-                </a:graphic>
-              </wp:anchor>
-            </w:drawing>
-          </mc:Choice>
-          <mc:Fallback>
-            <w:pict>
-              <v:rect id="shape_0" ID="Изображение2" path="m0,0l-2147483645,0l-2147483645,-2147483646l0,-2147483646xe" fillcolor="white" stroked="t" o:allowincell="f" style="position:absolute;margin-left:3.15pt;margin-top:110.3pt;width:530.6pt;height:22.1pt;mso-wrap-style:none;v-text-anchor:middle">
-                <v:fill o:detectmouseclick="t" type="solid" color2="black"/>
-                <v:stroke color="white" weight="9360" joinstyle="miter" endcap="square"/>
-                <w10:wrap type="none"/>
-              </v:rect>
-            </w:pict>
-          </mc:Fallback>
-        </mc:AlternateContent>
-        <mc:AlternateContent>
-          <mc:Choice Requires="wps">
-            <w:drawing>
-              <wp:anchor behindDoc="0" distT="5080" distB="5080" distL="5715" distR="4445" simplePos="0" locked="0" layoutInCell="1" allowOverlap="1" relativeHeight="4">
-                <wp:simplePos x="0" y="0"/>
-                <wp:positionH relativeFrom="column">
-                  <wp:posOffset>144780</wp:posOffset>
-                </wp:positionH>
-                <wp:positionV relativeFrom="paragraph">
-                  <wp:posOffset>636270</wp:posOffset>
-                </wp:positionV>
-                <wp:extent cx="6853555" cy="405130"/>
-                <wp:effectExtent l="5715" t="5080" r="4445" b="5080"/>
-                <wp:wrapNone/>
-                <wp:docPr id="3" name="Изображение3"/>
-                <a:graphic xmlns:a="http://schemas.openxmlformats.org/drawingml/2006/main">
-                  <a:graphicData uri="http://schemas.microsoft.com/office/word/2010/wordprocessingShape">
-                    <wps:wsp>
-                      <wps:cNvSpPr/>
-                      <wps:spPr>
-                        <a:xfrm>
-                          <a:off x="0" y="0"/>
-                          <a:ext cx="6853680" cy="405000"/>
-                        </a:xfrm>
-                        <a:prstGeom prst="rect">
-                          <a:avLst/>
-                        </a:prstGeom>
-                        <a:solidFill>
-                          <a:srgbClr val="ffffff"/>
-                        </a:solidFill>
-                        <a:ln cap="sq" w="9360">
-                          <a:solidFill>
-                            <a:srgbClr val="ffffff"/>
-                          </a:solidFill>
-                          <a:miter/>
-                        </a:ln>
-                      </wps:spPr>
-                      <wps:style>
-                        <a:lnRef idx="0"/>
-                        <a:fillRef idx="0"/>
-                        <a:effectRef idx="0"/>
-                        <a:fontRef idx="minor"/>
-                      </wps:style>
-                      <wps:bodyPr/>
-                    </wps:wsp>
-                  </a:graphicData>
-                </a:graphic>
-              </wp:anchor>
-            </w:drawing>
-          </mc:Choice>
-          <mc:Fallback>
-            <w:pict>
-              <v:rect id="shape_0" ID="Изображение3" path="m0,0l-2147483645,0l-2147483645,-2147483646l0,-2147483646xe" fillcolor="white" stroked="t" o:allowincell="f" style="position:absolute;margin-left:11.4pt;margin-top:50.1pt;width:539.6pt;height:31.85pt;mso-wrap-style:none;v-text-anchor:middle">
-                <v:fill o:detectmouseclick="t" type="solid" color2="black"/>
-                <v:stroke color="white" weight="9360" joinstyle="miter" endcap="square"/>
-                <w10:wrap type="none"/>
-              </v:rect>
-            </w:pict>
-          </mc:Fallback>
-        </mc:AlternateContent>
-      </w:r>
-      <w:r>
-        <w:rPr>
-          <w:rFonts w:cs="Arial" w:ascii="Liberation Sans" w:hAnsi="Liberation Sans"/>
-          <w:b/>
-          <w:sz w:val="20"/>
-          <w:szCs w:val="20"/>
-          <w:u w:val="single"/>
-        </w:rPr>
-        <w:tab/>
-        <w:tab/>
-        <w:tab/>
-      </w:r>
-      <w:r>
-        <w:rPr>
-          <w:rFonts w:cs="Arial" w:ascii="Liberation Sans" w:hAnsi="Liberation Sans"/>
-          <w:b/>
-          <w:sz w:val="20"/>
-          <w:szCs w:val="20"/>
-        </w:rPr>
-        <w:t xml:space="preserve"> </w:t>
-      </w:r>
-      <w:r>
-        <w:rPr>
-          <w:rFonts w:cs="Arial" w:ascii="Liberation Sans" w:hAnsi="Liberation Sans"/>
-          <w:b/>
-          <w:sz w:val="20"/>
-          <w:szCs w:val="20"/>
-          <w:u w:val="single"/>
-        </w:rPr>
-        <w:t>/                                /</w:t>
-      </w:r>
-      <w:r>
-        <w:rPr>
-          <w:rFonts w:cs="Arial" w:ascii="Liberation Sans" w:hAnsi="Liberation Sans"/>
-          <w:b/>
-          <w:sz w:val="20"/>
-          <w:szCs w:val="20"/>
-        </w:rPr>
-        <w:tab/>
-        <w:tab/>
-        <w:t xml:space="preserve">           </w:t>
-        <w:tab/>
-        <w:tab/>
-        <w:t xml:space="preserve">    </w:t>
-      </w:r>
-      <w:r>
-        <w:rPr>
-          <w:rFonts w:cs="Arial" w:ascii="Liberation Sans" w:hAnsi="Liberation Sans"/>
-          <w:b/>
-          <w:sz w:val="20"/>
-          <w:szCs w:val="20"/>
-          <w:u w:val="single"/>
-        </w:rPr>
-        <w:tab/>
-        <w:tab/>
-        <w:tab/>
-      </w:r>
-      <w:r>
-        <w:rPr>
-          <w:rFonts w:cs="Arial" w:ascii="Liberation Sans" w:hAnsi="Liberation Sans"/>
-          <w:b/>
-          <w:sz w:val="20"/>
-          <w:szCs w:val="20"/>
-        </w:rPr>
-        <w:t xml:space="preserve"> </w:t>
-      </w:r>
-      <w:r>
-        <w:rPr>
-          <w:rFonts w:cs="Arial" w:ascii="Liberation Sans" w:hAnsi="Liberation Sans"/>
-          <w:b/>
-          <w:sz w:val="20"/>
-          <w:szCs w:val="20"/>
-          <w:u w:val="single"/>
-        </w:rPr>
-        <w:t>/                                /</w:t>
-      </w:r>
-      <w:r>
-        <w:rPr>
-          <w:rFonts w:cs="Arial" w:ascii="Liberation Sans" w:hAnsi="Liberation Sans"/>
-          <w:b/>
-          <w:sz w:val="20"/>
-          <w:szCs w:val="20"/>
-        </w:rPr>
-        <w:tab/>
-      </w:r>
-      <w:r>
-        <w:rPr>
-          <w:rFonts w:cs="Arial" w:ascii="Liberation Sans" w:hAnsi="Liberation Sans"/>
-          <w:sz w:val="20"/>
-          <w:szCs w:val="20"/>
-        </w:rPr>
-        <w:tab/>
-        <w:tab/>
-        <w:t xml:space="preserve">        М.П.</w:t>
-        <w:tab/>
-        <w:tab/>
-        <w:tab/>
-        <w:tab/>
-        <w:tab/>
-        <w:tab/>
-        <w:tab/>
-        <w:tab/>
-        <w:t xml:space="preserve">        М.П.</w:t>
-        <w:tab/>
-        <w:tab/>
-      </w:r>
-    </w:p>
-    <w:p>
-      <w:pPr>
-        <w:pStyle w:val="Normal"/>
-        <w:spacing w:before="0" w:after="0"/>
+        <w:widowControl/>
+        <w:bidi w:val="0"/>
+        <w:spacing w:lineRule="auto" w:line="276" w:before="0" w:after="0"/>
+        <w:jc w:val="left"/>
         <w:rPr>
           <w:rFonts w:ascii="Liberation Sans" w:hAnsi="Liberation Sans" w:cs="Arial"/>
           <w:sz w:val="20"/>
@@ -2134,6 +2085,29 @@
       <w:rFonts w:ascii="Arial" w:hAnsi="Arial" w:eastAsia="Courier New" w:cs="Courier New"/>
       <w:sz w:val="20"/>
       <w:szCs w:val="20"/>
+    </w:rPr>
+  </w:style>
+  <w:style w:type="paragraph" w:styleId="TableContents">
+    <w:name w:val="Table Contents"/>
+    <w:basedOn w:val="Normal"/>
+    <w:qFormat/>
+    <w:pPr>
+      <w:widowControl w:val="false"/>
+      <w:suppressLineNumbers/>
+    </w:pPr>
+    <w:rPr/>
+  </w:style>
+  <w:style w:type="paragraph" w:styleId="TableHeading">
+    <w:name w:val="Table Heading"/>
+    <w:basedOn w:val="TableContents"/>
+    <w:qFormat/>
+    <w:pPr>
+      <w:suppressLineNumbers/>
+      <w:jc w:val="center"/>
+    </w:pPr>
+    <w:rPr>
+      <w:b/>
+      <w:bCs/>
     </w:rPr>
   </w:style>
 </w:styles>

--- a/backend/src/test/resources/golden-docs/contract_application_sample.docx
+++ b/backend/src/test/resources/golden-docs/contract_application_sample.docx
@@ -269,7 +269,7 @@
               <w:rPr/>
             </w:pPr>
             <w:r>
-              <w:t>+7 812 000 00 00</w:t>
+              <w:t>+78120000000</w:t>
             </w:r>
           </w:p>
         </w:tc>
@@ -357,7 +357,7 @@
               <w:rPr/>
             </w:pPr>
             <w:r>
-              <w:t>Контакт Погрузки +7 900 123 45 67</w:t>
+              <w:t>Контакт погрузки +7 900 123 45 67</w:t>
             </w:r>
           </w:p>
         </w:tc>
@@ -444,7 +444,7 @@
               <w:rPr/>
             </w:pPr>
             <w:r>
-              <w:t>Контакт Разгрузки +7 900 765 43 21</w:t>
+              <w:t>Контакт разгрузки +7 900 765 43 21</w:t>
             </w:r>
           </w:p>
         </w:tc>
@@ -531,7 +531,7 @@
               <w:rPr/>
             </w:pPr>
             <w:r>
-              <w:t xml:space="preserve"> 1 рейс</w:t>
+              <w:t xml:space="preserve"> тягач с прицепом</w:t>
             </w:r>
           </w:p>
         </w:tc>
@@ -677,7 +677,7 @@
               <w:rPr/>
             </w:pPr>
             <w:r>
-              <w:t>98500.00 руб. БЕЗ НДС</w:t>
+              <w:t>98500 руб. БЕЗ НДС</w:t>
             </w:r>
           </w:p>
         </w:tc>
@@ -1012,7 +1012,7 @@
               <w:rPr/>
             </w:pPr>
             <w:r>
-              <w:t>+7 900 222 33 44</w:t>
+              <w:t>+79002223344</w:t>
             </w:r>
           </w:p>
         </w:tc>
@@ -1241,7 +1241,7 @@
               <w:rPr/>
             </w:pPr>
             <w:r>
-              <w:t>ИП Петров Петр Петрович, ИНН 000000000000, БИК 044525225, р/с 40702810000000000001, к/с 30101810400000000225, г. Москва, ул. Ленина, 1</w:t>
+              <w:t>г. Москва, ул. Ленина, 1</w:t>
             </w:r>
           </w:p>
           <w:p>
@@ -1329,7 +1329,7 @@
               <w:rPr/>
             </w:pPr>
             <w:r>
-              <w:t>ООО Ромашка, ИНН 7701234567, +7 812 000 00 00, Банк клиента, г. Москва, ул. Ленина, 1</w:t>
+              <w:t>г. Москва, ул. Ленина, 1</w:t>
             </w:r>
           </w:p>
         </w:tc>

--- a/backend/src/test/resources/golden-docs/contract_application_sample.docx
+++ b/backend/src/test/resources/golden-docs/contract_application_sample.docx
@@ -677,7 +677,7 @@
               <w:rPr/>
             </w:pPr>
             <w:r>
-              <w:t>98500 руб. БЕЗ НДС</w:t>
+              <w:t>98500.00 руб. БЕЗ НДС</w:t>
             </w:r>
           </w:p>
         </w:tc>

--- a/backend/src/test/resources/golden-docs/contract_application_sample.docx
+++ b/backend/src/test/resources/golden-docs/contract_application_sample.docx
@@ -1207,32 +1207,14 @@
         <w:gridCol w:w="5493"/>
       </w:tblGrid>
       <w:tr>
-        <w:trPr/>
+        <w:trPr>
+          <w:trHeight w:val="4256" w:hRule="atLeast"/>
+        </w:trPr>
         <w:tc>
           <w:tcPr>
             <w:tcW w:w="5494" w:type="dxa"/>
             <w:tcBorders/>
           </w:tcPr>
-          <w:p>
-            <w:pPr>
-              <w:pStyle w:val="Normal"/>
-              <w:widowControl w:val="false"/>
-              <w:snapToGrid w:val="false"/>
-              <w:spacing w:lineRule="auto" w:line="240"/>
-              <w:rPr>
-                <w:rFonts w:ascii="Liberation Sans" w:hAnsi="Liberation Sans" w:cs="Times New Roman"/>
-                <w:b/>
-                <w:bCs/>
-              </w:rPr>
-            </w:pPr>
-            <w:r>
-              <w:rPr>
-                <w:rFonts w:cs="Times New Roman" w:ascii="Liberation Sans" w:hAnsi="Liberation Sans"/>
-                <w:b/>
-                <w:bCs/>
-              </w:rPr>
-            </w:r>
-          </w:p>
           <w:p>
             <w:pPr>
               <w:pStyle w:val="Normal"/>
@@ -1298,29 +1280,6 @@
             <w:tcW w:w="5493" w:type="dxa"/>
             <w:tcBorders/>
           </w:tcPr>
-          <w:p>
-            <w:pPr>
-              <w:pStyle w:val="Normal"/>
-              <w:widowControl w:val="false"/>
-              <w:snapToGrid w:val="false"/>
-              <w:rPr>
-                <w:rFonts w:ascii="Liberation Sans" w:hAnsi="Liberation Sans" w:cs="Times New Roman"/>
-                <w:b/>
-                <w:color w:val="000000"/>
-                <w:sz w:val="20"/>
-                <w:szCs w:val="20"/>
-              </w:rPr>
-            </w:pPr>
-            <w:r>
-              <w:rPr>
-                <w:rFonts w:cs="Times New Roman" w:ascii="Liberation Sans" w:hAnsi="Liberation Sans"/>
-                <w:b/>
-                <w:color w:val="000000"/>
-                <w:sz w:val="20"/>
-                <w:szCs w:val="20"/>
-              </w:rPr>
-            </w:r>
-          </w:p>
           <w:p>
             <w:pPr>
               <w:pStyle w:val="Style22"/>
@@ -1653,7 +1612,13 @@
               </w:rPr>
             </w:pPr>
             <w:r>
-              <w:rPr/>
+              <w:rPr>
+                <w:rFonts w:cs="Arial" w:ascii="Liberation Sans" w:hAnsi="Liberation Sans"/>
+                <w:b/>
+                <w:sz w:val="20"/>
+                <w:szCs w:val="20"/>
+                <w:u w:val="none"/>
+              </w:rPr>
             </w:r>
           </w:p>
         </w:tc>

--- a/backend/src/test/resources/golden-docs/contract_application_sample.docx
+++ b/backend/src/test/resources/golden-docs/contract_application_sample.docx
@@ -1,26 +1,19 @@
 
 <file path=word/document.xml><?xml version="1.0" encoding="utf-8"?>
-<w:document xmlns:o="urn:schemas-microsoft-com:office:office" xmlns:r="http://schemas.openxmlformats.org/officeDocument/2006/relationships" xmlns:v="urn:schemas-microsoft-com:vml" xmlns:w="http://schemas.openxmlformats.org/wordprocessingml/2006/main" xmlns:w10="urn:schemas-microsoft-com:office:word" xmlns:wp="http://schemas.openxmlformats.org/drawingml/2006/wordprocessingDrawing" xmlns:pic="http://schemas.openxmlformats.org/drawingml/2006/picture" xmlns:wps="http://schemas.microsoft.com/office/word/2010/wordprocessingShape" xmlns:wpg="http://schemas.microsoft.com/office/word/2010/wordprocessingGroup" xmlns:mc="http://schemas.openxmlformats.org/markup-compatibility/2006" xmlns:wp14="http://schemas.microsoft.com/office/word/2010/wordprocessingDrawing" xmlns:w14="http://schemas.microsoft.com/office/word/2010/wordml" xmlns:w15="http://schemas.microsoft.com/office/word/2012/wordml" mc:Ignorable="w14 wp14 w15">
+<w:document xmlns:wpc="http://schemas.microsoft.com/office/word/2010/wordprocessingCanvas" xmlns:cx="http://schemas.microsoft.com/office/drawing/2014/chartex" xmlns:cx1="http://schemas.microsoft.com/office/drawing/2015/9/8/chartex" xmlns:cx2="http://schemas.microsoft.com/office/drawing/2015/10/21/chartex" xmlns:cx3="http://schemas.microsoft.com/office/drawing/2016/5/9/chartex" xmlns:cx4="http://schemas.microsoft.com/office/drawing/2016/5/10/chartex" xmlns:cx5="http://schemas.microsoft.com/office/drawing/2016/5/11/chartex" xmlns:cx6="http://schemas.microsoft.com/office/drawing/2016/5/12/chartex" xmlns:cx7="http://schemas.microsoft.com/office/drawing/2016/5/13/chartex" xmlns:cx8="http://schemas.microsoft.com/office/drawing/2016/5/14/chartex" xmlns:mc="http://schemas.openxmlformats.org/markup-compatibility/2006" xmlns:aink="http://schemas.microsoft.com/office/drawing/2016/ink" xmlns:am3d="http://schemas.microsoft.com/office/drawing/2017/model3d" xmlns:o="urn:schemas-microsoft-com:office:office" xmlns:oel="http://schemas.microsoft.com/office/2019/extlst" xmlns:r="http://schemas.openxmlformats.org/officeDocument/2006/relationships" xmlns:m="http://schemas.openxmlformats.org/officeDocument/2006/math" xmlns:v="urn:schemas-microsoft-com:vml" xmlns:wp14="http://schemas.microsoft.com/office/word/2010/wordprocessingDrawing" xmlns:wp="http://schemas.openxmlformats.org/drawingml/2006/wordprocessingDrawing" xmlns:w10="urn:schemas-microsoft-com:office:word" xmlns:w="http://schemas.openxmlformats.org/wordprocessingml/2006/main" xmlns:w14="http://schemas.microsoft.com/office/word/2010/wordml" xmlns:w15="http://schemas.microsoft.com/office/word/2012/wordml" xmlns:w16cex="http://schemas.microsoft.com/office/word/2018/wordml/cex" xmlns:w16cid="http://schemas.microsoft.com/office/word/2016/wordml/cid" xmlns:w16="http://schemas.microsoft.com/office/word/2018/wordml" xmlns:w16du="http://schemas.microsoft.com/office/word/2023/wordml/word16du" xmlns:w16sdtdh="http://schemas.microsoft.com/office/word/2020/wordml/sdtdatahash" xmlns:w16sdtfl="http://schemas.microsoft.com/office/word/2024/wordml/sdtformatlock" xmlns:w16se="http://schemas.microsoft.com/office/word/2015/wordml/symex" xmlns:wpg="http://schemas.microsoft.com/office/word/2010/wordprocessingGroup" xmlns:wpi="http://schemas.microsoft.com/office/word/2010/wordprocessingInk" xmlns:wne="http://schemas.microsoft.com/office/word/2006/wordml" xmlns:wps="http://schemas.microsoft.com/office/word/2010/wordprocessingShape" mc:Ignorable="w14 w15 w16se w16cid w16 w16cex w16sdtdh w16sdtfl w16du wp14">
   <w:background w:color="FFFFFF"/>
   <w:body>
     <w:tbl>
       <w:tblPr>
         <w:tblW w:w="11028" w:type="dxa"/>
-        <w:jc w:val="left"/>
         <w:tblInd w:w="-20" w:type="dxa"/>
         <w:tblLayout w:type="fixed"/>
-        <w:tblCellMar>
-          <w:top w:w="0" w:type="dxa"/>
-          <w:left w:w="108" w:type="dxa"/>
-          <w:bottom w:w="0" w:type="dxa"/>
-          <w:right w:w="108" w:type="dxa"/>
-        </w:tblCellMar>
+        <w:tblLook w:val="04A0" w:firstRow="1" w:lastRow="0" w:firstColumn="1" w:lastColumn="0" w:noHBand="0" w:noVBand="1"/>
       </w:tblPr>
       <w:tblGrid>
         <w:gridCol w:w="11028"/>
       </w:tblGrid>
       <w:tr>
-        <w:trPr/>
         <w:tc>
           <w:tcPr>
             <w:tcW w:w="11028" w:type="dxa"/>
@@ -33,14 +26,14 @@
           </w:tcPr>
           <w:p>
             <w:pPr>
-              <w:pStyle w:val="Normal"/>
-              <w:widowControl w:val="false"/>
+              <w:widowControl w:val="0"/>
               <w:tabs>
-                <w:tab w:val="clear" w:pos="720"/>
-                <w:tab w:val="left" w:pos="0" w:leader="none"/>
+                <w:tab w:val="left" w:pos="0"/>
               </w:tabs>
-              <w:spacing w:before="0" w:after="0"/>
-              <w:rPr/>
+              <w:spacing w:after="0"/>
+              <w:rPr>
+                <w:rFonts w:ascii="Liberation Sans" w:hAnsi="Liberation Sans" w:cs="Liberation Sans"/>
+              </w:rPr>
             </w:pPr>
             <w:r>
               <w:t>ДОГОВОР-ЗАЯВКА № 2026-05-15</w:t>
@@ -48,18 +41,18 @@
           </w:p>
           <w:p>
             <w:pPr>
-              <w:pStyle w:val="Normal"/>
-              <w:widowControl w:val="false"/>
+              <w:widowControl w:val="0"/>
               <w:tabs>
-                <w:tab w:val="clear" w:pos="720"/>
-                <w:tab w:val="left" w:pos="0" w:leader="none"/>
+                <w:tab w:val="left" w:pos="0"/>
               </w:tabs>
-              <w:spacing w:before="0" w:after="0"/>
-              <w:rPr/>
-            </w:pPr>
-            <w:r>
-              <w:rPr>
-                <w:rFonts w:cs="Arial" w:ascii="Liberation Sans" w:hAnsi="Liberation Sans"/>
+              <w:spacing w:after="0"/>
+              <w:rPr>
+                <w:rFonts w:ascii="Liberation Sans" w:hAnsi="Liberation Sans" w:cs="Liberation Sans"/>
+              </w:rPr>
+            </w:pPr>
+            <w:r>
+              <w:rPr>
+                <w:rFonts w:ascii="Liberation Sans" w:hAnsi="Liberation Sans" w:cs="Liberation Sans"/>
                 <w:b/>
                 <w:sz w:val="28"/>
                 <w:szCs w:val="28"/>
@@ -69,14 +62,14 @@
           </w:p>
           <w:p>
             <w:pPr>
-              <w:pStyle w:val="Normal"/>
-              <w:widowControl w:val="false"/>
+              <w:widowControl w:val="0"/>
               <w:tabs>
-                <w:tab w:val="clear" w:pos="720"/>
-                <w:tab w:val="left" w:pos="0" w:leader="none"/>
+                <w:tab w:val="left" w:pos="0"/>
               </w:tabs>
-              <w:spacing w:before="0" w:after="0"/>
-              <w:rPr/>
+              <w:spacing w:after="0"/>
+              <w:rPr>
+                <w:rFonts w:ascii="Liberation Sans" w:hAnsi="Liberation Sans" w:cs="Liberation Sans"/>
+              </w:rPr>
             </w:pPr>
             <w:r>
               <w:t>от 15 мая 2026г.</w:t>
@@ -87,37 +80,23 @@
     </w:tbl>
     <w:p>
       <w:pPr>
-        <w:pStyle w:val="Normal"/>
-        <w:spacing w:before="0" w:after="0"/>
-        <w:rPr>
-          <w:rFonts w:ascii="Liberation Sans" w:hAnsi="Liberation Sans" w:cs="Arial"/>
+        <w:spacing w:after="0"/>
+        <w:rPr>
+          <w:rFonts w:ascii="Liberation Sans" w:hAnsi="Liberation Sans" w:cs="Liberation Sans"/>
           <w:sz w:val="24"/>
           <w:szCs w:val="24"/>
         </w:rPr>
       </w:pPr>
-      <w:r>
-        <w:rPr>
-          <w:rFonts w:cs="Arial" w:ascii="Liberation Sans" w:hAnsi="Liberation Sans"/>
-          <w:sz w:val="24"/>
-          <w:szCs w:val="24"/>
-        </w:rPr>
-      </w:r>
     </w:p>
     <w:tbl>
       <w:tblPr>
         <w:tblW w:w="11024" w:type="dxa"/>
-        <w:jc w:val="left"/>
         <w:tblInd w:w="-20" w:type="dxa"/>
         <w:tblLayout w:type="fixed"/>
-        <w:tblCellMar>
-          <w:top w:w="0" w:type="dxa"/>
-          <w:left w:w="108" w:type="dxa"/>
-          <w:bottom w:w="0" w:type="dxa"/>
-          <w:right w:w="108" w:type="dxa"/>
-        </w:tblCellMar>
+        <w:tblLook w:val="04A0" w:firstRow="1" w:lastRow="0" w:firstColumn="1" w:lastColumn="0" w:noHBand="0" w:noVBand="1"/>
       </w:tblPr>
       <w:tblGrid>
-        <w:gridCol w:w="1425"/>
+        <w:gridCol w:w="1426"/>
         <w:gridCol w:w="1079"/>
         <w:gridCol w:w="211"/>
         <w:gridCol w:w="465"/>
@@ -128,7 +107,6 @@
         <w:gridCol w:w="4678"/>
       </w:tblGrid>
       <w:tr>
-        <w:trPr/>
         <w:tc>
           <w:tcPr>
             <w:tcW w:w="1425" w:type="dxa"/>
@@ -140,34 +118,27 @@
           </w:tcPr>
           <w:p>
             <w:pPr>
-              <w:pStyle w:val="Normal"/>
-              <w:widowControl w:val="false"/>
-              <w:snapToGrid w:val="false"/>
-              <w:spacing w:before="0" w:after="0"/>
-              <w:rPr>
-                <w:rFonts w:ascii="Liberation Sans" w:hAnsi="Liberation Sans" w:cs="Arial"/>
+              <w:widowControl w:val="0"/>
+              <w:snapToGrid w:val="0"/>
+              <w:spacing w:after="0"/>
+              <w:rPr>
+                <w:rFonts w:ascii="Liberation Sans" w:hAnsi="Liberation Sans" w:cs="Liberation Sans"/>
                 <w:sz w:val="18"/>
                 <w:szCs w:val="18"/>
               </w:rPr>
             </w:pPr>
-            <w:r>
-              <w:rPr>
-                <w:rFonts w:cs="Arial" w:ascii="Liberation Sans" w:hAnsi="Liberation Sans"/>
-                <w:sz w:val="18"/>
-                <w:szCs w:val="18"/>
-              </w:rPr>
-            </w:r>
-          </w:p>
-          <w:p>
-            <w:pPr>
-              <w:pStyle w:val="Normal"/>
-              <w:widowControl w:val="false"/>
-              <w:spacing w:before="0" w:after="0"/>
-              <w:rPr/>
-            </w:pPr>
-            <w:r>
-              <w:rPr>
-                <w:rFonts w:cs="Arial" w:ascii="Liberation Sans" w:hAnsi="Liberation Sans"/>
+          </w:p>
+          <w:p>
+            <w:pPr>
+              <w:widowControl w:val="0"/>
+              <w:spacing w:after="0"/>
+              <w:rPr>
+                <w:rFonts w:ascii="Liberation Sans" w:hAnsi="Liberation Sans" w:cs="Liberation Sans"/>
+              </w:rPr>
+            </w:pPr>
+            <w:r>
+              <w:rPr>
+                <w:rFonts w:ascii="Liberation Sans" w:hAnsi="Liberation Sans" w:cs="Liberation Sans"/>
                 <w:sz w:val="18"/>
                 <w:szCs w:val="18"/>
               </w:rPr>
@@ -188,11 +159,15 @@
           </w:tcPr>
           <w:p>
             <w:pPr>
-              <w:pStyle w:val="Style22"/>
-              <w:widowControl w:val="false"/>
-              <w:spacing w:before="0" w:after="200"/>
+              <w:pStyle w:val="a7"/>
+              <w:widowControl w:val="0"/>
+              <w:spacing w:after="200"/>
               <w:jc w:val="center"/>
-              <w:rPr/>
+              <w:rPr>
+                <w:rFonts w:ascii="Liberation Sans" w:hAnsi="Liberation Sans" w:cs="Liberation Sans"/>
+                <w:b/>
+                <w:bCs/>
+              </w:rPr>
             </w:pPr>
             <w:r>
               <w:t>ООО Ромашка</w:t>
@@ -211,36 +186,28 @@
           </w:tcPr>
           <w:p>
             <w:pPr>
-              <w:pStyle w:val="Normal"/>
-              <w:widowControl w:val="false"/>
-              <w:snapToGrid w:val="false"/>
-              <w:spacing w:before="0" w:after="0"/>
-              <w:rPr>
-                <w:rFonts w:ascii="Liberation Sans" w:hAnsi="Liberation Sans" w:cs="Arial"/>
+              <w:widowControl w:val="0"/>
+              <w:snapToGrid w:val="0"/>
+              <w:spacing w:after="0"/>
+              <w:rPr>
+                <w:rFonts w:ascii="Liberation Sans" w:hAnsi="Liberation Sans" w:cs="Liberation Sans"/>
                 <w:b/>
                 <w:sz w:val="18"/>
                 <w:szCs w:val="18"/>
               </w:rPr>
             </w:pPr>
-            <w:r>
-              <w:rPr>
-                <w:rFonts w:cs="Arial" w:ascii="Liberation Sans" w:hAnsi="Liberation Sans"/>
-                <w:b/>
-                <w:sz w:val="18"/>
-                <w:szCs w:val="18"/>
-              </w:rPr>
-            </w:r>
-          </w:p>
-          <w:p>
-            <w:pPr>
-              <w:pStyle w:val="Normal"/>
-              <w:widowControl w:val="false"/>
-              <w:spacing w:before="0" w:after="0"/>
-              <w:rPr/>
-            </w:pPr>
-            <w:r>
-              <w:rPr>
-                <w:rFonts w:cs="Arial" w:ascii="Liberation Sans" w:hAnsi="Liberation Sans"/>
+          </w:p>
+          <w:p>
+            <w:pPr>
+              <w:widowControl w:val="0"/>
+              <w:spacing w:after="0"/>
+              <w:rPr>
+                <w:rFonts w:ascii="Liberation Sans" w:hAnsi="Liberation Sans" w:cs="Liberation Sans"/>
+              </w:rPr>
+            </w:pPr>
+            <w:r>
+              <w:rPr>
+                <w:rFonts w:ascii="Liberation Sans" w:hAnsi="Liberation Sans" w:cs="Liberation Sans"/>
                 <w:sz w:val="18"/>
                 <w:szCs w:val="18"/>
               </w:rPr>
@@ -261,12 +228,13 @@
           </w:tcPr>
           <w:p>
             <w:pPr>
-              <w:pStyle w:val="Normal"/>
-              <w:widowControl w:val="false"/>
-              <w:snapToGrid w:val="false"/>
-              <w:spacing w:lineRule="auto" w:line="240" w:before="0" w:after="200"/>
+              <w:widowControl w:val="0"/>
+              <w:snapToGrid w:val="0"/>
+              <w:spacing w:line="240" w:lineRule="auto"/>
               <w:jc w:val="both"/>
-              <w:rPr/>
+              <w:rPr>
+                <w:rFonts w:ascii="Liberation Sans" w:hAnsi="Liberation Sans" w:cs="Liberation Sans"/>
+              </w:rPr>
             </w:pPr>
             <w:r>
               <w:t>+78120000000</w:t>
@@ -275,7 +243,6 @@
         </w:tc>
       </w:tr>
       <w:tr>
-        <w:trPr/>
         <w:tc>
           <w:tcPr>
             <w:tcW w:w="3416" w:type="dxa"/>
@@ -288,37 +255,28 @@
           </w:tcPr>
           <w:p>
             <w:pPr>
-              <w:pStyle w:val="Normal"/>
-              <w:widowControl w:val="false"/>
-              <w:snapToGrid w:val="false"/>
-              <w:spacing w:before="0" w:after="0"/>
-              <w:rPr>
-                <w:rFonts w:ascii="Liberation Sans" w:hAnsi="Liberation Sans" w:cs="Arial"/>
-                <w:i/>
+              <w:widowControl w:val="0"/>
+              <w:snapToGrid w:val="0"/>
+              <w:spacing w:after="0"/>
+              <w:rPr>
+                <w:rFonts w:ascii="Liberation Sans" w:hAnsi="Liberation Sans" w:cs="Liberation Sans"/>
                 <w:i/>
                 <w:sz w:val="18"/>
                 <w:szCs w:val="18"/>
               </w:rPr>
             </w:pPr>
-            <w:r>
-              <w:rPr>
-                <w:rFonts w:cs="Arial" w:ascii="Liberation Sans" w:hAnsi="Liberation Sans"/>
-                <w:i/>
-                <w:sz w:val="18"/>
-                <w:szCs w:val="18"/>
-              </w:rPr>
-            </w:r>
-          </w:p>
-          <w:p>
-            <w:pPr>
-              <w:pStyle w:val="Normal"/>
-              <w:widowControl w:val="false"/>
-              <w:spacing w:before="0" w:after="0"/>
-              <w:rPr/>
-            </w:pPr>
-            <w:r>
-              <w:rPr>
-                <w:rFonts w:cs="Arial" w:ascii="Liberation Sans" w:hAnsi="Liberation Sans"/>
+          </w:p>
+          <w:p>
+            <w:pPr>
+              <w:widowControl w:val="0"/>
+              <w:spacing w:after="0"/>
+              <w:rPr>
+                <w:rFonts w:ascii="Liberation Sans" w:hAnsi="Liberation Sans" w:cs="Liberation Sans"/>
+              </w:rPr>
+            </w:pPr>
+            <w:r>
+              <w:rPr>
+                <w:rFonts w:ascii="Liberation Sans" w:hAnsi="Liberation Sans" w:cs="Liberation Sans"/>
                 <w:sz w:val="18"/>
                 <w:szCs w:val="18"/>
               </w:rPr>
@@ -340,10 +298,12 @@
           </w:tcPr>
           <w:p>
             <w:pPr>
-              <w:pStyle w:val="Normal"/>
-              <w:widowControl w:val="false"/>
-              <w:spacing w:before="0" w:after="0"/>
-              <w:rPr/>
+              <w:widowControl w:val="0"/>
+              <w:spacing w:after="0"/>
+              <w:rPr>
+                <w:rFonts w:ascii="Liberation Sans" w:hAnsi="Liberation Sans" w:cs="Liberation Sans"/>
+                <w:lang w:val="en-US"/>
+              </w:rPr>
             </w:pPr>
             <w:r>
               <w:t>Москва</w:t>
@@ -351,10 +311,12 @@
           </w:p>
           <w:p>
             <w:pPr>
-              <w:pStyle w:val="Normal"/>
-              <w:widowControl w:val="false"/>
-              <w:spacing w:before="0" w:after="0"/>
-              <w:rPr/>
+              <w:widowControl w:val="0"/>
+              <w:spacing w:after="0"/>
+              <w:rPr>
+                <w:rFonts w:ascii="Liberation Sans" w:hAnsi="Liberation Sans" w:cs="Liberation Sans"/>
+                <w:lang w:val="en-US"/>
+              </w:rPr>
             </w:pPr>
             <w:r>
               <w:t>Контакт погрузки +7 900 123 45 67</w:t>
@@ -363,7 +325,6 @@
         </w:tc>
       </w:tr>
       <w:tr>
-        <w:trPr/>
         <w:tc>
           <w:tcPr>
             <w:tcW w:w="3180" w:type="dxa"/>
@@ -376,36 +337,29 @@
           </w:tcPr>
           <w:p>
             <w:pPr>
-              <w:pStyle w:val="Normal"/>
-              <w:widowControl w:val="false"/>
-              <w:snapToGrid w:val="false"/>
-              <w:spacing w:before="0" w:after="0"/>
-              <w:rPr>
-                <w:rFonts w:ascii="Liberation Sans" w:hAnsi="Liberation Sans" w:cs="Arial"/>
+              <w:widowControl w:val="0"/>
+              <w:snapToGrid w:val="0"/>
+              <w:spacing w:after="0"/>
+              <w:rPr>
+                <w:rFonts w:ascii="Liberation Sans" w:hAnsi="Liberation Sans" w:cs="Liberation Sans"/>
                 <w:b/>
                 <w:sz w:val="18"/>
                 <w:szCs w:val="18"/>
-              </w:rPr>
-            </w:pPr>
-            <w:r>
-              <w:rPr>
-                <w:rFonts w:cs="Arial" w:ascii="Liberation Sans" w:hAnsi="Liberation Sans"/>
-                <w:b/>
-                <w:sz w:val="18"/>
-                <w:szCs w:val="18"/>
-              </w:rPr>
-            </w:r>
-          </w:p>
-          <w:p>
-            <w:pPr>
-              <w:pStyle w:val="Normal"/>
-              <w:widowControl w:val="false"/>
-              <w:spacing w:before="0" w:after="0"/>
-              <w:rPr/>
-            </w:pPr>
-            <w:r>
-              <w:rPr>
-                <w:rFonts w:cs="Arial" w:ascii="Liberation Sans" w:hAnsi="Liberation Sans"/>
+                <w:lang w:val="en-US"/>
+              </w:rPr>
+            </w:pPr>
+          </w:p>
+          <w:p>
+            <w:pPr>
+              <w:widowControl w:val="0"/>
+              <w:spacing w:after="0"/>
+              <w:rPr>
+                <w:rFonts w:ascii="Liberation Sans" w:hAnsi="Liberation Sans" w:cs="Liberation Sans"/>
+              </w:rPr>
+            </w:pPr>
+            <w:r>
+              <w:rPr>
+                <w:rFonts w:ascii="Liberation Sans" w:hAnsi="Liberation Sans" w:cs="Liberation Sans"/>
                 <w:sz w:val="18"/>
                 <w:szCs w:val="18"/>
               </w:rPr>
@@ -427,10 +381,12 @@
           </w:tcPr>
           <w:p>
             <w:pPr>
-              <w:pStyle w:val="Normal"/>
-              <w:widowControl w:val="false"/>
-              <w:spacing w:before="0" w:after="0"/>
-              <w:rPr/>
+              <w:widowControl w:val="0"/>
+              <w:spacing w:after="0"/>
+              <w:rPr>
+                <w:rFonts w:ascii="Liberation Sans" w:hAnsi="Liberation Sans" w:cs="Liberation Sans"/>
+                <w:lang w:val="en-US"/>
+              </w:rPr>
             </w:pPr>
             <w:r>
               <w:t>Санкт-Петербург</w:t>
@@ -438,10 +394,12 @@
           </w:p>
           <w:p>
             <w:pPr>
-              <w:pStyle w:val="Normal"/>
-              <w:widowControl w:val="false"/>
-              <w:spacing w:before="0" w:after="0"/>
-              <w:rPr/>
+              <w:widowControl w:val="0"/>
+              <w:spacing w:after="0"/>
+              <w:rPr>
+                <w:rFonts w:ascii="Liberation Sans" w:hAnsi="Liberation Sans" w:cs="Liberation Sans"/>
+                <w:lang w:val="en-US"/>
+              </w:rPr>
             </w:pPr>
             <w:r>
               <w:t>Контакт разгрузки +7 900 765 43 21</w:t>
@@ -451,7 +409,7 @@
       </w:tr>
       <w:tr>
         <w:trPr>
-          <w:trHeight w:val="493" w:hRule="atLeast"/>
+          <w:trHeight w:val="493"/>
         </w:trPr>
         <w:tc>
           <w:tcPr>
@@ -465,44 +423,37 @@
           </w:tcPr>
           <w:p>
             <w:pPr>
-              <w:pStyle w:val="Normal"/>
-              <w:widowControl w:val="false"/>
-              <w:snapToGrid w:val="false"/>
-              <w:spacing w:before="0" w:after="0"/>
-              <w:rPr>
-                <w:rFonts w:ascii="Liberation Sans" w:hAnsi="Liberation Sans" w:cs="Arial"/>
+              <w:widowControl w:val="0"/>
+              <w:snapToGrid w:val="0"/>
+              <w:spacing w:after="0"/>
+              <w:rPr>
+                <w:rFonts w:ascii="Liberation Sans" w:hAnsi="Liberation Sans" w:cs="Liberation Sans"/>
                 <w:b/>
                 <w:sz w:val="18"/>
                 <w:szCs w:val="18"/>
-              </w:rPr>
-            </w:pPr>
-            <w:r>
-              <w:rPr>
-                <w:rFonts w:cs="Arial" w:ascii="Liberation Sans" w:hAnsi="Liberation Sans"/>
-                <w:b/>
+                <w:lang w:val="en-US"/>
+              </w:rPr>
+            </w:pPr>
+          </w:p>
+          <w:p>
+            <w:pPr>
+              <w:widowControl w:val="0"/>
+              <w:spacing w:after="0"/>
+              <w:rPr>
+                <w:rFonts w:ascii="Liberation Sans" w:hAnsi="Liberation Sans" w:cs="Liberation Sans"/>
+              </w:rPr>
+            </w:pPr>
+            <w:r>
+              <w:rPr>
+                <w:rFonts w:ascii="Liberation Sans" w:hAnsi="Liberation Sans" w:cs="Liberation Sans"/>
                 <w:sz w:val="18"/>
                 <w:szCs w:val="18"/>
               </w:rPr>
-            </w:r>
-          </w:p>
-          <w:p>
-            <w:pPr>
-              <w:pStyle w:val="Normal"/>
-              <w:widowControl w:val="false"/>
-              <w:spacing w:before="0" w:after="0"/>
-              <w:rPr/>
-            </w:pPr>
-            <w:r>
-              <w:rPr>
-                <w:rFonts w:cs="Arial" w:ascii="Liberation Sans" w:hAnsi="Liberation Sans"/>
-                <w:sz w:val="18"/>
-                <w:szCs w:val="18"/>
-              </w:rPr>
               <w:t xml:space="preserve">КОЛИЧЕСТВО ТС, ТИП ПРИЦЕПА </w:t>
             </w:r>
             <w:r>
               <w:rPr>
-                <w:rFonts w:cs="Arial" w:ascii="Liberation Sans" w:hAnsi="Liberation Sans"/>
+                <w:rFonts w:ascii="Liberation Sans" w:hAnsi="Liberation Sans" w:cs="Liberation Sans"/>
                 <w:i/>
                 <w:sz w:val="16"/>
                 <w:szCs w:val="16"/>
@@ -525,19 +476,19 @@
           </w:tcPr>
           <w:p>
             <w:pPr>
-              <w:pStyle w:val="Normal"/>
-              <w:widowControl w:val="false"/>
-              <w:spacing w:before="0" w:after="0"/>
-              <w:rPr/>
-            </w:pPr>
-            <w:r>
-              <w:t xml:space="preserve"> тягач с прицепом</w:t>
+              <w:widowControl w:val="0"/>
+              <w:spacing w:after="0"/>
+              <w:rPr>
+                <w:rFonts w:ascii="Liberation Sans" w:hAnsi="Liberation Sans" w:cs="Liberation Sans"/>
+              </w:rPr>
+            </w:pPr>
+            <w:r>
+              <w:t>тягач с прицепом</w:t>
             </w:r>
           </w:p>
         </w:tc>
       </w:tr>
       <w:tr>
-        <w:trPr/>
         <w:tc>
           <w:tcPr>
             <w:tcW w:w="2715" w:type="dxa"/>
@@ -550,14 +501,15 @@
           </w:tcPr>
           <w:p>
             <w:pPr>
-              <w:pStyle w:val="Normal"/>
-              <w:widowControl w:val="false"/>
-              <w:spacing w:before="0" w:after="0"/>
-              <w:rPr/>
-            </w:pPr>
-            <w:r>
-              <w:rPr>
-                <w:rFonts w:cs="Arial" w:ascii="Liberation Sans" w:hAnsi="Liberation Sans"/>
+              <w:widowControl w:val="0"/>
+              <w:spacing w:after="0"/>
+              <w:rPr>
+                <w:rFonts w:ascii="Liberation Sans" w:hAnsi="Liberation Sans" w:cs="Liberation Sans"/>
+              </w:rPr>
+            </w:pPr>
+            <w:r>
+              <w:rPr>
+                <w:rFonts w:ascii="Liberation Sans" w:hAnsi="Liberation Sans" w:cs="Liberation Sans"/>
                 <w:sz w:val="18"/>
                 <w:szCs w:val="18"/>
               </w:rPr>
@@ -566,14 +518,15 @@
           </w:p>
           <w:p>
             <w:pPr>
-              <w:pStyle w:val="Normal"/>
-              <w:widowControl w:val="false"/>
-              <w:spacing w:before="0" w:after="0"/>
-              <w:rPr/>
-            </w:pPr>
-            <w:r>
-              <w:rPr>
-                <w:rFonts w:cs="Arial" w:ascii="Liberation Sans" w:hAnsi="Liberation Sans"/>
+              <w:widowControl w:val="0"/>
+              <w:spacing w:after="0"/>
+              <w:rPr>
+                <w:rFonts w:ascii="Liberation Sans" w:hAnsi="Liberation Sans" w:cs="Liberation Sans"/>
+              </w:rPr>
+            </w:pPr>
+            <w:r>
+              <w:rPr>
+                <w:rFonts w:ascii="Liberation Sans" w:hAnsi="Liberation Sans" w:cs="Liberation Sans"/>
                 <w:sz w:val="18"/>
                 <w:szCs w:val="18"/>
               </w:rPr>
@@ -595,14 +548,15 @@
           </w:tcPr>
           <w:p>
             <w:pPr>
-              <w:pStyle w:val="Normal"/>
-              <w:widowControl w:val="false"/>
-              <w:spacing w:before="0" w:after="0"/>
-              <w:rPr/>
-            </w:pPr>
-            <w:r>
-              <w:rPr>
-                <w:rFonts w:cs="Times New Roman" w:ascii="Liberation Sans" w:hAnsi="Liberation Sans"/>
+              <w:widowControl w:val="0"/>
+              <w:spacing w:after="0"/>
+              <w:rPr>
+                <w:rFonts w:ascii="Liberation Sans" w:hAnsi="Liberation Sans" w:cs="Liberation Sans"/>
+              </w:rPr>
+            </w:pPr>
+            <w:r>
+              <w:rPr>
+                <w:rFonts w:ascii="Liberation Sans" w:hAnsi="Liberation Sans" w:cs="Liberation Sans"/>
                 <w:b/>
                 <w:sz w:val="18"/>
                 <w:szCs w:val="18"/>
@@ -613,7 +567,6 @@
         </w:tc>
       </w:tr>
       <w:tr>
-        <w:trPr/>
         <w:tc>
           <w:tcPr>
             <w:tcW w:w="2504" w:type="dxa"/>
@@ -626,14 +579,15 @@
           </w:tcPr>
           <w:p>
             <w:pPr>
-              <w:pStyle w:val="Normal"/>
-              <w:widowControl w:val="false"/>
-              <w:spacing w:before="0" w:after="0"/>
-              <w:rPr/>
-            </w:pPr>
-            <w:r>
-              <w:rPr>
-                <w:rFonts w:cs="Arial" w:ascii="Liberation Sans" w:hAnsi="Liberation Sans"/>
+              <w:widowControl w:val="0"/>
+              <w:spacing w:after="0"/>
+              <w:rPr>
+                <w:rFonts w:ascii="Liberation Sans" w:hAnsi="Liberation Sans" w:cs="Liberation Sans"/>
+              </w:rPr>
+            </w:pPr>
+            <w:r>
+              <w:rPr>
+                <w:rFonts w:ascii="Liberation Sans" w:hAnsi="Liberation Sans" w:cs="Liberation Sans"/>
                 <w:sz w:val="18"/>
                 <w:szCs w:val="18"/>
               </w:rPr>
@@ -642,14 +596,15 @@
           </w:p>
           <w:p>
             <w:pPr>
-              <w:pStyle w:val="Normal"/>
-              <w:widowControl w:val="false"/>
-              <w:spacing w:before="0" w:after="0"/>
-              <w:rPr/>
-            </w:pPr>
-            <w:r>
-              <w:rPr>
-                <w:rFonts w:cs="Arial" w:ascii="Liberation Sans" w:hAnsi="Liberation Sans"/>
+              <w:widowControl w:val="0"/>
+              <w:spacing w:after="0"/>
+              <w:rPr>
+                <w:rFonts w:ascii="Liberation Sans" w:hAnsi="Liberation Sans" w:cs="Liberation Sans"/>
+              </w:rPr>
+            </w:pPr>
+            <w:r>
+              <w:rPr>
+                <w:rFonts w:ascii="Liberation Sans" w:hAnsi="Liberation Sans" w:cs="Liberation Sans"/>
                 <w:sz w:val="18"/>
                 <w:szCs w:val="18"/>
               </w:rPr>
@@ -671,10 +626,11 @@
           </w:tcPr>
           <w:p>
             <w:pPr>
-              <w:pStyle w:val="Normal"/>
-              <w:widowControl w:val="false"/>
-              <w:spacing w:before="0" w:after="0"/>
-              <w:rPr/>
+              <w:widowControl w:val="0"/>
+              <w:spacing w:after="0"/>
+              <w:rPr>
+                <w:rFonts w:ascii="Liberation Sans" w:hAnsi="Liberation Sans" w:cs="Liberation Sans"/>
+              </w:rPr>
             </w:pPr>
             <w:r>
               <w:t>98500.00 руб. БЕЗ НДС</w:t>
@@ -685,37 +641,23 @@
     </w:tbl>
     <w:p>
       <w:pPr>
-        <w:pStyle w:val="Normal"/>
-        <w:spacing w:lineRule="auto" w:line="240" w:before="0" w:after="0"/>
-        <w:rPr>
-          <w:rFonts w:ascii="Liberation Sans" w:hAnsi="Liberation Sans"/>
+        <w:spacing w:after="0" w:line="240" w:lineRule="auto"/>
+        <w:rPr>
+          <w:rFonts w:ascii="Liberation Sans" w:hAnsi="Liberation Sans" w:cs="Liberation Sans"/>
           <w:sz w:val="10"/>
           <w:szCs w:val="10"/>
         </w:rPr>
       </w:pPr>
-      <w:r>
-        <w:rPr>
-          <w:rFonts w:ascii="Liberation Sans" w:hAnsi="Liberation Sans"/>
-          <w:sz w:val="10"/>
-          <w:szCs w:val="10"/>
-        </w:rPr>
-      </w:r>
     </w:p>
     <w:tbl>
       <w:tblPr>
         <w:tblW w:w="11024" w:type="dxa"/>
-        <w:jc w:val="left"/>
         <w:tblInd w:w="-20" w:type="dxa"/>
         <w:tblLayout w:type="fixed"/>
-        <w:tblCellMar>
-          <w:top w:w="0" w:type="dxa"/>
-          <w:left w:w="108" w:type="dxa"/>
-          <w:bottom w:w="0" w:type="dxa"/>
-          <w:right w:w="108" w:type="dxa"/>
-        </w:tblCellMar>
+        <w:tblLook w:val="04A0" w:firstRow="1" w:lastRow="0" w:firstColumn="1" w:lastColumn="0" w:noHBand="0" w:noVBand="1"/>
       </w:tblPr>
       <w:tblGrid>
-        <w:gridCol w:w="1335"/>
+        <w:gridCol w:w="1336"/>
         <w:gridCol w:w="615"/>
         <w:gridCol w:w="2924"/>
         <w:gridCol w:w="826"/>
@@ -724,7 +666,6 @@
         <w:gridCol w:w="4678"/>
       </w:tblGrid>
       <w:tr>
-        <w:trPr/>
         <w:tc>
           <w:tcPr>
             <w:tcW w:w="1335" w:type="dxa"/>
@@ -736,34 +677,27 @@
           </w:tcPr>
           <w:p>
             <w:pPr>
-              <w:pStyle w:val="Normal"/>
-              <w:widowControl w:val="false"/>
-              <w:snapToGrid w:val="false"/>
-              <w:spacing w:before="0" w:after="0"/>
-              <w:rPr>
-                <w:rFonts w:ascii="Liberation Sans" w:hAnsi="Liberation Sans" w:cs="Arial"/>
+              <w:widowControl w:val="0"/>
+              <w:snapToGrid w:val="0"/>
+              <w:spacing w:after="0"/>
+              <w:rPr>
+                <w:rFonts w:ascii="Liberation Sans" w:hAnsi="Liberation Sans" w:cs="Liberation Sans"/>
                 <w:sz w:val="18"/>
                 <w:szCs w:val="18"/>
               </w:rPr>
             </w:pPr>
-            <w:r>
-              <w:rPr>
-                <w:rFonts w:cs="Arial" w:ascii="Liberation Sans" w:hAnsi="Liberation Sans"/>
-                <w:sz w:val="18"/>
-                <w:szCs w:val="18"/>
-              </w:rPr>
-            </w:r>
-          </w:p>
-          <w:p>
-            <w:pPr>
-              <w:pStyle w:val="Normal"/>
-              <w:widowControl w:val="false"/>
-              <w:spacing w:before="0" w:after="0"/>
-              <w:rPr/>
-            </w:pPr>
-            <w:r>
-              <w:rPr>
-                <w:rFonts w:cs="Arial" w:ascii="Liberation Sans" w:hAnsi="Liberation Sans"/>
+          </w:p>
+          <w:p>
+            <w:pPr>
+              <w:widowControl w:val="0"/>
+              <w:spacing w:after="0"/>
+              <w:rPr>
+                <w:rFonts w:ascii="Liberation Sans" w:hAnsi="Liberation Sans" w:cs="Liberation Sans"/>
+              </w:rPr>
+            </w:pPr>
+            <w:r>
+              <w:rPr>
+                <w:rFonts w:ascii="Liberation Sans" w:hAnsi="Liberation Sans" w:cs="Liberation Sans"/>
                 <w:sz w:val="18"/>
                 <w:szCs w:val="18"/>
               </w:rPr>
@@ -784,10 +718,11 @@
           </w:tcPr>
           <w:p>
             <w:pPr>
-              <w:pStyle w:val="Normal"/>
-              <w:widowControl w:val="false"/>
-              <w:spacing w:before="0" w:after="0"/>
-              <w:rPr/>
+              <w:widowControl w:val="0"/>
+              <w:spacing w:after="0"/>
+              <w:rPr>
+                <w:rFonts w:ascii="Liberation Sans" w:hAnsi="Liberation Sans" w:cs="Liberation Sans"/>
+              </w:rPr>
             </w:pPr>
             <w:r>
               <w:t>Volvo FH</w:t>
@@ -806,38 +741,29 @@
           </w:tcPr>
           <w:p>
             <w:pPr>
-              <w:pStyle w:val="Normal"/>
-              <w:widowControl w:val="false"/>
-              <w:snapToGrid w:val="false"/>
-              <w:spacing w:lineRule="auto" w:line="240" w:before="0" w:after="0"/>
-              <w:rPr>
-                <w:rFonts w:ascii="Liberation Sans" w:hAnsi="Liberation Sans" w:cs="Arial"/>
+              <w:widowControl w:val="0"/>
+              <w:snapToGrid w:val="0"/>
+              <w:spacing w:after="0" w:line="240" w:lineRule="auto"/>
+              <w:rPr>
+                <w:rFonts w:ascii="Liberation Sans" w:hAnsi="Liberation Sans" w:cs="Liberation Sans"/>
                 <w:b/>
                 <w:sz w:val="18"/>
                 <w:szCs w:val="18"/>
                 <w:lang w:val="en-US"/>
               </w:rPr>
             </w:pPr>
-            <w:r>
-              <w:rPr>
-                <w:rFonts w:cs="Arial" w:ascii="Liberation Sans" w:hAnsi="Liberation Sans"/>
-                <w:b/>
-                <w:sz w:val="18"/>
-                <w:szCs w:val="18"/>
-                <w:lang w:val="en-US"/>
-              </w:rPr>
-            </w:r>
-          </w:p>
-          <w:p>
-            <w:pPr>
-              <w:pStyle w:val="Normal"/>
-              <w:widowControl w:val="false"/>
-              <w:spacing w:before="0" w:after="0"/>
-              <w:rPr/>
-            </w:pPr>
-            <w:r>
-              <w:rPr>
-                <w:rFonts w:cs="Arial" w:ascii="Liberation Sans" w:hAnsi="Liberation Sans"/>
+          </w:p>
+          <w:p>
+            <w:pPr>
+              <w:widowControl w:val="0"/>
+              <w:spacing w:after="0"/>
+              <w:rPr>
+                <w:rFonts w:ascii="Liberation Sans" w:hAnsi="Liberation Sans" w:cs="Liberation Sans"/>
+              </w:rPr>
+            </w:pPr>
+            <w:r>
+              <w:rPr>
+                <w:rFonts w:ascii="Liberation Sans" w:hAnsi="Liberation Sans" w:cs="Liberation Sans"/>
                 <w:sz w:val="18"/>
                 <w:szCs w:val="18"/>
               </w:rPr>
@@ -859,10 +785,11 @@
           </w:tcPr>
           <w:p>
             <w:pPr>
-              <w:pStyle w:val="Normal"/>
-              <w:widowControl w:val="false"/>
-              <w:spacing w:before="0" w:after="0"/>
-              <w:rPr/>
+              <w:widowControl w:val="0"/>
+              <w:spacing w:after="0"/>
+              <w:rPr>
+                <w:rFonts w:ascii="Liberation Sans" w:hAnsi="Liberation Sans" w:cs="Liberation Sans"/>
+              </w:rPr>
             </w:pPr>
             <w:r>
               <w:t>А123ВС178</w:t>
@@ -871,7 +798,6 @@
         </w:tc>
       </w:tr>
       <w:tr>
-        <w:trPr/>
         <w:tc>
           <w:tcPr>
             <w:tcW w:w="1950" w:type="dxa"/>
@@ -884,36 +810,28 @@
           </w:tcPr>
           <w:p>
             <w:pPr>
-              <w:pStyle w:val="Normal"/>
-              <w:widowControl w:val="false"/>
-              <w:snapToGrid w:val="false"/>
-              <w:spacing w:before="0" w:after="0"/>
-              <w:rPr>
-                <w:rFonts w:ascii="Liberation Sans" w:hAnsi="Liberation Sans" w:cs="Arial"/>
+              <w:widowControl w:val="0"/>
+              <w:snapToGrid w:val="0"/>
+              <w:spacing w:after="0"/>
+              <w:rPr>
+                <w:rFonts w:ascii="Liberation Sans" w:hAnsi="Liberation Sans" w:cs="Liberation Sans"/>
                 <w:b/>
                 <w:sz w:val="18"/>
                 <w:szCs w:val="18"/>
               </w:rPr>
             </w:pPr>
-            <w:r>
-              <w:rPr>
-                <w:rFonts w:cs="Arial" w:ascii="Liberation Sans" w:hAnsi="Liberation Sans"/>
-                <w:b/>
-                <w:sz w:val="18"/>
-                <w:szCs w:val="18"/>
-              </w:rPr>
-            </w:r>
-          </w:p>
-          <w:p>
-            <w:pPr>
-              <w:pStyle w:val="Normal"/>
-              <w:widowControl w:val="false"/>
-              <w:spacing w:before="0" w:after="0"/>
-              <w:rPr/>
-            </w:pPr>
-            <w:r>
-              <w:rPr>
-                <w:rFonts w:cs="Arial" w:ascii="Liberation Sans" w:hAnsi="Liberation Sans"/>
+          </w:p>
+          <w:p>
+            <w:pPr>
+              <w:widowControl w:val="0"/>
+              <w:spacing w:after="0"/>
+              <w:rPr>
+                <w:rFonts w:ascii="Liberation Sans" w:hAnsi="Liberation Sans" w:cs="Liberation Sans"/>
+              </w:rPr>
+            </w:pPr>
+            <w:r>
+              <w:rPr>
+                <w:rFonts w:ascii="Liberation Sans" w:hAnsi="Liberation Sans" w:cs="Liberation Sans"/>
                 <w:sz w:val="18"/>
                 <w:szCs w:val="18"/>
               </w:rPr>
@@ -934,10 +852,11 @@
           </w:tcPr>
           <w:p>
             <w:pPr>
-              <w:pStyle w:val="Normal"/>
-              <w:widowControl w:val="false"/>
-              <w:spacing w:before="0" w:after="0"/>
-              <w:rPr/>
+              <w:widowControl w:val="0"/>
+              <w:spacing w:after="0"/>
+              <w:rPr>
+                <w:rFonts w:ascii="Liberation Sans" w:hAnsi="Liberation Sans" w:cs="Liberation Sans"/>
+              </w:rPr>
             </w:pPr>
             <w:r>
               <w:t>Иванов Иван Иванович</w:t>
@@ -956,36 +875,28 @@
           </w:tcPr>
           <w:p>
             <w:pPr>
-              <w:pStyle w:val="Normal"/>
-              <w:widowControl w:val="false"/>
-              <w:snapToGrid w:val="false"/>
-              <w:spacing w:lineRule="auto" w:line="240" w:before="0" w:after="0"/>
-              <w:rPr>
-                <w:rFonts w:ascii="Liberation Sans" w:hAnsi="Liberation Sans" w:cs="Arial"/>
+              <w:widowControl w:val="0"/>
+              <w:snapToGrid w:val="0"/>
+              <w:spacing w:after="0" w:line="240" w:lineRule="auto"/>
+              <w:rPr>
+                <w:rFonts w:ascii="Liberation Sans" w:hAnsi="Liberation Sans" w:cs="Liberation Sans"/>
                 <w:b/>
                 <w:sz w:val="18"/>
                 <w:szCs w:val="18"/>
               </w:rPr>
             </w:pPr>
-            <w:r>
-              <w:rPr>
-                <w:rFonts w:cs="Arial" w:ascii="Liberation Sans" w:hAnsi="Liberation Sans"/>
-                <w:b/>
-                <w:sz w:val="18"/>
-                <w:szCs w:val="18"/>
-              </w:rPr>
-            </w:r>
-          </w:p>
-          <w:p>
-            <w:pPr>
-              <w:pStyle w:val="Normal"/>
-              <w:widowControl w:val="false"/>
-              <w:spacing w:lineRule="auto" w:line="240" w:before="0" w:after="0"/>
-              <w:rPr/>
-            </w:pPr>
-            <w:r>
-              <w:rPr>
-                <w:rFonts w:cs="Arial" w:ascii="Liberation Sans" w:hAnsi="Liberation Sans"/>
+          </w:p>
+          <w:p>
+            <w:pPr>
+              <w:widowControl w:val="0"/>
+              <w:spacing w:after="0" w:line="240" w:lineRule="auto"/>
+              <w:rPr>
+                <w:rFonts w:ascii="Liberation Sans" w:hAnsi="Liberation Sans" w:cs="Liberation Sans"/>
+              </w:rPr>
+            </w:pPr>
+            <w:r>
+              <w:rPr>
+                <w:rFonts w:ascii="Liberation Sans" w:hAnsi="Liberation Sans" w:cs="Liberation Sans"/>
                 <w:sz w:val="18"/>
                 <w:szCs w:val="18"/>
               </w:rPr>
@@ -1006,10 +917,11 @@
           </w:tcPr>
           <w:p>
             <w:pPr>
-              <w:pStyle w:val="Normal"/>
-              <w:widowControl w:val="false"/>
-              <w:spacing w:before="0" w:after="0"/>
-              <w:rPr/>
+              <w:widowControl w:val="0"/>
+              <w:spacing w:after="0"/>
+              <w:rPr>
+                <w:rFonts w:ascii="Liberation Sans" w:hAnsi="Liberation Sans" w:cs="Liberation Sans"/>
+              </w:rPr>
             </w:pPr>
             <w:r>
               <w:t>+79002223344</w:t>
@@ -1020,33 +932,25 @@
     </w:tbl>
     <w:p>
       <w:pPr>
-        <w:pStyle w:val="Normal"/>
-        <w:spacing w:before="0" w:after="0"/>
-        <w:rPr>
-          <w:rFonts w:ascii="Liberation Sans" w:hAnsi="Liberation Sans" w:cs="Arial"/>
+        <w:spacing w:after="0"/>
+        <w:rPr>
+          <w:rFonts w:ascii="Liberation Sans" w:hAnsi="Liberation Sans" w:cs="Liberation Sans"/>
           <w:sz w:val="18"/>
           <w:szCs w:val="18"/>
           <w:u w:val="single"/>
         </w:rPr>
       </w:pPr>
-      <w:r>
-        <w:rPr>
-          <w:rFonts w:cs="Arial" w:ascii="Liberation Sans" w:hAnsi="Liberation Sans"/>
-          <w:sz w:val="18"/>
-          <w:szCs w:val="18"/>
-          <w:u w:val="single"/>
-        </w:rPr>
-      </w:r>
     </w:p>
     <w:p>
       <w:pPr>
-        <w:pStyle w:val="Normal"/>
-        <w:spacing w:before="0" w:after="0"/>
-        <w:rPr/>
+        <w:spacing w:after="0"/>
+        <w:rPr>
+          <w:rFonts w:ascii="Liberation Sans" w:hAnsi="Liberation Sans" w:cs="Liberation Sans"/>
+        </w:rPr>
       </w:pPr>
       <w:r>
         <w:rPr>
-          <w:rFonts w:cs="Arial" w:ascii="Liberation Sans" w:hAnsi="Liberation Sans"/>
+          <w:rFonts w:ascii="Liberation Sans" w:hAnsi="Liberation Sans" w:cs="Liberation Sans"/>
           <w:sz w:val="16"/>
           <w:szCs w:val="16"/>
         </w:rPr>
@@ -1055,13 +959,14 @@
     </w:p>
     <w:p>
       <w:pPr>
-        <w:pStyle w:val="Normal"/>
-        <w:spacing w:before="0" w:after="0"/>
-        <w:rPr/>
+        <w:spacing w:after="0"/>
+        <w:rPr>
+          <w:rFonts w:ascii="Liberation Sans" w:hAnsi="Liberation Sans" w:cs="Liberation Sans"/>
+        </w:rPr>
       </w:pPr>
       <w:r>
         <w:rPr>
-          <w:rFonts w:cs="Arial" w:ascii="Liberation Sans" w:hAnsi="Liberation Sans"/>
+          <w:rFonts w:ascii="Liberation Sans" w:hAnsi="Liberation Sans" w:cs="Liberation Sans"/>
           <w:sz w:val="16"/>
           <w:szCs w:val="16"/>
         </w:rPr>
@@ -1070,13 +975,14 @@
     </w:p>
     <w:p>
       <w:pPr>
-        <w:pStyle w:val="Normal"/>
-        <w:spacing w:before="0" w:after="0"/>
-        <w:rPr/>
+        <w:spacing w:after="0"/>
+        <w:rPr>
+          <w:rFonts w:ascii="Liberation Sans" w:hAnsi="Liberation Sans" w:cs="Liberation Sans"/>
+        </w:rPr>
       </w:pPr>
       <w:r>
         <w:rPr>
-          <w:rFonts w:cs="Arial" w:ascii="Liberation Sans" w:hAnsi="Liberation Sans"/>
+          <w:rFonts w:ascii="Liberation Sans" w:hAnsi="Liberation Sans" w:cs="Liberation Sans"/>
           <w:sz w:val="16"/>
           <w:szCs w:val="16"/>
         </w:rPr>
@@ -1085,13 +991,14 @@
     </w:p>
     <w:p>
       <w:pPr>
-        <w:pStyle w:val="Normal"/>
-        <w:spacing w:before="0" w:after="0"/>
-        <w:rPr/>
+        <w:spacing w:after="0"/>
+        <w:rPr>
+          <w:rFonts w:ascii="Liberation Sans" w:hAnsi="Liberation Sans" w:cs="Liberation Sans"/>
+        </w:rPr>
       </w:pPr>
       <w:r>
         <w:rPr>
-          <w:rFonts w:cs="Arial" w:ascii="Liberation Sans" w:hAnsi="Liberation Sans"/>
+          <w:rFonts w:ascii="Liberation Sans" w:hAnsi="Liberation Sans" w:cs="Liberation Sans"/>
           <w:sz w:val="16"/>
           <w:szCs w:val="16"/>
         </w:rPr>
@@ -1100,13 +1007,14 @@
     </w:p>
     <w:p>
       <w:pPr>
-        <w:pStyle w:val="Normal"/>
-        <w:spacing w:before="0" w:after="0"/>
-        <w:rPr/>
+        <w:spacing w:after="0"/>
+        <w:rPr>
+          <w:rFonts w:ascii="Liberation Sans" w:hAnsi="Liberation Sans" w:cs="Liberation Sans"/>
+        </w:rPr>
       </w:pPr>
       <w:r>
         <w:rPr>
-          <w:rFonts w:cs="Arial" w:ascii="Liberation Sans" w:hAnsi="Liberation Sans"/>
+          <w:rFonts w:ascii="Liberation Sans" w:hAnsi="Liberation Sans" w:cs="Liberation Sans"/>
           <w:sz w:val="16"/>
           <w:szCs w:val="16"/>
         </w:rPr>
@@ -1114,7 +1022,7 @@
       </w:r>
       <w:r>
         <w:rPr>
-          <w:rFonts w:cs="Arial" w:ascii="Liberation Sans" w:hAnsi="Liberation Sans"/>
+          <w:rFonts w:ascii="Liberation Sans" w:hAnsi="Liberation Sans" w:cs="Liberation Sans"/>
           <w:b/>
           <w:sz w:val="16"/>
           <w:szCs w:val="16"/>
@@ -1123,7 +1031,7 @@
       </w:r>
       <w:r>
         <w:rPr>
-          <w:rFonts w:cs="Arial" w:ascii="Liberation Sans" w:hAnsi="Liberation Sans"/>
+          <w:rFonts w:ascii="Liberation Sans" w:hAnsi="Liberation Sans" w:cs="Liberation Sans"/>
           <w:sz w:val="16"/>
           <w:szCs w:val="16"/>
         </w:rPr>
@@ -1132,32 +1040,24 @@
     </w:p>
     <w:p>
       <w:pPr>
-        <w:pStyle w:val="Normal"/>
-        <w:spacing w:before="0" w:after="0"/>
-        <w:rPr>
-          <w:rFonts w:ascii="Liberation Sans" w:hAnsi="Liberation Sans" w:cs="Arial"/>
+        <w:spacing w:after="0"/>
+        <w:rPr>
+          <w:rFonts w:ascii="Liberation Sans" w:hAnsi="Liberation Sans" w:cs="Liberation Sans"/>
           <w:sz w:val="18"/>
           <w:szCs w:val="18"/>
         </w:rPr>
       </w:pPr>
-      <w:r>
-        <w:rPr>
-          <w:rFonts w:cs="Arial" w:ascii="Liberation Sans" w:hAnsi="Liberation Sans"/>
-          <w:sz w:val="18"/>
-          <w:szCs w:val="18"/>
-        </w:rPr>
-      </w:r>
     </w:p>
     <w:p>
       <w:pPr>
-        <w:pStyle w:val="Style18"/>
-        <w:bidi w:val="0"/>
-        <w:jc w:val="left"/>
-        <w:rPr/>
+        <w:pStyle w:val="a3"/>
+        <w:rPr>
+          <w:rFonts w:ascii="Liberation Sans" w:hAnsi="Liberation Sans" w:cs="Liberation Sans"/>
+        </w:rPr>
       </w:pPr>
       <w:r>
         <w:rPr>
-          <w:rFonts w:cs="Arial" w:ascii="Liberation Sans" w:hAnsi="Liberation Sans"/>
+          <w:rFonts w:ascii="Liberation Sans" w:hAnsi="Liberation Sans" w:cs="Liberation Sans"/>
           <w:b/>
           <w:sz w:val="20"/>
           <w:szCs w:val="20"/>
@@ -1168,127 +1068,96 @@
     </w:p>
     <w:p>
       <w:pPr>
-        <w:pStyle w:val="Style18"/>
-        <w:bidi w:val="0"/>
-        <w:jc w:val="left"/>
-        <w:rPr>
-          <w:rFonts w:ascii="Liberation Sans" w:hAnsi="Liberation Sans" w:cs="Arial"/>
+        <w:pStyle w:val="a3"/>
+        <w:rPr>
+          <w:rFonts w:ascii="Liberation Sans" w:hAnsi="Liberation Sans" w:cs="Liberation Sans"/>
           <w:b/>
           <w:sz w:val="20"/>
           <w:szCs w:val="20"/>
           <w:u w:val="single"/>
         </w:rPr>
       </w:pPr>
-      <w:r>
-        <w:rPr>
-          <w:rFonts w:cs="Arial" w:ascii="Liberation Sans" w:hAnsi="Liberation Sans"/>
-          <w:b/>
-          <w:sz w:val="20"/>
-          <w:szCs w:val="20"/>
-          <w:u w:val="single"/>
-        </w:rPr>
-      </w:r>
     </w:p>
     <w:tbl>
       <w:tblPr>
         <w:tblW w:w="10988" w:type="dxa"/>
-        <w:jc w:val="left"/>
-        <w:tblInd w:w="0" w:type="dxa"/>
         <w:tblLayout w:type="fixed"/>
-        <w:tblCellMar>
-          <w:top w:w="0" w:type="dxa"/>
-          <w:left w:w="108" w:type="dxa"/>
-          <w:bottom w:w="0" w:type="dxa"/>
-          <w:right w:w="108" w:type="dxa"/>
-        </w:tblCellMar>
+        <w:tblLook w:val="04A0" w:firstRow="1" w:lastRow="0" w:firstColumn="1" w:lastColumn="0" w:noHBand="0" w:noVBand="1"/>
       </w:tblPr>
       <w:tblGrid>
-        <w:gridCol w:w="5494"/>
+        <w:gridCol w:w="5495"/>
         <w:gridCol w:w="5493"/>
       </w:tblGrid>
       <w:tr>
         <w:trPr>
-          <w:trHeight w:val="4256" w:hRule="atLeast"/>
+          <w:trHeight w:val="4256"/>
         </w:trPr>
         <w:tc>
           <w:tcPr>
             <w:tcW w:w="5494" w:type="dxa"/>
-            <w:tcBorders/>
-          </w:tcPr>
-          <w:p>
-            <w:pPr>
-              <w:pStyle w:val="Normal"/>
-              <w:widowControl w:val="false"/>
-              <w:spacing w:lineRule="auto" w:line="240"/>
-              <w:rPr/>
-            </w:pPr>
-            <w:r>
-              <w:t>г. Москва, ул. Ленина, 1</w:t>
+          </w:tcPr>
+          <w:p>
+            <w:pPr>
+              <w:widowControl w:val="0"/>
+              <w:spacing w:line="240" w:lineRule="auto"/>
+              <w:rPr>
+                <w:rFonts w:ascii="Liberation Sans" w:hAnsi="Liberation Sans" w:cs="Liberation Sans"/>
+              </w:rPr>
+            </w:pPr>
+            <w:r>
+              <w:t>ИП Петров Петр Петрович
+ИНН 000000000000, ОГРНИП 320774600456789
+Адрес регистрации: 141080, Московская обл., г. Королёв, ул. Калинина, д. 10, кв. 5
+Банк: АО Банк
+БИК 044525225, р/с 40702810000000000001, к/с 30101810400000000225
+КПП 770101001
+Тел.: +79001112233</w:t>
             </w:r>
           </w:p>
           <w:p>
             <w:pPr>
               <w:pStyle w:val="ConsPlusNonformat"/>
-              <w:widowControl w:val="false"/>
-              <w:bidi w:val="0"/>
-              <w:jc w:val="left"/>
-              <w:rPr>
-                <w:rFonts w:ascii="Liberation Sans" w:hAnsi="Liberation Sans" w:cs="Times New Roman"/>
+              <w:rPr>
+                <w:rFonts w:ascii="Liberation Sans" w:hAnsi="Liberation Sans" w:cs="Liberation Sans"/>
                 <w:b/>
                 <w:color w:val="000000"/>
                 <w:sz w:val="16"/>
                 <w:szCs w:val="16"/>
               </w:rPr>
             </w:pPr>
-            <w:r>
-              <w:rPr>
-                <w:rFonts w:cs="Times New Roman" w:ascii="Liberation Sans" w:hAnsi="Liberation Sans"/>
+          </w:p>
+          <w:p>
+            <w:pPr>
+              <w:pStyle w:val="ConsPlusNonformat"/>
+              <w:rPr>
+                <w:rFonts w:ascii="Liberation Sans" w:hAnsi="Liberation Sans" w:cs="Liberation Sans"/>
                 <w:b/>
                 <w:color w:val="000000"/>
                 <w:sz w:val="16"/>
                 <w:szCs w:val="16"/>
               </w:rPr>
-            </w:r>
-          </w:p>
-          <w:p>
-            <w:pPr>
-              <w:pStyle w:val="ConsPlusNonformat"/>
-              <w:widowControl w:val="false"/>
-              <w:bidi w:val="0"/>
-              <w:jc w:val="left"/>
-              <w:rPr>
-                <w:rFonts w:ascii="Liberation Sans" w:hAnsi="Liberation Sans" w:cs="Times New Roman"/>
-                <w:b/>
-                <w:color w:val="000000"/>
-                <w:sz w:val="16"/>
-                <w:szCs w:val="16"/>
-              </w:rPr>
-            </w:pPr>
-            <w:r>
-              <w:rPr>
-                <w:rFonts w:cs="Times New Roman" w:ascii="Liberation Sans" w:hAnsi="Liberation Sans"/>
-                <w:b/>
-                <w:color w:val="000000"/>
-                <w:sz w:val="16"/>
-                <w:szCs w:val="16"/>
-              </w:rPr>
-            </w:r>
+            </w:pPr>
           </w:p>
         </w:tc>
         <w:tc>
           <w:tcPr>
             <w:tcW w:w="5493" w:type="dxa"/>
-            <w:tcBorders/>
-          </w:tcPr>
-          <w:p>
-            <w:pPr>
-              <w:pStyle w:val="Style22"/>
-              <w:widowControl w:val="false"/>
-              <w:jc w:val="left"/>
-              <w:rPr/>
-            </w:pPr>
-            <w:r>
-              <w:t>г. Москва, ул. Ленина, 1</w:t>
+          </w:tcPr>
+          <w:p>
+            <w:pPr>
+              <w:pStyle w:val="a7"/>
+              <w:widowControl w:val="0"/>
+              <w:rPr>
+                <w:rFonts w:ascii="Liberation Sans" w:hAnsi="Liberation Sans" w:cs="Liberation Sans"/>
+              </w:rPr>
+            </w:pPr>
+            <w:r>
+              <w:t>ООО «Ромашка» (полное наименование: ООО Ромашка полное наименование)
+ИНН 7701234567, КПП 770101001, ОГРН 1197746123456
+Юр. адрес: 125047, г. Москва, ул. Лесная, д. 5, пом. 12Н
+Почтовый адрес: 125047, г. Москва, ул. Лесная, д. 5, пом. 12Н
+Р/с 40702810938000012345 в ПАО Сбербанк, БИК 044525225, к/с 30101810400000000225
+Тел.: +78120000000, e-mail: buh@romashka.example</w:t>
             </w:r>
           </w:p>
         </w:tc>
@@ -1296,29 +1165,63 @@
     </w:tbl>
     <w:p>
       <w:pPr>
-        <w:pStyle w:val="Style18"/>
-        <w:bidi w:val="0"/>
-        <w:jc w:val="left"/>
-        <w:rPr/>
+        <w:pStyle w:val="a3"/>
+        <w:rPr>
+          <w:rFonts w:ascii="Liberation Sans" w:hAnsi="Liberation Sans" w:cs="Liberation Sans"/>
+        </w:rPr>
       </w:pPr>
       <w:r>
         <w:rPr>
-          <w:rFonts w:cs="Arial" w:ascii="Liberation Sans" w:hAnsi="Liberation Sans"/>
+          <w:rFonts w:ascii="Liberation Sans" w:hAnsi="Liberation Sans" w:cs="Liberation Sans"/>
           <w:sz w:val="20"/>
           <w:szCs w:val="20"/>
         </w:rPr>
         <w:tab/>
+      </w:r>
+      <w:r>
+        <w:rPr>
+          <w:rFonts w:ascii="Liberation Sans" w:hAnsi="Liberation Sans" w:cs="Liberation Sans"/>
+          <w:sz w:val="20"/>
+          <w:szCs w:val="20"/>
+        </w:rPr>
         <w:tab/>
+      </w:r>
+      <w:r>
+        <w:rPr>
+          <w:rFonts w:ascii="Liberation Sans" w:hAnsi="Liberation Sans" w:cs="Liberation Sans"/>
+          <w:sz w:val="20"/>
+          <w:szCs w:val="20"/>
+        </w:rPr>
         <w:tab/>
+      </w:r>
+      <w:r>
+        <w:rPr>
+          <w:rFonts w:ascii="Liberation Sans" w:hAnsi="Liberation Sans" w:cs="Liberation Sans"/>
+          <w:sz w:val="20"/>
+          <w:szCs w:val="20"/>
+        </w:rPr>
         <w:tab/>
+      </w:r>
+      <w:r>
+        <w:rPr>
+          <w:rFonts w:ascii="Liberation Sans" w:hAnsi="Liberation Sans" w:cs="Liberation Sans"/>
+          <w:sz w:val="20"/>
+          <w:szCs w:val="20"/>
+        </w:rPr>
         <w:tab/>
+      </w:r>
+      <w:r>
+        <w:rPr>
+          <w:rFonts w:ascii="Liberation Sans" w:hAnsi="Liberation Sans" w:cs="Liberation Sans"/>
+          <w:sz w:val="20"/>
+          <w:szCs w:val="20"/>
+        </w:rPr>
         <w:tab/>
       </w:r>
     </w:p>
     <w:tbl>
       <w:tblPr>
         <w:tblW w:w="5000" w:type="pct"/>
-        <w:jc w:val="left"/>
         <w:tblInd w:w="55" w:type="dxa"/>
         <w:tblLayout w:type="fixed"/>
         <w:tblCellMar>
@@ -1327,36 +1230,35 @@
           <w:bottom w:w="55" w:type="dxa"/>
           <w:right w:w="55" w:type="dxa"/>
         </w:tblCellMar>
+        <w:tblLook w:val="04A0" w:firstRow="1" w:lastRow="0" w:firstColumn="1" w:lastColumn="0" w:noHBand="0" w:noVBand="1"/>
       </w:tblPr>
       <w:tblGrid>
-        <w:gridCol w:w="2306"/>
-        <w:gridCol w:w="544"/>
-        <w:gridCol w:w="1706"/>
-        <w:gridCol w:w="843"/>
-        <w:gridCol w:w="2344"/>
-        <w:gridCol w:w="591"/>
-        <w:gridCol w:w="1622"/>
-        <w:gridCol w:w="815"/>
+        <w:gridCol w:w="2329"/>
+        <w:gridCol w:w="550"/>
+        <w:gridCol w:w="1724"/>
+        <w:gridCol w:w="852"/>
+        <w:gridCol w:w="2368"/>
+        <w:gridCol w:w="597"/>
+        <w:gridCol w:w="1639"/>
+        <w:gridCol w:w="823"/>
       </w:tblGrid>
       <w:tr>
-        <w:trPr/>
         <w:tc>
           <w:tcPr>
             <w:tcW w:w="4556" w:type="dxa"/>
             <w:gridSpan w:val="3"/>
-            <w:tcBorders/>
-          </w:tcPr>
-          <w:p>
-            <w:pPr>
-              <w:pStyle w:val="Normal"/>
-              <w:spacing w:before="0" w:after="0"/>
-              <w:ind w:hanging="0" w:left="0" w:right="0"/>
+          </w:tcPr>
+          <w:p>
+            <w:pPr>
+              <w:spacing w:after="0"/>
               <w:jc w:val="center"/>
-              <w:rPr/>
-            </w:pPr>
-            <w:r>
-              <w:rPr>
-                <w:rFonts w:cs="Arial" w:ascii="Liberation Sans" w:hAnsi="Liberation Sans"/>
+              <w:rPr>
+                <w:rFonts w:ascii="Liberation Sans" w:hAnsi="Liberation Sans" w:cs="Liberation Sans"/>
+              </w:rPr>
+            </w:pPr>
+            <w:r>
+              <w:rPr>
+                <w:rFonts w:ascii="Liberation Sans" w:hAnsi="Liberation Sans" w:cs="Liberation Sans"/>
                 <w:sz w:val="20"/>
                 <w:szCs w:val="20"/>
               </w:rPr>
@@ -1367,37 +1269,32 @@
         <w:tc>
           <w:tcPr>
             <w:tcW w:w="843" w:type="dxa"/>
-            <w:tcBorders/>
-          </w:tcPr>
-          <w:p>
-            <w:pPr>
-              <w:pStyle w:val="Normal"/>
-              <w:spacing w:before="0" w:after="0"/>
-              <w:ind w:hanging="0" w:left="0" w:right="0"/>
-              <w:rPr/>
-            </w:pPr>
-            <w:r>
-              <w:rPr/>
-            </w:r>
+          </w:tcPr>
+          <w:p>
+            <w:pPr>
+              <w:spacing w:after="0"/>
+              <w:rPr>
+                <w:rFonts w:ascii="Liberation Sans" w:hAnsi="Liberation Sans" w:cs="Liberation Sans"/>
+              </w:rPr>
+            </w:pPr>
           </w:p>
         </w:tc>
         <w:tc>
           <w:tcPr>
             <w:tcW w:w="4557" w:type="dxa"/>
             <w:gridSpan w:val="3"/>
-            <w:tcBorders/>
-          </w:tcPr>
-          <w:p>
-            <w:pPr>
-              <w:pStyle w:val="Normal"/>
-              <w:spacing w:before="0" w:after="0"/>
-              <w:ind w:hanging="0" w:left="0" w:right="0"/>
+          </w:tcPr>
+          <w:p>
+            <w:pPr>
+              <w:spacing w:after="0"/>
               <w:jc w:val="center"/>
-              <w:rPr/>
-            </w:pPr>
-            <w:r>
-              <w:rPr>
-                <w:rFonts w:cs="Arial" w:ascii="Liberation Sans" w:hAnsi="Liberation Sans"/>
+              <w:rPr>
+                <w:rFonts w:ascii="Liberation Sans" w:hAnsi="Liberation Sans" w:cs="Liberation Sans"/>
+              </w:rPr>
+            </w:pPr>
+            <w:r>
+              <w:rPr>
+                <w:rFonts w:ascii="Liberation Sans" w:hAnsi="Liberation Sans" w:cs="Liberation Sans"/>
                 <w:sz w:val="20"/>
                 <w:szCs w:val="20"/>
               </w:rPr>
@@ -1408,65 +1305,53 @@
         <w:tc>
           <w:tcPr>
             <w:tcW w:w="815" w:type="dxa"/>
-            <w:tcBorders/>
-          </w:tcPr>
-          <w:p>
-            <w:pPr>
-              <w:pStyle w:val="Normal"/>
-              <w:spacing w:before="0" w:after="0"/>
-              <w:ind w:hanging="0" w:left="0" w:right="0"/>
-              <w:rPr/>
-            </w:pPr>
-            <w:r>
-              <w:rPr/>
-            </w:r>
+          </w:tcPr>
+          <w:p>
+            <w:pPr>
+              <w:spacing w:after="0"/>
+              <w:rPr>
+                <w:rFonts w:ascii="Liberation Sans" w:hAnsi="Liberation Sans" w:cs="Liberation Sans"/>
+              </w:rPr>
+            </w:pPr>
           </w:p>
         </w:tc>
       </w:tr>
       <w:tr>
-        <w:trPr/>
         <w:tc>
           <w:tcPr>
             <w:tcW w:w="2306" w:type="dxa"/>
-            <w:tcBorders/>
-          </w:tcPr>
-          <w:p>
-            <w:pPr>
-              <w:pStyle w:val="Normal"/>
-              <w:spacing w:before="0" w:after="0"/>
+          </w:tcPr>
+          <w:p>
+            <w:pPr>
+              <w:spacing w:after="0"/>
               <w:jc w:val="right"/>
-              <w:rPr/>
-            </w:pPr>
-            <w:r>
-              <w:rPr>
-                <w:rFonts w:cs="Arial" w:ascii="Liberation Sans" w:hAnsi="Liberation Sans"/>
-                <w:b w:val="false"/>
-                <w:bCs w:val="false"/>
+              <w:rPr>
+                <w:rFonts w:ascii="Liberation Sans" w:hAnsi="Liberation Sans" w:cs="Liberation Sans"/>
+              </w:rPr>
+            </w:pPr>
+            <w:r>
+              <w:rPr>
+                <w:rFonts w:ascii="Liberation Sans" w:hAnsi="Liberation Sans" w:cs="Liberation Sans"/>
                 <w:sz w:val="20"/>
                 <w:szCs w:val="20"/>
-                <w:u w:val="none"/>
                 <w:lang w:val="en-US"/>
               </w:rPr>
               <w:t>__________________</w:t>
             </w:r>
             <w:r>
               <w:rPr>
-                <w:rFonts w:cs="Arial" w:ascii="Liberation Sans" w:hAnsi="Liberation Sans"/>
-                <w:b w:val="false"/>
-                <w:bCs w:val="false"/>
+                <w:rFonts w:ascii="Liberation Sans" w:hAnsi="Liberation Sans" w:cs="Liberation Sans"/>
                 <w:sz w:val="20"/>
                 <w:szCs w:val="20"/>
-                <w:u w:val="none"/>
               </w:rPr>
               <w:t xml:space="preserve"> </w:t>
             </w:r>
             <w:r>
               <w:rPr>
-                <w:rFonts w:cs="Arial" w:ascii="Liberation Sans" w:hAnsi="Liberation Sans"/>
+                <w:rFonts w:ascii="Liberation Sans" w:hAnsi="Liberation Sans" w:cs="Liberation Sans"/>
                 <w:b/>
                 <w:sz w:val="20"/>
                 <w:szCs w:val="20"/>
-                <w:u w:val="none"/>
               </w:rPr>
               <w:t>/</w:t>
             </w:r>
@@ -1476,33 +1361,29 @@
           <w:tcPr>
             <w:tcW w:w="3093" w:type="dxa"/>
             <w:gridSpan w:val="3"/>
-            <w:tcBorders/>
-          </w:tcPr>
-          <w:p>
-            <w:pPr>
-              <w:pStyle w:val="Normal"/>
-              <w:spacing w:before="0" w:after="0"/>
-              <w:rPr/>
-            </w:pPr>
-            <w:r>
-              <w:rPr>
-                <w:rFonts w:cs="Arial" w:ascii="Liberation Sans" w:hAnsi="Liberation Sans"/>
-                <w:b w:val="false"/>
-                <w:bCs w:val="false"/>
+          </w:tcPr>
+          <w:p>
+            <w:pPr>
+              <w:spacing w:after="0"/>
+              <w:rPr>
+                <w:rFonts w:ascii="Liberation Sans" w:hAnsi="Liberation Sans" w:cs="Liberation Sans"/>
+              </w:rPr>
+            </w:pPr>
+            <w:r>
+              <w:rPr>
+                <w:rFonts w:ascii="Liberation Sans" w:hAnsi="Liberation Sans" w:cs="Liberation Sans"/>
                 <w:sz w:val="20"/>
                 <w:szCs w:val="20"/>
-                <w:u w:val="none"/>
                 <w:lang w:val="en-US"/>
               </w:rPr>
               <w:t xml:space="preserve">__________________ </w:t>
             </w:r>
             <w:r>
               <w:rPr>
-                <w:rFonts w:cs="Arial" w:ascii="Liberation Sans" w:hAnsi="Liberation Sans"/>
+                <w:rFonts w:ascii="Liberation Sans" w:hAnsi="Liberation Sans" w:cs="Liberation Sans"/>
                 <w:b/>
                 <w:sz w:val="20"/>
                 <w:szCs w:val="20"/>
-                <w:u w:val="none"/>
               </w:rPr>
               <w:t>/</w:t>
             </w:r>
@@ -1511,45 +1392,38 @@
         <w:tc>
           <w:tcPr>
             <w:tcW w:w="2344" w:type="dxa"/>
-            <w:tcBorders/>
-          </w:tcPr>
-          <w:p>
-            <w:pPr>
-              <w:pStyle w:val="Normal"/>
-              <w:spacing w:before="0" w:after="0"/>
+          </w:tcPr>
+          <w:p>
+            <w:pPr>
+              <w:spacing w:after="0"/>
               <w:jc w:val="right"/>
-              <w:rPr/>
-            </w:pPr>
-            <w:r>
-              <w:rPr>
-                <w:rFonts w:cs="Arial" w:ascii="Liberation Sans" w:hAnsi="Liberation Sans"/>
-                <w:b w:val="false"/>
-                <w:bCs w:val="false"/>
+              <w:rPr>
+                <w:rFonts w:ascii="Liberation Sans" w:hAnsi="Liberation Sans" w:cs="Liberation Sans"/>
+              </w:rPr>
+            </w:pPr>
+            <w:r>
+              <w:rPr>
+                <w:rFonts w:ascii="Liberation Sans" w:hAnsi="Liberation Sans" w:cs="Liberation Sans"/>
                 <w:sz w:val="20"/>
                 <w:szCs w:val="20"/>
-                <w:u w:val="none"/>
                 <w:lang w:val="en-US"/>
               </w:rPr>
               <w:t>__________________</w:t>
             </w:r>
             <w:r>
               <w:rPr>
-                <w:rFonts w:cs="Arial" w:ascii="Liberation Sans" w:hAnsi="Liberation Sans"/>
-                <w:b w:val="false"/>
-                <w:bCs w:val="false"/>
+                <w:rFonts w:ascii="Liberation Sans" w:hAnsi="Liberation Sans" w:cs="Liberation Sans"/>
                 <w:sz w:val="20"/>
                 <w:szCs w:val="20"/>
-                <w:u w:val="none"/>
               </w:rPr>
               <w:t xml:space="preserve"> </w:t>
             </w:r>
             <w:r>
               <w:rPr>
-                <w:rFonts w:cs="Arial" w:ascii="Liberation Sans" w:hAnsi="Liberation Sans"/>
+                <w:rFonts w:ascii="Liberation Sans" w:hAnsi="Liberation Sans" w:cs="Liberation Sans"/>
                 <w:b/>
                 <w:sz w:val="20"/>
                 <w:szCs w:val="20"/>
-                <w:u w:val="none"/>
               </w:rPr>
               <w:t>/</w:t>
             </w:r>
@@ -1559,33 +1433,29 @@
           <w:tcPr>
             <w:tcW w:w="3028" w:type="dxa"/>
             <w:gridSpan w:val="3"/>
-            <w:tcBorders/>
-          </w:tcPr>
-          <w:p>
-            <w:pPr>
-              <w:pStyle w:val="Normal"/>
-              <w:spacing w:before="0" w:after="0"/>
-              <w:rPr/>
-            </w:pPr>
-            <w:r>
-              <w:rPr>
-                <w:rFonts w:cs="Arial" w:ascii="Liberation Sans" w:hAnsi="Liberation Sans"/>
-                <w:b w:val="false"/>
-                <w:bCs w:val="false"/>
+          </w:tcPr>
+          <w:p>
+            <w:pPr>
+              <w:spacing w:after="0"/>
+              <w:rPr>
+                <w:rFonts w:ascii="Liberation Sans" w:hAnsi="Liberation Sans" w:cs="Liberation Sans"/>
+              </w:rPr>
+            </w:pPr>
+            <w:r>
+              <w:rPr>
+                <w:rFonts w:ascii="Liberation Sans" w:hAnsi="Liberation Sans" w:cs="Liberation Sans"/>
                 <w:sz w:val="20"/>
                 <w:szCs w:val="20"/>
-                <w:u w:val="none"/>
                 <w:lang w:val="en-US"/>
               </w:rPr>
               <w:t xml:space="preserve">__________________ </w:t>
             </w:r>
             <w:r>
               <w:rPr>
-                <w:rFonts w:cs="Arial" w:ascii="Liberation Sans" w:hAnsi="Liberation Sans"/>
+                <w:rFonts w:ascii="Liberation Sans" w:hAnsi="Liberation Sans" w:cs="Liberation Sans"/>
                 <w:b/>
                 <w:sz w:val="20"/>
                 <w:szCs w:val="20"/>
-                <w:u w:val="none"/>
               </w:rPr>
               <w:t>/</w:t>
             </w:r>
@@ -1593,145 +1463,100 @@
         </w:tc>
       </w:tr>
       <w:tr>
-        <w:trPr/>
         <w:tc>
           <w:tcPr>
             <w:tcW w:w="2306" w:type="dxa"/>
-            <w:tcBorders/>
-          </w:tcPr>
-          <w:p>
-            <w:pPr>
-              <w:pStyle w:val="Normal"/>
-              <w:spacing w:before="0" w:after="200"/>
-              <w:rPr>
-                <w:rFonts w:ascii="Liberation Sans" w:hAnsi="Liberation Sans" w:cs="Arial"/>
+          </w:tcPr>
+          <w:p>
+            <w:pPr>
+              <w:rPr>
+                <w:rFonts w:ascii="Liberation Sans" w:hAnsi="Liberation Sans" w:cs="Liberation Sans"/>
                 <w:b/>
                 <w:sz w:val="20"/>
                 <w:szCs w:val="20"/>
-                <w:u w:val="none"/>
-              </w:rPr>
-            </w:pPr>
-            <w:r>
-              <w:rPr>
-                <w:rFonts w:cs="Arial" w:ascii="Liberation Sans" w:hAnsi="Liberation Sans"/>
+              </w:rPr>
+            </w:pPr>
+          </w:p>
+        </w:tc>
+        <w:tc>
+          <w:tcPr>
+            <w:tcW w:w="544" w:type="dxa"/>
+          </w:tcPr>
+          <w:p>
+            <w:pPr>
+              <w:rPr>
+                <w:rFonts w:ascii="Liberation Sans" w:hAnsi="Liberation Sans" w:cs="Liberation Sans"/>
+                <w:sz w:val="20"/>
+                <w:szCs w:val="20"/>
+              </w:rPr>
+            </w:pPr>
+          </w:p>
+        </w:tc>
+        <w:tc>
+          <w:tcPr>
+            <w:tcW w:w="2549" w:type="dxa"/>
+            <w:gridSpan w:val="2"/>
+          </w:tcPr>
+          <w:p>
+            <w:pPr>
+              <w:rPr>
+                <w:rFonts w:ascii="Liberation Sans" w:hAnsi="Liberation Sans" w:cs="Liberation Sans"/>
+                <w:sz w:val="20"/>
+                <w:szCs w:val="20"/>
+              </w:rPr>
+            </w:pPr>
+            <w:r>
+              <w:rPr>
+                <w:rFonts w:ascii="Liberation Sans" w:hAnsi="Liberation Sans" w:cs="Liberation Sans"/>
+                <w:sz w:val="20"/>
+                <w:szCs w:val="20"/>
+              </w:rPr>
+              <w:t>М.П.</w:t>
+            </w:r>
+          </w:p>
+        </w:tc>
+        <w:tc>
+          <w:tcPr>
+            <w:tcW w:w="2344" w:type="dxa"/>
+          </w:tcPr>
+          <w:p>
+            <w:pPr>
+              <w:rPr>
+                <w:rFonts w:ascii="Liberation Sans" w:hAnsi="Liberation Sans" w:cs="Liberation Sans"/>
                 <w:b/>
                 <w:sz w:val="20"/>
                 <w:szCs w:val="20"/>
-                <w:u w:val="none"/>
-              </w:rPr>
-            </w:r>
-          </w:p>
-        </w:tc>
-        <w:tc>
-          <w:tcPr>
-            <w:tcW w:w="544" w:type="dxa"/>
-            <w:tcBorders/>
-          </w:tcPr>
-          <w:p>
-            <w:pPr>
-              <w:pStyle w:val="Normal"/>
-              <w:spacing w:before="0" w:after="200"/>
-              <w:rPr>
-                <w:rFonts w:ascii="Liberation Sans" w:hAnsi="Liberation Sans" w:cs="Arial"/>
-                <w:sz w:val="20"/>
-                <w:szCs w:val="20"/>
-              </w:rPr>
-            </w:pPr>
-            <w:r>
-              <w:rPr>
-                <w:rFonts w:cs="Arial" w:ascii="Liberation Sans" w:hAnsi="Liberation Sans"/>
-                <w:sz w:val="20"/>
-                <w:szCs w:val="20"/>
-              </w:rPr>
-            </w:r>
-          </w:p>
-        </w:tc>
-        <w:tc>
-          <w:tcPr>
-            <w:tcW w:w="2549" w:type="dxa"/>
-            <w:gridSpan w:val="2"/>
-            <w:tcBorders/>
-          </w:tcPr>
-          <w:p>
-            <w:pPr>
-              <w:pStyle w:val="Normal"/>
-              <w:spacing w:before="0" w:after="200"/>
-              <w:rPr>
-                <w:rFonts w:ascii="Liberation Sans" w:hAnsi="Liberation Sans" w:cs="Arial"/>
-                <w:sz w:val="20"/>
-                <w:szCs w:val="20"/>
-              </w:rPr>
-            </w:pPr>
-            <w:r>
-              <w:rPr>
-                <w:rFonts w:cs="Arial" w:ascii="Liberation Sans" w:hAnsi="Liberation Sans"/>
-                <w:sz w:val="20"/>
-                <w:szCs w:val="20"/>
-              </w:rPr>
-              <w:t>М.П.</w:t>
-            </w:r>
-          </w:p>
-        </w:tc>
-        <w:tc>
-          <w:tcPr>
-            <w:tcW w:w="2344" w:type="dxa"/>
-            <w:tcBorders/>
-          </w:tcPr>
-          <w:p>
-            <w:pPr>
-              <w:pStyle w:val="Normal"/>
-              <w:spacing w:before="0" w:after="200"/>
-              <w:rPr>
-                <w:rFonts w:ascii="Liberation Sans" w:hAnsi="Liberation Sans" w:cs="Arial"/>
-                <w:b/>
-                <w:sz w:val="20"/>
-                <w:szCs w:val="20"/>
-              </w:rPr>
-            </w:pPr>
-            <w:r>
-              <w:rPr>
-                <w:rFonts w:cs="Arial" w:ascii="Liberation Sans" w:hAnsi="Liberation Sans"/>
-                <w:b/>
-                <w:sz w:val="20"/>
-                <w:szCs w:val="20"/>
-              </w:rPr>
-            </w:r>
+              </w:rPr>
+            </w:pPr>
           </w:p>
         </w:tc>
         <w:tc>
           <w:tcPr>
             <w:tcW w:w="591" w:type="dxa"/>
-            <w:tcBorders/>
-          </w:tcPr>
-          <w:p>
-            <w:pPr>
-              <w:pStyle w:val="Normal"/>
-              <w:spacing w:before="0" w:after="200"/>
-              <w:rPr>
-                <w:u w:val="none"/>
-              </w:rPr>
-            </w:pPr>
-            <w:r>
-              <w:rPr>
-                <w:u w:val="none"/>
-              </w:rPr>
-            </w:r>
+          </w:tcPr>
+          <w:p>
+            <w:pPr>
+              <w:rPr>
+                <w:rFonts w:ascii="Liberation Sans" w:hAnsi="Liberation Sans" w:cs="Liberation Sans"/>
+              </w:rPr>
+            </w:pPr>
           </w:p>
         </w:tc>
         <w:tc>
           <w:tcPr>
             <w:tcW w:w="2437" w:type="dxa"/>
             <w:gridSpan w:val="2"/>
-            <w:tcBorders/>
-          </w:tcPr>
-          <w:p>
-            <w:pPr>
-              <w:pStyle w:val="Normal"/>
-              <w:spacing w:before="0" w:after="200"/>
-              <w:rPr/>
-            </w:pPr>
-            <w:r>
-              <w:rPr/>
+          </w:tcPr>
+          <w:p>
+            <w:pPr>
+              <w:rPr>
+                <w:rFonts w:ascii="Liberation Sans" w:hAnsi="Liberation Sans" w:cs="Liberation Sans"/>
+              </w:rPr>
+            </w:pPr>
+            <w:r>
+              <w:rPr>
+                <w:rFonts w:ascii="Liberation Sans" w:hAnsi="Liberation Sans" w:cs="Liberation Sans"/>
+              </w:rPr>
               <w:t>М.П.</w:t>
             </w:r>
           </w:p>
@@ -1740,46 +1565,32 @@
     </w:tbl>
     <w:p>
       <w:pPr>
-        <w:pStyle w:val="Normal"/>
-        <w:widowControl/>
-        <w:bidi w:val="0"/>
-        <w:spacing w:lineRule="auto" w:line="276" w:before="0" w:after="0"/>
-        <w:jc w:val="left"/>
-        <w:rPr>
-          <w:rFonts w:ascii="Liberation Sans" w:hAnsi="Liberation Sans" w:cs="Arial"/>
+        <w:spacing w:after="0"/>
+        <w:rPr>
+          <w:rFonts w:ascii="Liberation Sans" w:hAnsi="Liberation Sans" w:cs="Liberation Sans"/>
           <w:sz w:val="20"/>
           <w:szCs w:val="20"/>
           <w:u w:val="single"/>
         </w:rPr>
       </w:pPr>
-      <w:r>
-        <w:rPr>
-          <w:rFonts w:cs="Arial" w:ascii="Liberation Sans" w:hAnsi="Liberation Sans"/>
-          <w:sz w:val="20"/>
-          <w:szCs w:val="20"/>
-          <w:u w:val="single"/>
-        </w:rPr>
-      </w:r>
     </w:p>
     <w:sectPr>
-      <w:type w:val="nextPage"/>
       <w:pgSz w:w="11906" w:h="16838"/>
-      <w:pgMar w:left="567" w:right="567" w:gutter="0" w:header="0" w:top="567" w:footer="0" w:bottom="567"/>
-      <w:pgNumType w:fmt="decimal"/>
-      <w:formProt w:val="false"/>
-      <w:textDirection w:val="lrTb"/>
-      <w:docGrid w:type="default" w:linePitch="360" w:charSpace="0"/>
+      <w:pgMar w:top="567" w:right="567" w:bottom="567" w:left="567" w:header="0" w:footer="0" w:gutter="0"/>
+      <w:cols w:space="720"/>
+      <w:formProt w:val="0"/>
+      <w:docGrid w:linePitch="360"/>
     </w:sectPr>
   </w:body>
 </w:document>
 </file>
 
 <file path=word/styles.xml><?xml version="1.0" encoding="utf-8"?>
-<w:styles xmlns:w="http://schemas.openxmlformats.org/wordprocessingml/2006/main" xmlns:w14="http://schemas.microsoft.com/office/word/2010/wordml" xmlns:mc="http://schemas.openxmlformats.org/markup-compatibility/2006" mc:Ignorable="w14">
+<w:styles xmlns:mc="http://schemas.openxmlformats.org/markup-compatibility/2006" xmlns:r="http://schemas.openxmlformats.org/officeDocument/2006/relationships" xmlns:w="http://schemas.openxmlformats.org/wordprocessingml/2006/main" xmlns:w14="http://schemas.microsoft.com/office/word/2010/wordml" xmlns:w15="http://schemas.microsoft.com/office/word/2012/wordml" xmlns:w16cex="http://schemas.microsoft.com/office/word/2018/wordml/cex" xmlns:w16cid="http://schemas.microsoft.com/office/word/2016/wordml/cid" xmlns:w16="http://schemas.microsoft.com/office/word/2018/wordml" xmlns:w16du="http://schemas.microsoft.com/office/word/2023/wordml/word16du" xmlns:w16sdtdh="http://schemas.microsoft.com/office/word/2020/wordml/sdtdatahash" xmlns:w16sdtfl="http://schemas.microsoft.com/office/word/2024/wordml/sdtformatlock" xmlns:w16se="http://schemas.microsoft.com/office/word/2015/wordml/symex" mc:Ignorable="w14 w15 w16se w16cid w16 w16cex w16sdtdh w16sdtfl w16du">
   <w:docDefaults>
     <w:rPrDefault>
       <w:rPr>
-        <w:rFonts w:ascii="Liberation Serif" w:hAnsi="Liberation Serif" w:eastAsia="NSimSun" w:cs="Arial"/>
+        <w:rFonts w:ascii="Liberation Serif" w:eastAsia="NSimSun" w:hAnsi="Liberation Serif" w:cs="Arial"/>
         <w:sz w:val="24"/>
         <w:szCs w:val="24"/>
         <w:lang w:val="ru-RU" w:eastAsia="zh-CN" w:bidi="hi-IN"/>
@@ -1787,35 +1598,433 @@
     </w:rPrDefault>
     <w:pPrDefault>
       <w:pPr>
-        <w:suppressAutoHyphens w:val="true"/>
+        <w:suppressAutoHyphens/>
       </w:pPr>
     </w:pPrDefault>
   </w:docDefaults>
-  <w:style w:type="paragraph" w:styleId="Normal">
+  <w:latentStyles w:defLockedState="0" w:defUIPriority="99" w:defSemiHidden="0" w:defUnhideWhenUsed="0" w:defQFormat="0" w:count="376">
+    <w:lsdException w:name="Normal" w:uiPriority="0" w:qFormat="1"/>
+    <w:lsdException w:name="heading 1" w:uiPriority="9" w:qFormat="1"/>
+    <w:lsdException w:name="heading 2" w:semiHidden="1" w:uiPriority="9" w:unhideWhenUsed="1" w:qFormat="1"/>
+    <w:lsdException w:name="heading 3" w:semiHidden="1" w:uiPriority="9" w:unhideWhenUsed="1" w:qFormat="1"/>
+    <w:lsdException w:name="heading 4" w:semiHidden="1" w:uiPriority="9" w:unhideWhenUsed="1" w:qFormat="1"/>
+    <w:lsdException w:name="heading 5" w:semiHidden="1" w:uiPriority="9" w:unhideWhenUsed="1" w:qFormat="1"/>
+    <w:lsdException w:name="heading 6" w:semiHidden="1" w:uiPriority="9" w:unhideWhenUsed="1" w:qFormat="1"/>
+    <w:lsdException w:name="heading 7" w:semiHidden="1" w:uiPriority="9" w:unhideWhenUsed="1" w:qFormat="1"/>
+    <w:lsdException w:name="heading 8" w:semiHidden="1" w:uiPriority="9" w:unhideWhenUsed="1" w:qFormat="1"/>
+    <w:lsdException w:name="heading 9" w:semiHidden="1" w:uiPriority="9" w:unhideWhenUsed="1" w:qFormat="1"/>
+    <w:lsdException w:name="index 1" w:semiHidden="1" w:unhideWhenUsed="1"/>
+    <w:lsdException w:name="index 2" w:semiHidden="1" w:unhideWhenUsed="1"/>
+    <w:lsdException w:name="index 3" w:semiHidden="1" w:unhideWhenUsed="1"/>
+    <w:lsdException w:name="index 4" w:semiHidden="1" w:unhideWhenUsed="1"/>
+    <w:lsdException w:name="index 5" w:semiHidden="1" w:unhideWhenUsed="1"/>
+    <w:lsdException w:name="index 6" w:semiHidden="1" w:unhideWhenUsed="1"/>
+    <w:lsdException w:name="index 7" w:semiHidden="1" w:unhideWhenUsed="1"/>
+    <w:lsdException w:name="index 8" w:semiHidden="1" w:unhideWhenUsed="1"/>
+    <w:lsdException w:name="index 9" w:semiHidden="1" w:unhideWhenUsed="1"/>
+    <w:lsdException w:name="toc 1" w:semiHidden="1" w:uiPriority="39" w:unhideWhenUsed="1"/>
+    <w:lsdException w:name="toc 2" w:semiHidden="1" w:uiPriority="39" w:unhideWhenUsed="1"/>
+    <w:lsdException w:name="toc 3" w:semiHidden="1" w:uiPriority="39" w:unhideWhenUsed="1"/>
+    <w:lsdException w:name="toc 4" w:semiHidden="1" w:uiPriority="39" w:unhideWhenUsed="1"/>
+    <w:lsdException w:name="toc 5" w:semiHidden="1" w:uiPriority="39" w:unhideWhenUsed="1"/>
+    <w:lsdException w:name="toc 6" w:semiHidden="1" w:uiPriority="39" w:unhideWhenUsed="1"/>
+    <w:lsdException w:name="toc 7" w:semiHidden="1" w:uiPriority="39" w:unhideWhenUsed="1"/>
+    <w:lsdException w:name="toc 8" w:semiHidden="1" w:uiPriority="39" w:unhideWhenUsed="1"/>
+    <w:lsdException w:name="toc 9" w:semiHidden="1" w:uiPriority="39" w:unhideWhenUsed="1"/>
+    <w:lsdException w:name="Normal Indent" w:semiHidden="1" w:unhideWhenUsed="1"/>
+    <w:lsdException w:name="footnote text" w:semiHidden="1" w:unhideWhenUsed="1"/>
+    <w:lsdException w:name="annotation text" w:semiHidden="1" w:unhideWhenUsed="1"/>
+    <w:lsdException w:name="header" w:semiHidden="1" w:unhideWhenUsed="1"/>
+    <w:lsdException w:name="footer" w:semiHidden="1" w:unhideWhenUsed="1"/>
+    <w:lsdException w:name="index heading" w:semiHidden="1" w:unhideWhenUsed="1"/>
+    <w:lsdException w:name="caption" w:semiHidden="1" w:uiPriority="35" w:unhideWhenUsed="1" w:qFormat="1"/>
+    <w:lsdException w:name="table of figures" w:semiHidden="1" w:unhideWhenUsed="1"/>
+    <w:lsdException w:name="envelope address" w:semiHidden="1" w:unhideWhenUsed="1"/>
+    <w:lsdException w:name="envelope return" w:semiHidden="1" w:unhideWhenUsed="1"/>
+    <w:lsdException w:name="footnote reference" w:semiHidden="1" w:unhideWhenUsed="1"/>
+    <w:lsdException w:name="annotation reference" w:semiHidden="1" w:unhideWhenUsed="1"/>
+    <w:lsdException w:name="line number" w:semiHidden="1" w:unhideWhenUsed="1"/>
+    <w:lsdException w:name="page number" w:semiHidden="1" w:unhideWhenUsed="1"/>
+    <w:lsdException w:name="endnote reference" w:semiHidden="1" w:unhideWhenUsed="1"/>
+    <w:lsdException w:name="endnote text" w:semiHidden="1" w:unhideWhenUsed="1"/>
+    <w:lsdException w:name="table of authorities" w:semiHidden="1" w:unhideWhenUsed="1"/>
+    <w:lsdException w:name="macro" w:semiHidden="1" w:unhideWhenUsed="1"/>
+    <w:lsdException w:name="toa heading" w:semiHidden="1" w:unhideWhenUsed="1"/>
+    <w:lsdException w:name="List" w:semiHidden="1" w:unhideWhenUsed="1"/>
+    <w:lsdException w:name="List Bullet" w:semiHidden="1" w:unhideWhenUsed="1"/>
+    <w:lsdException w:name="List Number" w:semiHidden="1" w:unhideWhenUsed="1"/>
+    <w:lsdException w:name="List 2" w:semiHidden="1" w:unhideWhenUsed="1"/>
+    <w:lsdException w:name="List 3" w:semiHidden="1" w:unhideWhenUsed="1"/>
+    <w:lsdException w:name="List 4" w:semiHidden="1" w:unhideWhenUsed="1"/>
+    <w:lsdException w:name="List 5" w:semiHidden="1" w:unhideWhenUsed="1"/>
+    <w:lsdException w:name="List Bullet 2" w:semiHidden="1" w:unhideWhenUsed="1"/>
+    <w:lsdException w:name="List Bullet 3" w:semiHidden="1" w:unhideWhenUsed="1"/>
+    <w:lsdException w:name="List Bullet 4" w:semiHidden="1" w:unhideWhenUsed="1"/>
+    <w:lsdException w:name="List Bullet 5" w:semiHidden="1" w:unhideWhenUsed="1"/>
+    <w:lsdException w:name="List Number 2" w:semiHidden="1" w:unhideWhenUsed="1"/>
+    <w:lsdException w:name="List Number 3" w:semiHidden="1" w:unhideWhenUsed="1"/>
+    <w:lsdException w:name="List Number 4" w:semiHidden="1" w:unhideWhenUsed="1"/>
+    <w:lsdException w:name="List Number 5" w:semiHidden="1" w:unhideWhenUsed="1"/>
+    <w:lsdException w:name="Title" w:uiPriority="10" w:qFormat="1"/>
+    <w:lsdException w:name="Closing" w:semiHidden="1" w:unhideWhenUsed="1"/>
+    <w:lsdException w:name="Signature" w:semiHidden="1" w:unhideWhenUsed="1"/>
+    <w:lsdException w:name="Default Paragraph Font" w:semiHidden="1" w:uiPriority="1" w:unhideWhenUsed="1"/>
+    <w:lsdException w:name="Body Text" w:semiHidden="1" w:unhideWhenUsed="1"/>
+    <w:lsdException w:name="Body Text Indent" w:semiHidden="1" w:unhideWhenUsed="1"/>
+    <w:lsdException w:name="List Continue" w:semiHidden="1" w:unhideWhenUsed="1"/>
+    <w:lsdException w:name="List Continue 2" w:semiHidden="1" w:unhideWhenUsed="1"/>
+    <w:lsdException w:name="List Continue 3" w:semiHidden="1" w:unhideWhenUsed="1"/>
+    <w:lsdException w:name="List Continue 4" w:semiHidden="1" w:unhideWhenUsed="1"/>
+    <w:lsdException w:name="List Continue 5" w:semiHidden="1" w:unhideWhenUsed="1"/>
+    <w:lsdException w:name="Message Header" w:semiHidden="1" w:unhideWhenUsed="1"/>
+    <w:lsdException w:name="Subtitle" w:uiPriority="11" w:qFormat="1"/>
+    <w:lsdException w:name="Salutation" w:semiHidden="1" w:unhideWhenUsed="1"/>
+    <w:lsdException w:name="Date" w:semiHidden="1" w:unhideWhenUsed="1"/>
+    <w:lsdException w:name="Body Text First Indent" w:semiHidden="1" w:unhideWhenUsed="1"/>
+    <w:lsdException w:name="Body Text First Indent 2" w:semiHidden="1" w:unhideWhenUsed="1"/>
+    <w:lsdException w:name="Note Heading" w:semiHidden="1" w:unhideWhenUsed="1"/>
+    <w:lsdException w:name="Body Text 2" w:semiHidden="1" w:unhideWhenUsed="1"/>
+    <w:lsdException w:name="Body Text 3" w:semiHidden="1" w:unhideWhenUsed="1"/>
+    <w:lsdException w:name="Body Text Indent 2" w:semiHidden="1" w:unhideWhenUsed="1"/>
+    <w:lsdException w:name="Body Text Indent 3" w:semiHidden="1" w:unhideWhenUsed="1"/>
+    <w:lsdException w:name="Block Text" w:semiHidden="1" w:unhideWhenUsed="1"/>
+    <w:lsdException w:name="Hyperlink" w:semiHidden="1" w:unhideWhenUsed="1"/>
+    <w:lsdException w:name="FollowedHyperlink" w:semiHidden="1" w:unhideWhenUsed="1"/>
+    <w:lsdException w:name="Strong" w:uiPriority="22" w:qFormat="1"/>
+    <w:lsdException w:name="Emphasis" w:uiPriority="20" w:qFormat="1"/>
+    <w:lsdException w:name="Document Map" w:semiHidden="1" w:unhideWhenUsed="1"/>
+    <w:lsdException w:name="Plain Text" w:semiHidden="1" w:unhideWhenUsed="1"/>
+    <w:lsdException w:name="E-mail Signature" w:semiHidden="1" w:unhideWhenUsed="1"/>
+    <w:lsdException w:name="HTML Top of Form" w:semiHidden="1" w:unhideWhenUsed="1"/>
+    <w:lsdException w:name="HTML Bottom of Form" w:semiHidden="1" w:unhideWhenUsed="1"/>
+    <w:lsdException w:name="Normal (Web)" w:semiHidden="1" w:unhideWhenUsed="1"/>
+    <w:lsdException w:name="HTML Acronym" w:semiHidden="1" w:unhideWhenUsed="1"/>
+    <w:lsdException w:name="HTML Address" w:semiHidden="1" w:unhideWhenUsed="1"/>
+    <w:lsdException w:name="HTML Cite" w:semiHidden="1" w:unhideWhenUsed="1"/>
+    <w:lsdException w:name="HTML Code" w:semiHidden="1" w:unhideWhenUsed="1"/>
+    <w:lsdException w:name="HTML Definition" w:semiHidden="1" w:unhideWhenUsed="1"/>
+    <w:lsdException w:name="HTML Keyboard" w:semiHidden="1" w:unhideWhenUsed="1"/>
+    <w:lsdException w:name="HTML Preformatted" w:semiHidden="1" w:unhideWhenUsed="1"/>
+    <w:lsdException w:name="HTML Sample" w:semiHidden="1" w:unhideWhenUsed="1"/>
+    <w:lsdException w:name="HTML Typewriter" w:semiHidden="1" w:unhideWhenUsed="1"/>
+    <w:lsdException w:name="HTML Variable" w:semiHidden="1" w:unhideWhenUsed="1"/>
+    <w:lsdException w:name="Normal Table" w:semiHidden="1" w:unhideWhenUsed="1"/>
+    <w:lsdException w:name="annotation subject" w:semiHidden="1" w:unhideWhenUsed="1"/>
+    <w:lsdException w:name="No List" w:semiHidden="1" w:unhideWhenUsed="1"/>
+    <w:lsdException w:name="Outline List 1" w:semiHidden="1" w:unhideWhenUsed="1"/>
+    <w:lsdException w:name="Outline List 2" w:semiHidden="1" w:unhideWhenUsed="1"/>
+    <w:lsdException w:name="Outline List 3" w:semiHidden="1" w:unhideWhenUsed="1"/>
+    <w:lsdException w:name="Table Simple 1" w:semiHidden="1" w:unhideWhenUsed="1"/>
+    <w:lsdException w:name="Table Simple 2" w:semiHidden="1" w:unhideWhenUsed="1"/>
+    <w:lsdException w:name="Table Simple 3" w:semiHidden="1" w:unhideWhenUsed="1"/>
+    <w:lsdException w:name="Table Classic 1" w:semiHidden="1" w:unhideWhenUsed="1"/>
+    <w:lsdException w:name="Table Classic 2" w:semiHidden="1" w:unhideWhenUsed="1"/>
+    <w:lsdException w:name="Table Classic 3" w:semiHidden="1" w:unhideWhenUsed="1"/>
+    <w:lsdException w:name="Table Classic 4" w:semiHidden="1" w:unhideWhenUsed="1"/>
+    <w:lsdException w:name="Table Colorful 1" w:semiHidden="1" w:unhideWhenUsed="1"/>
+    <w:lsdException w:name="Table Colorful 2" w:semiHidden="1" w:unhideWhenUsed="1"/>
+    <w:lsdException w:name="Table Colorful 3" w:semiHidden="1" w:unhideWhenUsed="1"/>
+    <w:lsdException w:name="Table Columns 1" w:semiHidden="1" w:unhideWhenUsed="1"/>
+    <w:lsdException w:name="Table Columns 2" w:semiHidden="1" w:unhideWhenUsed="1"/>
+    <w:lsdException w:name="Table Columns 3" w:semiHidden="1" w:unhideWhenUsed="1"/>
+    <w:lsdException w:name="Table Columns 4" w:semiHidden="1" w:unhideWhenUsed="1"/>
+    <w:lsdException w:name="Table Columns 5" w:semiHidden="1" w:unhideWhenUsed="1"/>
+    <w:lsdException w:name="Table Grid 1" w:semiHidden="1" w:unhideWhenUsed="1"/>
+    <w:lsdException w:name="Table Grid 2" w:semiHidden="1" w:unhideWhenUsed="1"/>
+    <w:lsdException w:name="Table Grid 3" w:semiHidden="1" w:unhideWhenUsed="1"/>
+    <w:lsdException w:name="Table Grid 4" w:semiHidden="1" w:unhideWhenUsed="1"/>
+    <w:lsdException w:name="Table Grid 5" w:semiHidden="1" w:unhideWhenUsed="1"/>
+    <w:lsdException w:name="Table Grid 6" w:semiHidden="1" w:unhideWhenUsed="1"/>
+    <w:lsdException w:name="Table Grid 7" w:semiHidden="1" w:unhideWhenUsed="1"/>
+    <w:lsdException w:name="Table Grid 8" w:semiHidden="1" w:unhideWhenUsed="1"/>
+    <w:lsdException w:name="Table List 1" w:semiHidden="1" w:unhideWhenUsed="1"/>
+    <w:lsdException w:name="Table List 2" w:semiHidden="1" w:unhideWhenUsed="1"/>
+    <w:lsdException w:name="Table List 3" w:semiHidden="1" w:unhideWhenUsed="1"/>
+    <w:lsdException w:name="Table List 4" w:semiHidden="1" w:unhideWhenUsed="1"/>
+    <w:lsdException w:name="Table List 5" w:semiHidden="1" w:unhideWhenUsed="1"/>
+    <w:lsdException w:name="Table List 6" w:semiHidden="1" w:unhideWhenUsed="1"/>
+    <w:lsdException w:name="Table List 7" w:semiHidden="1" w:unhideWhenUsed="1"/>
+    <w:lsdException w:name="Table List 8" w:semiHidden="1" w:unhideWhenUsed="1"/>
+    <w:lsdException w:name="Table 3D effects 1" w:semiHidden="1" w:unhideWhenUsed="1"/>
+    <w:lsdException w:name="Table 3D effects 2" w:semiHidden="1" w:unhideWhenUsed="1"/>
+    <w:lsdException w:name="Table 3D effects 3" w:semiHidden="1" w:unhideWhenUsed="1"/>
+    <w:lsdException w:name="Table Contemporary" w:semiHidden="1" w:unhideWhenUsed="1"/>
+    <w:lsdException w:name="Table Elegant" w:semiHidden="1" w:unhideWhenUsed="1"/>
+    <w:lsdException w:name="Table Professional" w:semiHidden="1" w:unhideWhenUsed="1"/>
+    <w:lsdException w:name="Table Subtle 1" w:semiHidden="1" w:unhideWhenUsed="1"/>
+    <w:lsdException w:name="Table Subtle 2" w:semiHidden="1" w:unhideWhenUsed="1"/>
+    <w:lsdException w:name="Table Web 1" w:semiHidden="1" w:unhideWhenUsed="1"/>
+    <w:lsdException w:name="Table Web 2" w:semiHidden="1" w:unhideWhenUsed="1"/>
+    <w:lsdException w:name="Table Web 3" w:semiHidden="1" w:unhideWhenUsed="1"/>
+    <w:lsdException w:name="Balloon Text" w:semiHidden="1" w:unhideWhenUsed="1"/>
+    <w:lsdException w:name="Table Grid" w:uiPriority="39"/>
+    <w:lsdException w:name="Table Theme" w:semiHidden="1" w:unhideWhenUsed="1"/>
+    <w:lsdException w:name="Placeholder Text" w:semiHidden="1"/>
+    <w:lsdException w:name="No Spacing" w:uiPriority="1" w:qFormat="1"/>
+    <w:lsdException w:name="Light Shading" w:uiPriority="60"/>
+    <w:lsdException w:name="Light List" w:uiPriority="61"/>
+    <w:lsdException w:name="Light Grid" w:uiPriority="62"/>
+    <w:lsdException w:name="Medium Shading 1" w:uiPriority="63"/>
+    <w:lsdException w:name="Medium Shading 2" w:uiPriority="64"/>
+    <w:lsdException w:name="Medium List 1" w:uiPriority="65"/>
+    <w:lsdException w:name="Medium List 2" w:uiPriority="66"/>
+    <w:lsdException w:name="Medium Grid 1" w:uiPriority="67"/>
+    <w:lsdException w:name="Medium Grid 2" w:uiPriority="68"/>
+    <w:lsdException w:name="Medium Grid 3" w:uiPriority="69"/>
+    <w:lsdException w:name="Dark List" w:uiPriority="70"/>
+    <w:lsdException w:name="Colorful Shading" w:uiPriority="71"/>
+    <w:lsdException w:name="Colorful List" w:uiPriority="72"/>
+    <w:lsdException w:name="Colorful Grid" w:uiPriority="73"/>
+    <w:lsdException w:name="Light Shading Accent 1" w:uiPriority="60"/>
+    <w:lsdException w:name="Light List Accent 1" w:uiPriority="61"/>
+    <w:lsdException w:name="Light Grid Accent 1" w:uiPriority="62"/>
+    <w:lsdException w:name="Medium Shading 1 Accent 1" w:uiPriority="63"/>
+    <w:lsdException w:name="Medium Shading 2 Accent 1" w:uiPriority="64"/>
+    <w:lsdException w:name="Medium List 1 Accent 1" w:uiPriority="65"/>
+    <w:lsdException w:name="Revision" w:semiHidden="1"/>
+    <w:lsdException w:name="List Paragraph" w:uiPriority="34" w:qFormat="1"/>
+    <w:lsdException w:name="Quote" w:uiPriority="29" w:qFormat="1"/>
+    <w:lsdException w:name="Intense Quote" w:uiPriority="30" w:qFormat="1"/>
+    <w:lsdException w:name="Medium List 2 Accent 1" w:uiPriority="66"/>
+    <w:lsdException w:name="Medium Grid 1 Accent 1" w:uiPriority="67"/>
+    <w:lsdException w:name="Medium Grid 2 Accent 1" w:uiPriority="68"/>
+    <w:lsdException w:name="Medium Grid 3 Accent 1" w:uiPriority="69"/>
+    <w:lsdException w:name="Dark List Accent 1" w:uiPriority="70"/>
+    <w:lsdException w:name="Colorful Shading Accent 1" w:uiPriority="71"/>
+    <w:lsdException w:name="Colorful List Accent 1" w:uiPriority="72"/>
+    <w:lsdException w:name="Colorful Grid Accent 1" w:uiPriority="73"/>
+    <w:lsdException w:name="Light Shading Accent 2" w:uiPriority="60"/>
+    <w:lsdException w:name="Light List Accent 2" w:uiPriority="61"/>
+    <w:lsdException w:name="Light Grid Accent 2" w:uiPriority="62"/>
+    <w:lsdException w:name="Medium Shading 1 Accent 2" w:uiPriority="63"/>
+    <w:lsdException w:name="Medium Shading 2 Accent 2" w:uiPriority="64"/>
+    <w:lsdException w:name="Medium List 1 Accent 2" w:uiPriority="65"/>
+    <w:lsdException w:name="Medium List 2 Accent 2" w:uiPriority="66"/>
+    <w:lsdException w:name="Medium Grid 1 Accent 2" w:uiPriority="67"/>
+    <w:lsdException w:name="Medium Grid 2 Accent 2" w:uiPriority="68"/>
+    <w:lsdException w:name="Medium Grid 3 Accent 2" w:uiPriority="69"/>
+    <w:lsdException w:name="Dark List Accent 2" w:uiPriority="70"/>
+    <w:lsdException w:name="Colorful Shading Accent 2" w:uiPriority="71"/>
+    <w:lsdException w:name="Colorful List Accent 2" w:uiPriority="72"/>
+    <w:lsdException w:name="Colorful Grid Accent 2" w:uiPriority="73"/>
+    <w:lsdException w:name="Light Shading Accent 3" w:uiPriority="60"/>
+    <w:lsdException w:name="Light List Accent 3" w:uiPriority="61"/>
+    <w:lsdException w:name="Light Grid Accent 3" w:uiPriority="62"/>
+    <w:lsdException w:name="Medium Shading 1 Accent 3" w:uiPriority="63"/>
+    <w:lsdException w:name="Medium Shading 2 Accent 3" w:uiPriority="64"/>
+    <w:lsdException w:name="Medium List 1 Accent 3" w:uiPriority="65"/>
+    <w:lsdException w:name="Medium List 2 Accent 3" w:uiPriority="66"/>
+    <w:lsdException w:name="Medium Grid 1 Accent 3" w:uiPriority="67"/>
+    <w:lsdException w:name="Medium Grid 2 Accent 3" w:uiPriority="68"/>
+    <w:lsdException w:name="Medium Grid 3 Accent 3" w:uiPriority="69"/>
+    <w:lsdException w:name="Dark List Accent 3" w:uiPriority="70"/>
+    <w:lsdException w:name="Colorful Shading Accent 3" w:uiPriority="71"/>
+    <w:lsdException w:name="Colorful List Accent 3" w:uiPriority="72"/>
+    <w:lsdException w:name="Colorful Grid Accent 3" w:uiPriority="73"/>
+    <w:lsdException w:name="Light Shading Accent 4" w:uiPriority="60"/>
+    <w:lsdException w:name="Light List Accent 4" w:uiPriority="61"/>
+    <w:lsdException w:name="Light Grid Accent 4" w:uiPriority="62"/>
+    <w:lsdException w:name="Medium Shading 1 Accent 4" w:uiPriority="63"/>
+    <w:lsdException w:name="Medium Shading 2 Accent 4" w:uiPriority="64"/>
+    <w:lsdException w:name="Medium List 1 Accent 4" w:uiPriority="65"/>
+    <w:lsdException w:name="Medium List 2 Accent 4" w:uiPriority="66"/>
+    <w:lsdException w:name="Medium Grid 1 Accent 4" w:uiPriority="67"/>
+    <w:lsdException w:name="Medium Grid 2 Accent 4" w:uiPriority="68"/>
+    <w:lsdException w:name="Medium Grid 3 Accent 4" w:uiPriority="69"/>
+    <w:lsdException w:name="Dark List Accent 4" w:uiPriority="70"/>
+    <w:lsdException w:name="Colorful Shading Accent 4" w:uiPriority="71"/>
+    <w:lsdException w:name="Colorful List Accent 4" w:uiPriority="72"/>
+    <w:lsdException w:name="Colorful Grid Accent 4" w:uiPriority="73"/>
+    <w:lsdException w:name="Light Shading Accent 5" w:uiPriority="60"/>
+    <w:lsdException w:name="Light List Accent 5" w:uiPriority="61"/>
+    <w:lsdException w:name="Light Grid Accent 5" w:uiPriority="62"/>
+    <w:lsdException w:name="Medium Shading 1 Accent 5" w:uiPriority="63"/>
+    <w:lsdException w:name="Medium Shading 2 Accent 5" w:uiPriority="64"/>
+    <w:lsdException w:name="Medium List 1 Accent 5" w:uiPriority="65"/>
+    <w:lsdException w:name="Medium List 2 Accent 5" w:uiPriority="66"/>
+    <w:lsdException w:name="Medium Grid 1 Accent 5" w:uiPriority="67"/>
+    <w:lsdException w:name="Medium Grid 2 Accent 5" w:uiPriority="68"/>
+    <w:lsdException w:name="Medium Grid 3 Accent 5" w:uiPriority="69"/>
+    <w:lsdException w:name="Dark List Accent 5" w:uiPriority="70"/>
+    <w:lsdException w:name="Colorful Shading Accent 5" w:uiPriority="71"/>
+    <w:lsdException w:name="Colorful List Accent 5" w:uiPriority="72"/>
+    <w:lsdException w:name="Colorful Grid Accent 5" w:uiPriority="73"/>
+    <w:lsdException w:name="Light Shading Accent 6" w:uiPriority="60"/>
+    <w:lsdException w:name="Light List Accent 6" w:uiPriority="61"/>
+    <w:lsdException w:name="Light Grid Accent 6" w:uiPriority="62"/>
+    <w:lsdException w:name="Medium Shading 1 Accent 6" w:uiPriority="63"/>
+    <w:lsdException w:name="Medium Shading 2 Accent 6" w:uiPriority="64"/>
+    <w:lsdException w:name="Medium List 1 Accent 6" w:uiPriority="65"/>
+    <w:lsdException w:name="Medium List 2 Accent 6" w:uiPriority="66"/>
+    <w:lsdException w:name="Medium Grid 1 Accent 6" w:uiPriority="67"/>
+    <w:lsdException w:name="Medium Grid 2 Accent 6" w:uiPriority="68"/>
+    <w:lsdException w:name="Medium Grid 3 Accent 6" w:uiPriority="69"/>
+    <w:lsdException w:name="Dark List Accent 6" w:uiPriority="70"/>
+    <w:lsdException w:name="Colorful Shading Accent 6" w:uiPriority="71"/>
+    <w:lsdException w:name="Colorful List Accent 6" w:uiPriority="72"/>
+    <w:lsdException w:name="Colorful Grid Accent 6" w:uiPriority="73"/>
+    <w:lsdException w:name="Subtle Emphasis" w:uiPriority="19" w:qFormat="1"/>
+    <w:lsdException w:name="Intense Emphasis" w:uiPriority="21" w:qFormat="1"/>
+    <w:lsdException w:name="Subtle Reference" w:uiPriority="31" w:qFormat="1"/>
+    <w:lsdException w:name="Intense Reference" w:uiPriority="32" w:qFormat="1"/>
+    <w:lsdException w:name="Book Title" w:uiPriority="33" w:qFormat="1"/>
+    <w:lsdException w:name="Bibliography" w:semiHidden="1" w:uiPriority="37" w:unhideWhenUsed="1"/>
+    <w:lsdException w:name="TOC Heading" w:semiHidden="1" w:uiPriority="39" w:unhideWhenUsed="1" w:qFormat="1"/>
+    <w:lsdException w:name="Plain Table 1" w:uiPriority="41"/>
+    <w:lsdException w:name="Plain Table 2" w:uiPriority="42"/>
+    <w:lsdException w:name="Plain Table 3" w:uiPriority="43"/>
+    <w:lsdException w:name="Plain Table 4" w:uiPriority="44"/>
+    <w:lsdException w:name="Plain Table 5" w:uiPriority="45"/>
+    <w:lsdException w:name="Grid Table Light" w:uiPriority="40"/>
+    <w:lsdException w:name="Grid Table 1 Light" w:uiPriority="46"/>
+    <w:lsdException w:name="Grid Table 2" w:uiPriority="47"/>
+    <w:lsdException w:name="Grid Table 3" w:uiPriority="48"/>
+    <w:lsdException w:name="Grid Table 4" w:uiPriority="49"/>
+    <w:lsdException w:name="Grid Table 5 Dark" w:uiPriority="50"/>
+    <w:lsdException w:name="Grid Table 6 Colorful" w:uiPriority="51"/>
+    <w:lsdException w:name="Grid Table 7 Colorful" w:uiPriority="52"/>
+    <w:lsdException w:name="Grid Table 1 Light Accent 1" w:uiPriority="46"/>
+    <w:lsdException w:name="Grid Table 2 Accent 1" w:uiPriority="47"/>
+    <w:lsdException w:name="Grid Table 3 Accent 1" w:uiPriority="48"/>
+    <w:lsdException w:name="Grid Table 4 Accent 1" w:uiPriority="49"/>
+    <w:lsdException w:name="Grid Table 5 Dark Accent 1" w:uiPriority="50"/>
+    <w:lsdException w:name="Grid Table 6 Colorful Accent 1" w:uiPriority="51"/>
+    <w:lsdException w:name="Grid Table 7 Colorful Accent 1" w:uiPriority="52"/>
+    <w:lsdException w:name="Grid Table 1 Light Accent 2" w:uiPriority="46"/>
+    <w:lsdException w:name="Grid Table 2 Accent 2" w:uiPriority="47"/>
+    <w:lsdException w:name="Grid Table 3 Accent 2" w:uiPriority="48"/>
+    <w:lsdException w:name="Grid Table 4 Accent 2" w:uiPriority="49"/>
+    <w:lsdException w:name="Grid Table 5 Dark Accent 2" w:uiPriority="50"/>
+    <w:lsdException w:name="Grid Table 6 Colorful Accent 2" w:uiPriority="51"/>
+    <w:lsdException w:name="Grid Table 7 Colorful Accent 2" w:uiPriority="52"/>
+    <w:lsdException w:name="Grid Table 1 Light Accent 3" w:uiPriority="46"/>
+    <w:lsdException w:name="Grid Table 2 Accent 3" w:uiPriority="47"/>
+    <w:lsdException w:name="Grid Table 3 Accent 3" w:uiPriority="48"/>
+    <w:lsdException w:name="Grid Table 4 Accent 3" w:uiPriority="49"/>
+    <w:lsdException w:name="Grid Table 5 Dark Accent 3" w:uiPriority="50"/>
+    <w:lsdException w:name="Grid Table 6 Colorful Accent 3" w:uiPriority="51"/>
+    <w:lsdException w:name="Grid Table 7 Colorful Accent 3" w:uiPriority="52"/>
+    <w:lsdException w:name="Grid Table 1 Light Accent 4" w:uiPriority="46"/>
+    <w:lsdException w:name="Grid Table 2 Accent 4" w:uiPriority="47"/>
+    <w:lsdException w:name="Grid Table 3 Accent 4" w:uiPriority="48"/>
+    <w:lsdException w:name="Grid Table 4 Accent 4" w:uiPriority="49"/>
+    <w:lsdException w:name="Grid Table 5 Dark Accent 4" w:uiPriority="50"/>
+    <w:lsdException w:name="Grid Table 6 Colorful Accent 4" w:uiPriority="51"/>
+    <w:lsdException w:name="Grid Table 7 Colorful Accent 4" w:uiPriority="52"/>
+    <w:lsdException w:name="Grid Table 1 Light Accent 5" w:uiPriority="46"/>
+    <w:lsdException w:name="Grid Table 2 Accent 5" w:uiPriority="47"/>
+    <w:lsdException w:name="Grid Table 3 Accent 5" w:uiPriority="48"/>
+    <w:lsdException w:name="Grid Table 4 Accent 5" w:uiPriority="49"/>
+    <w:lsdException w:name="Grid Table 5 Dark Accent 5" w:uiPriority="50"/>
+    <w:lsdException w:name="Grid Table 6 Colorful Accent 5" w:uiPriority="51"/>
+    <w:lsdException w:name="Grid Table 7 Colorful Accent 5" w:uiPriority="52"/>
+    <w:lsdException w:name="Grid Table 1 Light Accent 6" w:uiPriority="46"/>
+    <w:lsdException w:name="Grid Table 2 Accent 6" w:uiPriority="47"/>
+    <w:lsdException w:name="Grid Table 3 Accent 6" w:uiPriority="48"/>
+    <w:lsdException w:name="Grid Table 4 Accent 6" w:uiPriority="49"/>
+    <w:lsdException w:name="Grid Table 5 Dark Accent 6" w:uiPriority="50"/>
+    <w:lsdException w:name="Grid Table 6 Colorful Accent 6" w:uiPriority="51"/>
+    <w:lsdException w:name="Grid Table 7 Colorful Accent 6" w:uiPriority="52"/>
+    <w:lsdException w:name="List Table 1 Light" w:uiPriority="46"/>
+    <w:lsdException w:name="List Table 2" w:uiPriority="47"/>
+    <w:lsdException w:name="List Table 3" w:uiPriority="48"/>
+    <w:lsdException w:name="List Table 4" w:uiPriority="49"/>
+    <w:lsdException w:name="List Table 5 Dark" w:uiPriority="50"/>
+    <w:lsdException w:name="List Table 6 Colorful" w:uiPriority="51"/>
+    <w:lsdException w:name="List Table 7 Colorful" w:uiPriority="52"/>
+    <w:lsdException w:name="List Table 1 Light Accent 1" w:uiPriority="46"/>
+    <w:lsdException w:name="List Table 2 Accent 1" w:uiPriority="47"/>
+    <w:lsdException w:name="List Table 3 Accent 1" w:uiPriority="48"/>
+    <w:lsdException w:name="List Table 4 Accent 1" w:uiPriority="49"/>
+    <w:lsdException w:name="List Table 5 Dark Accent 1" w:uiPriority="50"/>
+    <w:lsdException w:name="List Table 6 Colorful Accent 1" w:uiPriority="51"/>
+    <w:lsdException w:name="List Table 7 Colorful Accent 1" w:uiPriority="52"/>
+    <w:lsdException w:name="List Table 1 Light Accent 2" w:uiPriority="46"/>
+    <w:lsdException w:name="List Table 2 Accent 2" w:uiPriority="47"/>
+    <w:lsdException w:name="List Table 3 Accent 2" w:uiPriority="48"/>
+    <w:lsdException w:name="List Table 4 Accent 2" w:uiPriority="49"/>
+    <w:lsdException w:name="List Table 5 Dark Accent 2" w:uiPriority="50"/>
+    <w:lsdException w:name="List Table 6 Colorful Accent 2" w:uiPriority="51"/>
+    <w:lsdException w:name="List Table 7 Colorful Accent 2" w:uiPriority="52"/>
+    <w:lsdException w:name="List Table 1 Light Accent 3" w:uiPriority="46"/>
+    <w:lsdException w:name="List Table 2 Accent 3" w:uiPriority="47"/>
+    <w:lsdException w:name="List Table 3 Accent 3" w:uiPriority="48"/>
+    <w:lsdException w:name="List Table 4 Accent 3" w:uiPriority="49"/>
+    <w:lsdException w:name="List Table 5 Dark Accent 3" w:uiPriority="50"/>
+    <w:lsdException w:name="List Table 6 Colorful Accent 3" w:uiPriority="51"/>
+    <w:lsdException w:name="List Table 7 Colorful Accent 3" w:uiPriority="52"/>
+    <w:lsdException w:name="List Table 1 Light Accent 4" w:uiPriority="46"/>
+    <w:lsdException w:name="List Table 2 Accent 4" w:uiPriority="47"/>
+    <w:lsdException w:name="List Table 3 Accent 4" w:uiPriority="48"/>
+    <w:lsdException w:name="List Table 4 Accent 4" w:uiPriority="49"/>
+    <w:lsdException w:name="List Table 5 Dark Accent 4" w:uiPriority="50"/>
+    <w:lsdException w:name="List Table 6 Colorful Accent 4" w:uiPriority="51"/>
+    <w:lsdException w:name="List Table 7 Colorful Accent 4" w:uiPriority="52"/>
+    <w:lsdException w:name="List Table 1 Light Accent 5" w:uiPriority="46"/>
+    <w:lsdException w:name="List Table 2 Accent 5" w:uiPriority="47"/>
+    <w:lsdException w:name="List Table 3 Accent 5" w:uiPriority="48"/>
+    <w:lsdException w:name="List Table 4 Accent 5" w:uiPriority="49"/>
+    <w:lsdException w:name="List Table 5 Dark Accent 5" w:uiPriority="50"/>
+    <w:lsdException w:name="List Table 6 Colorful Accent 5" w:uiPriority="51"/>
+    <w:lsdException w:name="List Table 7 Colorful Accent 5" w:uiPriority="52"/>
+    <w:lsdException w:name="List Table 1 Light Accent 6" w:uiPriority="46"/>
+    <w:lsdException w:name="List Table 2 Accent 6" w:uiPriority="47"/>
+    <w:lsdException w:name="List Table 3 Accent 6" w:uiPriority="48"/>
+    <w:lsdException w:name="List Table 4 Accent 6" w:uiPriority="49"/>
+    <w:lsdException w:name="List Table 5 Dark Accent 6" w:uiPriority="50"/>
+    <w:lsdException w:name="List Table 6 Colorful Accent 6" w:uiPriority="51"/>
+    <w:lsdException w:name="List Table 7 Colorful Accent 6" w:uiPriority="52"/>
+    <w:lsdException w:name="Mention" w:semiHidden="1" w:unhideWhenUsed="1"/>
+    <w:lsdException w:name="Smart Hyperlink" w:semiHidden="1" w:unhideWhenUsed="1"/>
+    <w:lsdException w:name="Hashtag" w:semiHidden="1" w:unhideWhenUsed="1"/>
+    <w:lsdException w:name="Unresolved Mention" w:semiHidden="1" w:unhideWhenUsed="1"/>
+    <w:lsdException w:name="Smart Link" w:semiHidden="1" w:unhideWhenUsed="1"/>
+  </w:latentStyles>
+  <w:style w:type="paragraph" w:default="1" w:styleId="Normal">
     <w:name w:val="Normal"/>
     <w:qFormat/>
     <w:pPr>
-      <w:widowControl/>
-      <w:suppressAutoHyphens w:val="true"/>
-      <w:bidi w:val="0"/>
-      <w:spacing w:lineRule="auto" w:line="276" w:before="0" w:after="200"/>
-      <w:jc w:val="left"/>
+      <w:spacing w:after="200" w:line="276" w:lineRule="auto"/>
     </w:pPr>
     <w:rPr>
-      <w:rFonts w:ascii="Calibri" w:hAnsi="Calibri" w:eastAsia="Times New Roman" w:cs="Times New Roman"/>
-      <w:color w:val="auto"/>
-      <w:kern w:val="0"/>
+      <w:rFonts w:ascii="Calibri" w:eastAsia="Times New Roman" w:hAnsi="Calibri" w:cs="Times New Roman"/>
       <w:sz w:val="22"/>
       <w:szCs w:val="22"/>
-      <w:lang w:val="ru-RU" w:eastAsia="zh-CN" w:bidi="ar-SA"/>
+      <w:lang w:bidi="ar-SA"/>
     </w:rPr>
   </w:style>
-  <w:style w:type="character" w:styleId="Style14">
+  <w:style w:type="character" w:default="1" w:styleId="DefaultParagraphFont">
+    <w:name w:val="Default Paragraph Font"/>
+    <w:uiPriority w:val="1"/>
+    <w:semiHidden/>
+    <w:unhideWhenUsed/>
+  </w:style>
+  <w:style w:type="table" w:default="1" w:styleId="TableNormal">
+    <w:name w:val="Normal Table"/>
+    <w:uiPriority w:val="99"/>
+    <w:semiHidden/>
+    <w:unhideWhenUsed/>
+    <w:tblPr>
+      <w:tblInd w:w="0" w:type="dxa"/>
+      <w:tblCellMar>
+        <w:top w:w="0" w:type="dxa"/>
+        <w:left w:w="108" w:type="dxa"/>
+        <w:bottom w:w="0" w:type="dxa"/>
+        <w:right w:w="108" w:type="dxa"/>
+      </w:tblCellMar>
+    </w:tblPr>
+  </w:style>
+  <w:style w:type="numbering" w:default="1" w:styleId="NoList">
+    <w:name w:val="No List"/>
+    <w:uiPriority w:val="99"/>
+    <w:semiHidden/>
+    <w:unhideWhenUsed/>
+  </w:style>
+  <w:style w:type="character" w:customStyle="1" w:styleId="a">
     <w:name w:val="Основной шрифт абзаца"/>
     <w:qFormat/>
-    <w:rPr/>
-  </w:style>
-  <w:style w:type="character" w:styleId="-">
+  </w:style>
+  <w:style w:type="character" w:customStyle="1" w:styleId="-">
     <w:name w:val="Интернет-ссылка"/>
     <w:qFormat/>
     <w:rPr>
@@ -1823,44 +2032,41 @@
       <w:u w:val="single"/>
     </w:rPr>
   </w:style>
-  <w:style w:type="character" w:styleId="Style15">
+  <w:style w:type="character" w:customStyle="1" w:styleId="a0">
     <w:name w:val="Выделение"/>
-    <w:basedOn w:val="Style14"/>
+    <w:basedOn w:val="a"/>
     <w:qFormat/>
     <w:rPr>
       <w:i/>
       <w:iCs/>
     </w:rPr>
   </w:style>
-  <w:style w:type="character" w:styleId="wmi-callto">
+  <w:style w:type="character" w:customStyle="1" w:styleId="wmi-callto">
     <w:name w:val="wmi-callto"/>
-    <w:basedOn w:val="Style14"/>
+    <w:basedOn w:val="a"/>
     <w:qFormat/>
-    <w:rPr/>
-  </w:style>
-  <w:style w:type="character" w:styleId="js-extracted-address">
+  </w:style>
+  <w:style w:type="character" w:customStyle="1" w:styleId="js-extracted-address">
     <w:name w:val="js-extracted-address"/>
-    <w:basedOn w:val="Style14"/>
+    <w:basedOn w:val="a"/>
     <w:qFormat/>
-    <w:rPr/>
-  </w:style>
-  <w:style w:type="character" w:styleId="mail-message-map-nobreak">
+  </w:style>
+  <w:style w:type="character" w:customStyle="1" w:styleId="mail-message-map-nobreak">
     <w:name w:val="mail-message-map-nobreak"/>
-    <w:basedOn w:val="Style14"/>
+    <w:basedOn w:val="a"/>
     <w:qFormat/>
-    <w:rPr/>
-  </w:style>
-  <w:style w:type="paragraph" w:styleId="Heading">
+  </w:style>
+  <w:style w:type="paragraph" w:customStyle="1" w:styleId="Heading">
     <w:name w:val="Heading"/>
     <w:basedOn w:val="Normal"/>
     <w:next w:val="BodyText"/>
     <w:qFormat/>
     <w:pPr>
-      <w:keepNext w:val="true"/>
+      <w:keepNext/>
       <w:spacing w:before="240" w:after="120"/>
     </w:pPr>
     <w:rPr>
-      <w:rFonts w:ascii="Liberation Sans" w:hAnsi="Liberation Sans" w:eastAsia="Microsoft YaHei" w:cs="Arial"/>
+      <w:rFonts w:ascii="Liberation Sans" w:eastAsia="Microsoft YaHei" w:hAnsi="Liberation Sans" w:cs="Arial"/>
       <w:sz w:val="28"/>
       <w:szCs w:val="28"/>
     </w:rPr>
@@ -1869,14 +2075,12 @@
     <w:name w:val="Body Text"/>
     <w:basedOn w:val="Normal"/>
     <w:pPr>
-      <w:spacing w:lineRule="auto" w:line="276" w:before="0" w:after="140"/>
+      <w:spacing w:after="140"/>
     </w:pPr>
-    <w:rPr/>
   </w:style>
   <w:style w:type="paragraph" w:styleId="List">
     <w:name w:val="List"/>
     <w:basedOn w:val="BodyText"/>
-    <w:pPr/>
     <w:rPr>
       <w:rFonts w:cs="Lohit Devanagari"/>
     </w:rPr>
@@ -1897,7 +2101,7 @@
       <w:szCs w:val="24"/>
     </w:rPr>
   </w:style>
-  <w:style w:type="paragraph" w:styleId="Index">
+  <w:style w:type="paragraph" w:customStyle="1" w:styleId="Index">
     <w:name w:val="Index"/>
     <w:basedOn w:val="Normal"/>
     <w:qFormat/>
@@ -1908,22 +2112,22 @@
       <w:rFonts w:cs="Arial"/>
     </w:rPr>
   </w:style>
-  <w:style w:type="paragraph" w:styleId="Style16">
+  <w:style w:type="paragraph" w:customStyle="1" w:styleId="a1">
     <w:name w:val="Заголовок"/>
     <w:basedOn w:val="Normal"/>
     <w:next w:val="BodyText"/>
     <w:qFormat/>
     <w:pPr>
-      <w:keepNext w:val="true"/>
+      <w:keepNext/>
       <w:spacing w:before="240" w:after="120"/>
     </w:pPr>
     <w:rPr>
-      <w:rFonts w:ascii="Liberation Sans;Arial" w:hAnsi="Liberation Sans;Arial" w:eastAsia="Noto Sans CJK SC" w:cs="Lohit Devanagari"/>
+      <w:rFonts w:ascii="Liberation Sans;Arial" w:eastAsia="Noto Sans CJK SC" w:hAnsi="Liberation Sans;Arial" w:cs="Lohit Devanagari"/>
       <w:sz w:val="28"/>
       <w:szCs w:val="28"/>
     </w:rPr>
   </w:style>
-  <w:style w:type="paragraph" w:styleId="Style17">
+  <w:style w:type="paragraph" w:customStyle="1" w:styleId="a2">
     <w:name w:val="Указатель"/>
     <w:basedOn w:val="Normal"/>
     <w:qFormat/>
@@ -1934,104 +2138,79 @@
       <w:rFonts w:cs="Lohit Devanagari"/>
     </w:rPr>
   </w:style>
-  <w:style w:type="paragraph" w:styleId="Style18">
+  <w:style w:type="paragraph" w:customStyle="1" w:styleId="a3">
     <w:name w:val="Без интервала"/>
     <w:qFormat/>
-    <w:pPr>
-      <w:widowControl/>
-      <w:suppressAutoHyphens w:val="true"/>
-      <w:bidi w:val="0"/>
-      <w:spacing w:before="0" w:after="0"/>
-      <w:jc w:val="left"/>
-    </w:pPr>
     <w:rPr>
-      <w:rFonts w:ascii="Calibri" w:hAnsi="Calibri" w:eastAsia="Calibri" w:cs="Times New Roman"/>
-      <w:color w:val="auto"/>
-      <w:kern w:val="0"/>
+      <w:rFonts w:ascii="Calibri" w:eastAsia="Calibri" w:hAnsi="Calibri" w:cs="Times New Roman"/>
       <w:sz w:val="22"/>
       <w:szCs w:val="22"/>
-      <w:lang w:val="ru-RU" w:eastAsia="zh-CN" w:bidi="ar-SA"/>
+      <w:lang w:bidi="ar-SA"/>
     </w:rPr>
   </w:style>
-  <w:style w:type="paragraph" w:styleId="ConsPlusNonformat">
+  <w:style w:type="paragraph" w:customStyle="1" w:styleId="ConsPlusNonformat">
     <w:name w:val="ConsPlusNonformat"/>
     <w:qFormat/>
     <w:pPr>
-      <w:widowControl w:val="false"/>
-      <w:suppressAutoHyphens w:val="true"/>
-      <w:bidi w:val="0"/>
-      <w:spacing w:before="0" w:after="0"/>
-      <w:jc w:val="left"/>
+      <w:widowControl w:val="0"/>
     </w:pPr>
     <w:rPr>
-      <w:rFonts w:ascii="Courier New" w:hAnsi="Courier New" w:eastAsia="Times New Roman" w:cs="Courier New"/>
-      <w:color w:val="auto"/>
-      <w:kern w:val="0"/>
+      <w:rFonts w:ascii="Courier New" w:eastAsia="Times New Roman" w:hAnsi="Courier New" w:cs="Courier New"/>
       <w:sz w:val="20"/>
       <w:szCs w:val="20"/>
-      <w:lang w:val="ru-RU" w:eastAsia="zh-CN" w:bidi="ar-SA"/>
+      <w:lang w:bidi="ar-SA"/>
     </w:rPr>
   </w:style>
-  <w:style w:type="paragraph" w:styleId="Style19">
+  <w:style w:type="paragraph" w:customStyle="1" w:styleId="a4">
     <w:name w:val="Верхний и нижний колонтитулы"/>
     <w:basedOn w:val="Normal"/>
     <w:qFormat/>
     <w:pPr>
       <w:suppressLineNumbers/>
       <w:tabs>
-        <w:tab w:val="clear" w:pos="720"/>
-        <w:tab w:val="center" w:pos="4819" w:leader="none"/>
-        <w:tab w:val="right" w:pos="9638" w:leader="none"/>
+        <w:tab w:val="center" w:pos="4819"/>
+        <w:tab w:val="right" w:pos="9638"/>
       </w:tabs>
     </w:pPr>
-    <w:rPr/>
-  </w:style>
-  <w:style w:type="paragraph" w:styleId="HeaderandFooter">
+  </w:style>
+  <w:style w:type="paragraph" w:customStyle="1" w:styleId="HeaderandFooter">
     <w:name w:val="Header and Footer"/>
     <w:basedOn w:val="Normal"/>
     <w:qFormat/>
-    <w:pPr/>
-    <w:rPr/>
   </w:style>
   <w:style w:type="paragraph" w:styleId="Header">
     <w:name w:val="header"/>
     <w:basedOn w:val="Normal"/>
     <w:pPr>
       <w:tabs>
-        <w:tab w:val="clear" w:pos="720"/>
-        <w:tab w:val="center" w:pos="4677" w:leader="none"/>
-        <w:tab w:val="right" w:pos="9355" w:leader="none"/>
+        <w:tab w:val="center" w:pos="4677"/>
+        <w:tab w:val="right" w:pos="9355"/>
       </w:tabs>
     </w:pPr>
-    <w:rPr/>
   </w:style>
   <w:style w:type="paragraph" w:styleId="Footer">
     <w:name w:val="footer"/>
     <w:basedOn w:val="Normal"/>
     <w:pPr>
       <w:tabs>
-        <w:tab w:val="clear" w:pos="720"/>
-        <w:tab w:val="center" w:pos="4677" w:leader="none"/>
-        <w:tab w:val="right" w:pos="9355" w:leader="none"/>
+        <w:tab w:val="center" w:pos="4677"/>
+        <w:tab w:val="right" w:pos="9355"/>
       </w:tabs>
     </w:pPr>
-    <w:rPr/>
-  </w:style>
-  <w:style w:type="paragraph" w:styleId="Style20">
+  </w:style>
+  <w:style w:type="paragraph" w:customStyle="1" w:styleId="a5">
     <w:name w:val="Содержимое таблицы"/>
     <w:basedOn w:val="Normal"/>
     <w:qFormat/>
     <w:pPr>
       <w:suppressLineNumbers/>
     </w:pPr>
-    <w:rPr/>
-  </w:style>
-  <w:style w:type="paragraph" w:styleId="Style21">
+  </w:style>
+  <w:style w:type="paragraph" w:customStyle="1" w:styleId="a6">
     <w:name w:val="Заголовок таблицы"/>
-    <w:basedOn w:val="Style20"/>
+    <w:basedOn w:val="a5"/>
     <w:qFormat/>
     <w:pPr>
-      <w:suppressLineNumbers/>
       <w:jc w:val="center"/>
     </w:pPr>
     <w:rPr>
@@ -2039,35 +2218,33 @@
       <w:bCs/>
     </w:rPr>
   </w:style>
-  <w:style w:type="paragraph" w:styleId="Style22">
+  <w:style w:type="paragraph" w:customStyle="1" w:styleId="a7">
     <w:name w:val="Текст в заданном формате"/>
     <w:basedOn w:val="Normal"/>
     <w:qFormat/>
     <w:pPr>
-      <w:spacing w:before="0" w:after="0"/>
+      <w:spacing w:after="0"/>
     </w:pPr>
     <w:rPr>
-      <w:rFonts w:ascii="Arial" w:hAnsi="Arial" w:eastAsia="Courier New" w:cs="Courier New"/>
+      <w:rFonts w:ascii="Arial" w:eastAsia="Courier New" w:hAnsi="Arial" w:cs="Courier New"/>
       <w:sz w:val="20"/>
       <w:szCs w:val="20"/>
     </w:rPr>
   </w:style>
-  <w:style w:type="paragraph" w:styleId="TableContents">
+  <w:style w:type="paragraph" w:customStyle="1" w:styleId="TableContents">
     <w:name w:val="Table Contents"/>
     <w:basedOn w:val="Normal"/>
     <w:qFormat/>
     <w:pPr>
-      <w:widowControl w:val="false"/>
+      <w:widowControl w:val="0"/>
       <w:suppressLineNumbers/>
     </w:pPr>
-    <w:rPr/>
-  </w:style>
-  <w:style w:type="paragraph" w:styleId="TableHeading">
+  </w:style>
+  <w:style w:type="paragraph" w:customStyle="1" w:styleId="TableHeading">
     <w:name w:val="Table Heading"/>
     <w:basedOn w:val="TableContents"/>
     <w:qFormat/>
     <w:pPr>
-      <w:suppressLineNumbers/>
       <w:jc w:val="center"/>
     </w:pPr>
     <w:rPr>
@@ -2079,56 +2256,56 @@
 </file>
 
 <file path=word/theme/theme1.xml><?xml version="1.0" encoding="utf-8"?>
-<a:theme xmlns:a="http://schemas.openxmlformats.org/drawingml/2006/main" xmlns:r="http://schemas.openxmlformats.org/officeDocument/2006/relationships" name="Office">
+<a:theme xmlns:a="http://schemas.openxmlformats.org/drawingml/2006/main" name="Office">
   <a:themeElements>
     <a:clrScheme name="LibreOffice">
       <a:dk1>
         <a:srgbClr val="000000"/>
       </a:dk1>
       <a:lt1>
-        <a:srgbClr val="ffffff"/>
+        <a:srgbClr val="FFFFFF"/>
       </a:lt1>
       <a:dk2>
         <a:srgbClr val="000000"/>
       </a:dk2>
       <a:lt2>
-        <a:srgbClr val="ffffff"/>
+        <a:srgbClr val="FFFFFF"/>
       </a:lt2>
       <a:accent1>
-        <a:srgbClr val="18a303"/>
+        <a:srgbClr val="18A303"/>
       </a:accent1>
       <a:accent2>
-        <a:srgbClr val="0369a3"/>
+        <a:srgbClr val="0369A3"/>
       </a:accent2>
       <a:accent3>
-        <a:srgbClr val="a33e03"/>
+        <a:srgbClr val="A33E03"/>
       </a:accent3>
       <a:accent4>
-        <a:srgbClr val="8e03a3"/>
+        <a:srgbClr val="8E03A3"/>
       </a:accent4>
       <a:accent5>
-        <a:srgbClr val="c99c00"/>
+        <a:srgbClr val="C99C00"/>
       </a:accent5>
       <a:accent6>
-        <a:srgbClr val="c9211e"/>
+        <a:srgbClr val="C9211E"/>
       </a:accent6>
       <a:hlink>
-        <a:srgbClr val="0000ee"/>
+        <a:srgbClr val="0000EE"/>
       </a:hlink>
       <a:folHlink>
-        <a:srgbClr val="551a8b"/>
+        <a:srgbClr val="551A8B"/>
       </a:folHlink>
     </a:clrScheme>
     <a:fontScheme name="Office">
       <a:majorFont>
-        <a:latin typeface="Arial" pitchFamily="0" charset="1"/>
-        <a:ea typeface="DejaVu Sans" pitchFamily="0" charset="1"/>
-        <a:cs typeface="DejaVu Sans" pitchFamily="0" charset="1"/>
+        <a:latin typeface="Arial"/>
+        <a:ea typeface="DejaVu Sans"/>
+        <a:cs typeface="DejaVu Sans"/>
       </a:majorFont>
       <a:minorFont>
-        <a:latin typeface="Arial" pitchFamily="0" charset="1"/>
-        <a:ea typeface="DejaVu Sans" pitchFamily="0" charset="1"/>
-        <a:cs typeface="DejaVu Sans" pitchFamily="0" charset="1"/>
+        <a:latin typeface="Arial"/>
+        <a:ea typeface="DejaVu Sans"/>
+        <a:cs typeface="DejaVu Sans"/>
       </a:minorFont>
     </a:fontScheme>
     <a:fmtScheme>
@@ -2181,5 +2358,7 @@
       </a:bgFillStyleLst>
     </a:fmtScheme>
   </a:themeElements>
+  <a:objectDefaults/>
+  <a:extraClrSchemeLst/>
 </a:theme>
 </file>